--- a/requirements/过程文档.docx
+++ b/requirements/过程文档.docx
@@ -627,9 +627,59 @@
           <w:szCs w:val="30"/>
           <w:u w:val="single"/>
         </w:rPr>
-        <w:t xml:space="preserve">            林</w:t>
-      </w:r>
-      <w:proofErr w:type="gramStart"/>
+        <w:t xml:space="preserve">            林诣</w:t>
+      </w:r>
+      <w:r>
+        <w:rPr>
+          <w:rFonts w:ascii="宋体" w:hAnsi="宋体"/>
+          <w:b/>
+          <w:sz w:val="30"/>
+          <w:szCs w:val="30"/>
+          <w:u w:val="single"/>
+        </w:rPr>
+        <w:t xml:space="preserve">        </w:t>
+      </w:r>
+      <w:r>
+        <w:rPr>
+          <w:rFonts w:ascii="宋体" w:hAnsi="宋体"/>
+          <w:b/>
+          <w:sz w:val="30"/>
+          <w:szCs w:val="30"/>
+          <w:u w:val="single"/>
+        </w:rPr>
+        <w:tab/>
+      </w:r>
+      <w:r>
+        <w:rPr>
+          <w:rFonts w:ascii="宋体" w:hAnsi="宋体"/>
+          <w:b/>
+          <w:sz w:val="30"/>
+          <w:szCs w:val="30"/>
+          <w:u w:val="single"/>
+        </w:rPr>
+        <w:tab/>
+      </w:r>
+    </w:p>
+    <w:p>
+      <w:pPr>
+        <w:ind w:leftChars="645" w:left="1354"/>
+        <w:jc w:val="left"/>
+        <w:rPr>
+          <w:rFonts w:ascii="宋体" w:hAnsi="宋体" w:hint="eastAsia"/>
+          <w:b/>
+          <w:sz w:val="30"/>
+          <w:szCs w:val="30"/>
+        </w:rPr>
+      </w:pPr>
+      <w:r>
+        <w:rPr>
+          <w:rFonts w:ascii="宋体" w:hAnsi="宋体" w:hint="eastAsia"/>
+          <w:b/>
+          <w:sz w:val="30"/>
+          <w:szCs w:val="30"/>
+        </w:rPr>
+        <w:t>指导老师：</w:t>
+      </w:r>
       <w:r>
         <w:rPr>
           <w:rFonts w:ascii="宋体" w:hAnsi="宋体" w:hint="eastAsia"/>
@@ -638,9 +688,8 @@
           <w:szCs w:val="30"/>
           <w:u w:val="single"/>
         </w:rPr>
-        <w:t>诣</w:t>
-      </w:r>
-      <w:proofErr w:type="gramEnd"/>
+        <w:t xml:space="preserve">            周凯       </w:t>
+      </w:r>
       <w:r>
         <w:rPr>
           <w:rFonts w:ascii="宋体" w:hAnsi="宋体"/>
@@ -649,7 +698,7 @@
           <w:szCs w:val="30"/>
           <w:u w:val="single"/>
         </w:rPr>
-        <w:t xml:space="preserve">        </w:t>
+        <w:t xml:space="preserve">    </w:t>
       </w:r>
       <w:r>
         <w:rPr>
@@ -661,6 +710,38 @@
         </w:rPr>
         <w:tab/>
       </w:r>
+    </w:p>
+    <w:p>
+      <w:pPr>
+        <w:ind w:leftChars="645" w:left="1354"/>
+        <w:jc w:val="left"/>
+        <w:rPr>
+          <w:rFonts w:ascii="宋体" w:hAnsi="宋体" w:hint="eastAsia"/>
+          <w:b/>
+          <w:sz w:val="30"/>
+          <w:szCs w:val="30"/>
+          <w:u w:val="single"/>
+        </w:rPr>
+      </w:pPr>
+      <w:r>
+        <w:rPr>
+          <w:rFonts w:ascii="宋体" w:hAnsi="宋体" w:hint="eastAsia"/>
+          <w:b/>
+          <w:sz w:val="30"/>
+          <w:szCs w:val="30"/>
+        </w:rPr>
+        <w:t>提交日期：</w:t>
+      </w:r>
+      <w:r>
+        <w:rPr>
+          <w:rFonts w:ascii="宋体" w:hAnsi="宋体" w:hint="eastAsia"/>
+          <w:b/>
+          <w:sz w:val="30"/>
+          <w:szCs w:val="30"/>
+          <w:u w:val="single"/>
+        </w:rPr>
+        <w:t xml:space="preserve">   </w:t>
+      </w:r>
       <w:r>
         <w:rPr>
           <w:rFonts w:ascii="宋体" w:hAnsi="宋体"/>
@@ -669,28 +750,7 @@
           <w:szCs w:val="30"/>
           <w:u w:val="single"/>
         </w:rPr>
-        <w:tab/>
-      </w:r>
-    </w:p>
-    <w:p>
-      <w:pPr>
-        <w:ind w:leftChars="645" w:left="1354"/>
-        <w:jc w:val="left"/>
-        <w:rPr>
-          <w:rFonts w:ascii="宋体" w:hAnsi="宋体" w:hint="eastAsia"/>
-          <w:b/>
-          <w:sz w:val="30"/>
-          <w:szCs w:val="30"/>
-        </w:rPr>
-      </w:pPr>
-      <w:r>
-        <w:rPr>
-          <w:rFonts w:ascii="宋体" w:hAnsi="宋体" w:hint="eastAsia"/>
-          <w:b/>
-          <w:sz w:val="30"/>
-          <w:szCs w:val="30"/>
-        </w:rPr>
-        <w:t>指导老师：</w:t>
+        <w:t xml:space="preserve"> </w:t>
       </w:r>
       <w:r>
         <w:rPr>
@@ -700,7 +760,7 @@
           <w:szCs w:val="30"/>
           <w:u w:val="single"/>
         </w:rPr>
-        <w:t xml:space="preserve">            周凯       </w:t>
+        <w:t xml:space="preserve">    </w:t>
       </w:r>
       <w:r>
         <w:rPr>
@@ -710,23 +770,9 @@
           <w:szCs w:val="30"/>
           <w:u w:val="single"/>
         </w:rPr>
-        <w:t xml:space="preserve">    </w:t>
-      </w:r>
-      <w:r>
-        <w:rPr>
-          <w:rFonts w:ascii="宋体" w:hAnsi="宋体"/>
-          <w:b/>
-          <w:sz w:val="30"/>
-          <w:szCs w:val="30"/>
-          <w:u w:val="single"/>
-        </w:rPr>
         <w:tab/>
       </w:r>
-    </w:p>
-    <w:p>
-      <w:pPr>
-        <w:ind w:leftChars="645" w:left="1354"/>
-        <w:jc w:val="left"/>
+      <w:r>
         <w:rPr>
           <w:rFonts w:ascii="宋体" w:hAnsi="宋体" w:hint="eastAsia"/>
           <w:b/>
@@ -734,15 +780,7 @@
           <w:szCs w:val="30"/>
           <w:u w:val="single"/>
         </w:rPr>
-      </w:pPr>
-      <w:r>
-        <w:rPr>
-          <w:rFonts w:ascii="宋体" w:hAnsi="宋体" w:hint="eastAsia"/>
-          <w:b/>
-          <w:sz w:val="30"/>
-          <w:szCs w:val="30"/>
-        </w:rPr>
-        <w:t>提交日期：</w:t>
+        <w:t xml:space="preserve">  2026/</w:t>
       </w:r>
       <w:r>
         <w:rPr>
@@ -752,17 +790,7 @@
           <w:szCs w:val="30"/>
           <w:u w:val="single"/>
         </w:rPr>
-        <w:t xml:space="preserve">   </w:t>
-      </w:r>
-      <w:r>
-        <w:rPr>
-          <w:rFonts w:ascii="宋体" w:hAnsi="宋体"/>
-          <w:b/>
-          <w:sz w:val="30"/>
-          <w:szCs w:val="30"/>
-          <w:u w:val="single"/>
-        </w:rPr>
-        <w:t xml:space="preserve"> </w:t>
+        <w:t>3</w:t>
       </w:r>
       <w:r>
         <w:rPr>
@@ -772,27 +800,7 @@
           <w:szCs w:val="30"/>
           <w:u w:val="single"/>
         </w:rPr>
-        <w:t xml:space="preserve">    </w:t>
-      </w:r>
-      <w:r>
-        <w:rPr>
-          <w:rFonts w:ascii="宋体" w:hAnsi="宋体"/>
-          <w:b/>
-          <w:sz w:val="30"/>
-          <w:szCs w:val="30"/>
-          <w:u w:val="single"/>
-        </w:rPr>
-        <w:tab/>
-      </w:r>
-      <w:r>
-        <w:rPr>
-          <w:rFonts w:ascii="宋体" w:hAnsi="宋体" w:hint="eastAsia"/>
-          <w:b/>
-          <w:sz w:val="30"/>
-          <w:szCs w:val="30"/>
-          <w:u w:val="single"/>
-        </w:rPr>
-        <w:t xml:space="preserve">  2026/1     </w:t>
+        <w:t xml:space="preserve">     </w:t>
       </w:r>
       <w:r>
         <w:rPr>
@@ -996,6 +1004,15 @@
       </w:r>
     </w:p>
     <w:p/>
+    <w:p/>
+    <w:p/>
+    <w:p>
+      <w:pPr>
+        <w:rPr>
+          <w:rFonts w:hint="eastAsia"/>
+        </w:rPr>
+      </w:pPr>
+    </w:p>
     <w:p>
       <w:pPr>
         <w:rPr>
@@ -1463,9 +1480,59 @@
           <w:szCs w:val="30"/>
           <w:u w:val="single"/>
         </w:rPr>
-        <w:t xml:space="preserve">            林</w:t>
-      </w:r>
-      <w:proofErr w:type="gramStart"/>
+        <w:t xml:space="preserve">            林诣</w:t>
+      </w:r>
+      <w:r>
+        <w:rPr>
+          <w:rFonts w:ascii="宋体" w:hAnsi="宋体"/>
+          <w:b/>
+          <w:sz w:val="30"/>
+          <w:szCs w:val="30"/>
+          <w:u w:val="single"/>
+        </w:rPr>
+        <w:t xml:space="preserve">        </w:t>
+      </w:r>
+      <w:r>
+        <w:rPr>
+          <w:rFonts w:ascii="宋体" w:hAnsi="宋体"/>
+          <w:b/>
+          <w:sz w:val="30"/>
+          <w:szCs w:val="30"/>
+          <w:u w:val="single"/>
+        </w:rPr>
+        <w:tab/>
+      </w:r>
+      <w:r>
+        <w:rPr>
+          <w:rFonts w:ascii="宋体" w:hAnsi="宋体"/>
+          <w:b/>
+          <w:sz w:val="30"/>
+          <w:szCs w:val="30"/>
+          <w:u w:val="single"/>
+        </w:rPr>
+        <w:tab/>
+      </w:r>
+    </w:p>
+    <w:p>
+      <w:pPr>
+        <w:ind w:leftChars="645" w:left="1354"/>
+        <w:jc w:val="left"/>
+        <w:rPr>
+          <w:rFonts w:ascii="宋体" w:hAnsi="宋体" w:hint="eastAsia"/>
+          <w:b/>
+          <w:sz w:val="30"/>
+          <w:szCs w:val="30"/>
+        </w:rPr>
+      </w:pPr>
+      <w:r>
+        <w:rPr>
+          <w:rFonts w:ascii="宋体" w:hAnsi="宋体" w:hint="eastAsia"/>
+          <w:b/>
+          <w:sz w:val="30"/>
+          <w:szCs w:val="30"/>
+        </w:rPr>
+        <w:t>指导老师：</w:t>
+      </w:r>
       <w:r>
         <w:rPr>
           <w:rFonts w:ascii="宋体" w:hAnsi="宋体" w:hint="eastAsia"/>
@@ -1474,9 +1541,8 @@
           <w:szCs w:val="30"/>
           <w:u w:val="single"/>
         </w:rPr>
-        <w:t>诣</w:t>
-      </w:r>
-      <w:proofErr w:type="gramEnd"/>
+        <w:t xml:space="preserve">            周凯       </w:t>
+      </w:r>
       <w:r>
         <w:rPr>
           <w:rFonts w:ascii="宋体" w:hAnsi="宋体"/>
@@ -1485,7 +1551,7 @@
           <w:szCs w:val="30"/>
           <w:u w:val="single"/>
         </w:rPr>
-        <w:t xml:space="preserve">        </w:t>
+        <w:t xml:space="preserve">    </w:t>
       </w:r>
       <w:r>
         <w:rPr>
@@ -1497,6 +1563,38 @@
         </w:rPr>
         <w:tab/>
       </w:r>
+    </w:p>
+    <w:p>
+      <w:pPr>
+        <w:ind w:leftChars="645" w:left="1354"/>
+        <w:jc w:val="left"/>
+        <w:rPr>
+          <w:rFonts w:ascii="宋体" w:hAnsi="宋体" w:hint="eastAsia"/>
+          <w:b/>
+          <w:sz w:val="30"/>
+          <w:szCs w:val="30"/>
+          <w:u w:val="single"/>
+        </w:rPr>
+      </w:pPr>
+      <w:r>
+        <w:rPr>
+          <w:rFonts w:ascii="宋体" w:hAnsi="宋体" w:hint="eastAsia"/>
+          <w:b/>
+          <w:sz w:val="30"/>
+          <w:szCs w:val="30"/>
+        </w:rPr>
+        <w:t>提交日期：</w:t>
+      </w:r>
+      <w:r>
+        <w:rPr>
+          <w:rFonts w:ascii="宋体" w:hAnsi="宋体" w:hint="eastAsia"/>
+          <w:b/>
+          <w:sz w:val="30"/>
+          <w:szCs w:val="30"/>
+          <w:u w:val="single"/>
+        </w:rPr>
+        <w:t xml:space="preserve">   </w:t>
+      </w:r>
       <w:r>
         <w:rPr>
           <w:rFonts w:ascii="宋体" w:hAnsi="宋体"/>
@@ -1505,28 +1603,7 @@
           <w:szCs w:val="30"/>
           <w:u w:val="single"/>
         </w:rPr>
-        <w:tab/>
-      </w:r>
-    </w:p>
-    <w:p>
-      <w:pPr>
-        <w:ind w:leftChars="645" w:left="1354"/>
-        <w:jc w:val="left"/>
-        <w:rPr>
-          <w:rFonts w:ascii="宋体" w:hAnsi="宋体" w:hint="eastAsia"/>
-          <w:b/>
-          <w:sz w:val="30"/>
-          <w:szCs w:val="30"/>
-        </w:rPr>
-      </w:pPr>
-      <w:r>
-        <w:rPr>
-          <w:rFonts w:ascii="宋体" w:hAnsi="宋体" w:hint="eastAsia"/>
-          <w:b/>
-          <w:sz w:val="30"/>
-          <w:szCs w:val="30"/>
-        </w:rPr>
-        <w:t>指导老师：</w:t>
+        <w:t xml:space="preserve"> </w:t>
       </w:r>
       <w:r>
         <w:rPr>
@@ -1536,7 +1613,7 @@
           <w:szCs w:val="30"/>
           <w:u w:val="single"/>
         </w:rPr>
-        <w:t xml:space="preserve">            周凯       </w:t>
+        <w:t xml:space="preserve">    </w:t>
       </w:r>
       <w:r>
         <w:rPr>
@@ -1546,7 +1623,37 @@
           <w:szCs w:val="30"/>
           <w:u w:val="single"/>
         </w:rPr>
-        <w:t xml:space="preserve">    </w:t>
+        <w:tab/>
+      </w:r>
+      <w:r>
+        <w:rPr>
+          <w:rFonts w:ascii="宋体" w:hAnsi="宋体" w:hint="eastAsia"/>
+          <w:b/>
+          <w:sz w:val="30"/>
+          <w:szCs w:val="30"/>
+          <w:u w:val="single"/>
+        </w:rPr>
+        <w:t xml:space="preserve">  2026/</w:t>
+      </w:r>
+      <w:r>
+        <w:rPr>
+          <w:rFonts w:ascii="宋体" w:hAnsi="宋体" w:hint="eastAsia"/>
+          <w:b/>
+          <w:sz w:val="30"/>
+          <w:szCs w:val="30"/>
+          <w:u w:val="single"/>
+        </w:rPr>
+        <w:t>3</w:t>
+      </w:r>
+      <w:r>
+        <w:rPr>
+          <w:rFonts w:ascii="宋体" w:hAnsi="宋体" w:hint="eastAsia"/>
+          <w:b/>
+          <w:sz w:val="30"/>
+          <w:szCs w:val="30"/>
+          <w:u w:val="single"/>
+        </w:rPr>
+        <w:t xml:space="preserve">     </w:t>
       </w:r>
       <w:r>
         <w:rPr>
@@ -1556,38 +1663,6 @@
           <w:szCs w:val="30"/>
           <w:u w:val="single"/>
         </w:rPr>
-        <w:tab/>
-      </w:r>
-    </w:p>
-    <w:p>
-      <w:pPr>
-        <w:ind w:leftChars="645" w:left="1354"/>
-        <w:jc w:val="left"/>
-        <w:rPr>
-          <w:rFonts w:ascii="宋体" w:hAnsi="宋体" w:hint="eastAsia"/>
-          <w:b/>
-          <w:sz w:val="30"/>
-          <w:szCs w:val="30"/>
-          <w:u w:val="single"/>
-        </w:rPr>
-      </w:pPr>
-      <w:r>
-        <w:rPr>
-          <w:rFonts w:ascii="宋体" w:hAnsi="宋体" w:hint="eastAsia"/>
-          <w:b/>
-          <w:sz w:val="30"/>
-          <w:szCs w:val="30"/>
-        </w:rPr>
-        <w:t>提交日期：</w:t>
-      </w:r>
-      <w:r>
-        <w:rPr>
-          <w:rFonts w:ascii="宋体" w:hAnsi="宋体" w:hint="eastAsia"/>
-          <w:b/>
-          <w:sz w:val="30"/>
-          <w:szCs w:val="30"/>
-          <w:u w:val="single"/>
-        </w:rPr>
         <w:t xml:space="preserve">   </w:t>
       </w:r>
       <w:r>
@@ -1598,17 +1673,7 @@
           <w:szCs w:val="30"/>
           <w:u w:val="single"/>
         </w:rPr>
-        <w:t xml:space="preserve"> </w:t>
-      </w:r>
-      <w:r>
-        <w:rPr>
-          <w:rFonts w:ascii="宋体" w:hAnsi="宋体" w:hint="eastAsia"/>
-          <w:b/>
-          <w:sz w:val="30"/>
-          <w:szCs w:val="30"/>
-          <w:u w:val="single"/>
-        </w:rPr>
-        <w:t xml:space="preserve">    </w:t>
+        <w:tab/>
       </w:r>
       <w:r>
         <w:rPr>
@@ -1620,46 +1685,6 @@
         </w:rPr>
         <w:tab/>
       </w:r>
-      <w:r>
-        <w:rPr>
-          <w:rFonts w:ascii="宋体" w:hAnsi="宋体" w:hint="eastAsia"/>
-          <w:b/>
-          <w:sz w:val="30"/>
-          <w:szCs w:val="30"/>
-          <w:u w:val="single"/>
-        </w:rPr>
-        <w:t xml:space="preserve">  2026/1     </w:t>
-      </w:r>
-      <w:r>
-        <w:rPr>
-          <w:rFonts w:ascii="宋体" w:hAnsi="宋体"/>
-          <w:b/>
-          <w:sz w:val="30"/>
-          <w:szCs w:val="30"/>
-          <w:u w:val="single"/>
-        </w:rPr>
-        <w:t xml:space="preserve">   </w:t>
-      </w:r>
-      <w:r>
-        <w:rPr>
-          <w:rFonts w:ascii="宋体" w:hAnsi="宋体"/>
-          <w:b/>
-          <w:sz w:val="30"/>
-          <w:szCs w:val="30"/>
-          <w:u w:val="single"/>
-        </w:rPr>
-        <w:tab/>
-      </w:r>
-      <w:r>
-        <w:rPr>
-          <w:rFonts w:ascii="宋体" w:hAnsi="宋体"/>
-          <w:b/>
-          <w:sz w:val="30"/>
-          <w:szCs w:val="30"/>
-          <w:u w:val="single"/>
-        </w:rPr>
-        <w:tab/>
-      </w:r>
     </w:p>
     <w:p>
       <w:pPr>
@@ -1676,31 +1701,1862 @@
     </w:p>
     <w:p>
       <w:pPr>
-        <w:spacing w:line="300" w:lineRule="auto"/>
+        <w:spacing w:beforeLines="100" w:before="312" w:afterLines="200" w:after="624" w:line="300" w:lineRule="auto"/>
+        <w:jc w:val="center"/>
         <w:rPr>
           <w:rFonts w:ascii="宋体" w:hAnsi="宋体" w:cs="宋体" w:hint="eastAsia"/>
           <w:kern w:val="0"/>
-          <w:sz w:val="24"/>
-        </w:rPr>
-      </w:pPr>
-    </w:p>
-    <w:p>
+          <w:sz w:val="32"/>
+          <w:szCs w:val="32"/>
+        </w:rPr>
+      </w:pPr>
+      <w:r>
+        <w:rPr>
+          <w:rFonts w:ascii="黑体" w:eastAsia="黑体" w:hAnsi="黑体" w:cs="黑体" w:hint="eastAsia"/>
+          <w:kern w:val="0"/>
+          <w:sz w:val="32"/>
+          <w:szCs w:val="32"/>
+        </w:rPr>
+        <w:lastRenderedPageBreak/>
+        <w:t>基于统计学习与特征工程的客户流失预测与归因分析</w:t>
+      </w:r>
+    </w:p>
+    <w:p>
+      <w:pPr>
+        <w:spacing w:before="480" w:after="240" w:line="300" w:lineRule="auto"/>
+        <w:rPr>
+          <w:rFonts w:eastAsia="黑体" w:hint="eastAsia"/>
+          <w:sz w:val="28"/>
+          <w:szCs w:val="28"/>
+        </w:rPr>
+      </w:pPr>
+      <w:r>
+        <w:rPr>
+          <w:rFonts w:eastAsia="黑体" w:hint="eastAsia"/>
+          <w:sz w:val="28"/>
+          <w:szCs w:val="28"/>
+        </w:rPr>
+        <w:t>一、立题背景及意义</w:t>
+      </w:r>
+    </w:p>
+    <w:p>
+      <w:pPr>
+        <w:tabs>
+          <w:tab w:val="right" w:pos="8640"/>
+        </w:tabs>
+        <w:spacing w:line="300" w:lineRule="auto"/>
+        <w:ind w:firstLineChars="200" w:firstLine="480"/>
+        <w:rPr>
+          <w:rFonts w:ascii="宋体" w:hAnsi="宋体" w:cs="宋体" w:hint="eastAsia"/>
+          <w:bCs/>
+          <w:kern w:val="0"/>
+          <w:sz w:val="24"/>
+        </w:rPr>
+      </w:pPr>
+      <w:r>
+        <w:rPr>
+          <w:rFonts w:ascii="宋体" w:hAnsi="宋体" w:cs="宋体"/>
+          <w:bCs/>
+          <w:kern w:val="0"/>
+          <w:sz w:val="24"/>
+        </w:rPr>
+        <w:t>数字经济时代下，通信行业</w:t>
+      </w:r>
+      <w:r>
+        <w:rPr>
+          <w:rFonts w:ascii="宋体" w:hAnsi="宋体" w:cs="宋体" w:hint="eastAsia"/>
+          <w:bCs/>
+          <w:kern w:val="0"/>
+          <w:sz w:val="24"/>
+        </w:rPr>
+        <w:t>已经逐步成为</w:t>
+      </w:r>
+      <w:r>
+        <w:rPr>
+          <w:rFonts w:ascii="宋体" w:hAnsi="宋体" w:cs="宋体"/>
+          <w:bCs/>
+          <w:kern w:val="0"/>
+          <w:sz w:val="24"/>
+        </w:rPr>
+        <w:t>推动技术创新与国际业务拓展的核心驱动力。然而，随着市场的日趋饱和与竞争白热化，电信运营商面临前所未有的挑战：价格战持续升级、消费者需求快速迭代、技术更新周期缩短。在此背景下，客户保留需求逐步超越客户获取需求：对于长期业务运营，努力提高少数新客户的获取不如努力进行广泛性的客户保留活动有效，这也逐步成为各大电信运营商的共识和维持企业竞争优势的战略重点。</w:t>
+      </w:r>
+    </w:p>
+    <w:p>
+      <w:pPr>
+        <w:tabs>
+          <w:tab w:val="right" w:pos="8640"/>
+        </w:tabs>
+        <w:spacing w:line="300" w:lineRule="auto"/>
+        <w:ind w:firstLineChars="200" w:firstLine="480"/>
+        <w:rPr>
+          <w:rFonts w:ascii="宋体" w:hAnsi="宋体" w:cs="宋体" w:hint="eastAsia"/>
+          <w:bCs/>
+          <w:kern w:val="0"/>
+          <w:sz w:val="24"/>
+        </w:rPr>
+      </w:pPr>
+      <w:r>
+        <w:rPr>
+          <w:rFonts w:ascii="宋体" w:hAnsi="宋体" w:cs="宋体"/>
+          <w:bCs/>
+          <w:kern w:val="0"/>
+          <w:sz w:val="24"/>
+        </w:rPr>
+        <w:t>因此，精准识别客户画像、科学评估客户终身价值（Customer Lifetime Value, CLV）、有效预测客户流失（Customer Churn Prediction，CCP）已成为学术界与产业界共同关注的核心议题。本课题以电信行业为背景，聚焦客户流失预测与归因分析，旨在构建高精度、强可解释性的预测模型，为电信运营商的精细化客户关系管理提供数据驱动的决策依据，具有重要的理论价值与现实意义。</w:t>
+      </w:r>
+    </w:p>
+    <w:p>
+      <w:pPr>
+        <w:spacing w:before="480" w:after="240" w:line="300" w:lineRule="auto"/>
+        <w:rPr>
+          <w:rFonts w:eastAsia="黑体" w:hint="eastAsia"/>
+          <w:sz w:val="28"/>
+          <w:szCs w:val="28"/>
+        </w:rPr>
+      </w:pPr>
+      <w:r>
+        <w:rPr>
+          <w:rFonts w:eastAsia="黑体" w:hint="eastAsia"/>
+          <w:sz w:val="28"/>
+          <w:szCs w:val="28"/>
+        </w:rPr>
+        <w:t>二、研究内容与研究方法</w:t>
+      </w:r>
+    </w:p>
+    <w:p>
+      <w:pPr>
+        <w:tabs>
+          <w:tab w:val="right" w:pos="8640"/>
+        </w:tabs>
+        <w:spacing w:line="300" w:lineRule="auto"/>
+        <w:ind w:firstLineChars="200" w:firstLine="480"/>
+        <w:rPr>
+          <w:rFonts w:ascii="宋体" w:hAnsi="宋体" w:cs="宋体" w:hint="eastAsia"/>
+          <w:bCs/>
+          <w:kern w:val="0"/>
+          <w:sz w:val="24"/>
+        </w:rPr>
+      </w:pPr>
+      <w:r>
+        <w:rPr>
+          <w:rFonts w:ascii="宋体" w:hAnsi="宋体" w:cs="宋体"/>
+          <w:bCs/>
+          <w:kern w:val="0"/>
+          <w:sz w:val="24"/>
+        </w:rPr>
+        <w:t>本研究围绕"基于统计学习与特征工程的客户流失预测与归因分析"这一主题，主要包含以下研究内容：</w:t>
+      </w:r>
+    </w:p>
+    <w:p>
+      <w:pPr>
+        <w:tabs>
+          <w:tab w:val="right" w:pos="8640"/>
+        </w:tabs>
+        <w:spacing w:line="300" w:lineRule="auto"/>
+        <w:ind w:firstLineChars="200" w:firstLine="480"/>
+        <w:rPr>
+          <w:rFonts w:ascii="宋体" w:hAnsi="宋体" w:cs="宋体" w:hint="eastAsia"/>
+          <w:bCs/>
+          <w:kern w:val="0"/>
+          <w:sz w:val="24"/>
+        </w:rPr>
+      </w:pPr>
+      <w:r>
+        <w:rPr>
+          <w:rFonts w:ascii="宋体" w:hAnsi="宋体" w:cs="宋体"/>
+          <w:bCs/>
+          <w:kern w:val="0"/>
+          <w:sz w:val="24"/>
+        </w:rPr>
+        <w:t>（1）数据收集与预处理。收集电信行业客户流失公开数据集（Telco Customer Churn数据集），对缺失值、异常值进行处理，完成数据清洗与标准化工作。</w:t>
+      </w:r>
+    </w:p>
+    <w:p>
+      <w:pPr>
+        <w:tabs>
+          <w:tab w:val="right" w:pos="8640"/>
+        </w:tabs>
+        <w:spacing w:line="300" w:lineRule="auto"/>
+        <w:ind w:firstLineChars="200" w:firstLine="480"/>
+        <w:rPr>
+          <w:rFonts w:ascii="宋体" w:hAnsi="宋体" w:cs="宋体" w:hint="eastAsia"/>
+          <w:bCs/>
+          <w:kern w:val="0"/>
+          <w:sz w:val="24"/>
+        </w:rPr>
+      </w:pPr>
+      <w:r>
+        <w:rPr>
+          <w:rFonts w:ascii="宋体" w:hAnsi="宋体" w:cs="宋体"/>
+          <w:bCs/>
+          <w:kern w:val="0"/>
+          <w:sz w:val="24"/>
+        </w:rPr>
+        <w:t>（2）特征工程与选择。基于业务理解，构建通话行为特征、缴费行为特征、服务使用特征、客户属性特征等多维特征体系；采用相关性分析、特征重要性排序、方差膨胀因子（VIF）等方法进行特征筛选，提升模型的泛化能力。</w:t>
+      </w:r>
+    </w:p>
+    <w:p>
+      <w:pPr>
+        <w:tabs>
+          <w:tab w:val="right" w:pos="8640"/>
+        </w:tabs>
+        <w:spacing w:line="300" w:lineRule="auto"/>
+        <w:ind w:firstLineChars="200" w:firstLine="480"/>
+        <w:rPr>
+          <w:rFonts w:ascii="宋体" w:hAnsi="宋体" w:cs="宋体" w:hint="eastAsia"/>
+          <w:bCs/>
+          <w:kern w:val="0"/>
+          <w:sz w:val="24"/>
+        </w:rPr>
+      </w:pPr>
+      <w:r>
+        <w:rPr>
+          <w:rFonts w:ascii="宋体" w:hAnsi="宋体" w:cs="宋体"/>
+          <w:bCs/>
+          <w:kern w:val="0"/>
+          <w:sz w:val="24"/>
+        </w:rPr>
+        <w:t>（3）流失预测模型构建。比较逻辑回归、决策树、随机森林、XGBoost、LightGBM等多种统计学习与集成学习方法，结合交叉验证与超参数调优，建立高性能的客户流失二分类预测模型。针对数据类别不平衡问题，引入SMOTE过采样、代价敏感学习等方法加以应对。</w:t>
+      </w:r>
+    </w:p>
+    <w:p>
+      <w:pPr>
+        <w:tabs>
+          <w:tab w:val="right" w:pos="8640"/>
+        </w:tabs>
+        <w:spacing w:line="300" w:lineRule="auto"/>
+        <w:ind w:firstLineChars="200" w:firstLine="480"/>
+        <w:rPr>
+          <w:rFonts w:ascii="宋体" w:hAnsi="宋体" w:cs="宋体" w:hint="eastAsia"/>
+          <w:bCs/>
+          <w:kern w:val="0"/>
+          <w:sz w:val="24"/>
+        </w:rPr>
+      </w:pPr>
+      <w:r>
+        <w:rPr>
+          <w:rFonts w:ascii="宋体" w:hAnsi="宋体" w:cs="宋体"/>
+          <w:bCs/>
+          <w:kern w:val="0"/>
+          <w:sz w:val="24"/>
+        </w:rPr>
+        <w:t>（4）模型可解释性与归因分析。引入SHAP（SHapley Additive exPlanations）方法对最优模型进行事后可解释性分析，识别影响客户流失的关键驱动因素，实现特征级别的全局与局部归因，为业务干预提供可操作洞察。</w:t>
+      </w:r>
+    </w:p>
+    <w:p>
+      <w:pPr>
+        <w:spacing w:before="480" w:after="240" w:line="300" w:lineRule="auto"/>
+        <w:rPr>
+          <w:rFonts w:eastAsia="黑体" w:hint="eastAsia"/>
+          <w:sz w:val="28"/>
+          <w:szCs w:val="28"/>
+        </w:rPr>
+      </w:pPr>
+      <w:r>
+        <w:rPr>
+          <w:rFonts w:eastAsia="黑体" w:hint="eastAsia"/>
+          <w:sz w:val="28"/>
+          <w:szCs w:val="28"/>
+        </w:rPr>
+        <w:lastRenderedPageBreak/>
+        <w:t>三、预期结果</w:t>
+      </w:r>
+    </w:p>
+    <w:p>
+      <w:pPr>
+        <w:tabs>
+          <w:tab w:val="right" w:pos="8640"/>
+        </w:tabs>
+        <w:spacing w:line="300" w:lineRule="auto"/>
+        <w:ind w:firstLineChars="200" w:firstLine="480"/>
+        <w:rPr>
+          <w:rFonts w:ascii="宋体" w:hAnsi="宋体" w:cs="宋体" w:hint="eastAsia"/>
+          <w:bCs/>
+          <w:kern w:val="0"/>
+          <w:sz w:val="24"/>
+        </w:rPr>
+      </w:pPr>
+      <w:r>
+        <w:rPr>
+          <w:rFonts w:ascii="宋体" w:hAnsi="宋体" w:cs="宋体"/>
+          <w:bCs/>
+          <w:kern w:val="0"/>
+          <w:sz w:val="24"/>
+        </w:rPr>
+        <w:t>（1）技术性能指标：在Telco客户流失数据集上，预期最优模型的AUC-ROC达到0.85以上，F1-Score达到0.78以上，Recall（召回率）达到0.75以上，优于逻辑回归等基线方法。</w:t>
+      </w:r>
+    </w:p>
+    <w:p>
+      <w:pPr>
+        <w:tabs>
+          <w:tab w:val="right" w:pos="8640"/>
+        </w:tabs>
+        <w:spacing w:line="300" w:lineRule="auto"/>
+        <w:ind w:firstLineChars="200" w:firstLine="480"/>
+        <w:rPr>
+          <w:rFonts w:ascii="宋体" w:hAnsi="宋体" w:cs="宋体" w:hint="eastAsia"/>
+          <w:bCs/>
+          <w:kern w:val="0"/>
+          <w:sz w:val="24"/>
+        </w:rPr>
+      </w:pPr>
+      <w:r>
+        <w:rPr>
+          <w:rFonts w:ascii="宋体" w:hAnsi="宋体" w:cs="宋体"/>
+          <w:bCs/>
+          <w:kern w:val="0"/>
+          <w:sz w:val="24"/>
+        </w:rPr>
+        <w:t>（2）成果形式：完成一篇不少于1万字的毕业论文，内容涵盖文献综述、数据分析、模型构建、实验对比与归因分析；提交完整的Python代码与实验报告；提供基于SHAP的特征重要性可视化分析报告，直观呈现各特征对客户流失预测的贡献度。</w:t>
+      </w:r>
+    </w:p>
+    <w:p>
+      <w:pPr>
+        <w:spacing w:before="480" w:after="240" w:line="300" w:lineRule="auto"/>
+        <w:rPr>
+          <w:rFonts w:eastAsia="黑体" w:hint="eastAsia"/>
+          <w:sz w:val="28"/>
+          <w:szCs w:val="28"/>
+        </w:rPr>
+      </w:pPr>
+      <w:r>
+        <w:rPr>
+          <w:rFonts w:eastAsia="黑体" w:hint="eastAsia"/>
+          <w:sz w:val="28"/>
+          <w:szCs w:val="28"/>
+        </w:rPr>
+        <w:t>四、课题计划进度</w:t>
+      </w:r>
+    </w:p>
+    <w:p>
+      <w:pPr>
+        <w:pStyle w:val="a9"/>
+        <w:spacing w:line="300" w:lineRule="auto"/>
+        <w:ind w:firstLineChars="0" w:firstLine="0"/>
+        <w:jc w:val="center"/>
+        <w:rPr>
+          <w:rFonts w:ascii="宋体" w:hAnsi="宋体" w:cs="宋体" w:hint="eastAsia"/>
+          <w:b/>
+          <w:bCs/>
+          <w:color w:val="000000"/>
+          <w:szCs w:val="21"/>
+        </w:rPr>
+      </w:pPr>
+    </w:p>
+    <w:p>
+      <w:pPr>
+        <w:pStyle w:val="a9"/>
+        <w:spacing w:line="300" w:lineRule="auto"/>
+        <w:ind w:firstLineChars="0" w:firstLine="0"/>
+        <w:jc w:val="center"/>
+        <w:rPr>
+          <w:rFonts w:ascii="宋体" w:hAnsi="宋体" w:cs="宋体" w:hint="eastAsia"/>
+          <w:b/>
+          <w:bCs/>
+          <w:color w:val="000000"/>
+          <w:szCs w:val="21"/>
+        </w:rPr>
+      </w:pPr>
+      <w:r>
+        <w:rPr>
+          <w:rFonts w:ascii="宋体" w:hAnsi="宋体" w:cs="宋体" w:hint="eastAsia"/>
+          <w:b/>
+          <w:bCs/>
+          <w:color w:val="000000"/>
+          <w:szCs w:val="21"/>
+        </w:rPr>
+        <w:t>表</w:t>
+      </w:r>
+      <w:r>
+        <w:rPr>
+          <w:b/>
+          <w:bCs/>
+          <w:color w:val="000000"/>
+          <w:szCs w:val="21"/>
+        </w:rPr>
+        <w:t>4-1</w:t>
+      </w:r>
+      <w:r>
+        <w:rPr>
+          <w:rFonts w:hint="eastAsia"/>
+          <w:b/>
+          <w:bCs/>
+          <w:color w:val="000000"/>
+          <w:szCs w:val="21"/>
+        </w:rPr>
+        <w:t xml:space="preserve">  </w:t>
+      </w:r>
+      <w:r>
+        <w:rPr>
+          <w:rFonts w:ascii="宋体" w:hAnsi="宋体" w:cs="宋体" w:hint="eastAsia"/>
+          <w:b/>
+          <w:bCs/>
+          <w:color w:val="000000"/>
+          <w:szCs w:val="21"/>
+        </w:rPr>
+        <w:t>课题计划进度表</w:t>
+      </w:r>
+    </w:p>
+    <w:p>
+      <w:pPr>
+        <w:pStyle w:val="a9"/>
+        <w:spacing w:line="300" w:lineRule="auto"/>
+        <w:ind w:firstLineChars="0" w:firstLine="0"/>
+        <w:jc w:val="center"/>
+        <w:rPr>
+          <w:b/>
+          <w:bCs/>
+          <w:color w:val="000000"/>
+          <w:szCs w:val="21"/>
+        </w:rPr>
+      </w:pPr>
+      <w:r>
+        <w:rPr>
+          <w:b/>
+          <w:bCs/>
+          <w:color w:val="000000"/>
+          <w:szCs w:val="21"/>
+        </w:rPr>
+        <w:t>Table 4-1</w:t>
+      </w:r>
+      <w:r>
+        <w:rPr>
+          <w:rFonts w:hint="eastAsia"/>
+          <w:b/>
+          <w:bCs/>
+          <w:color w:val="000000"/>
+          <w:szCs w:val="21"/>
+        </w:rPr>
+        <w:t xml:space="preserve">  </w:t>
+      </w:r>
+      <w:r>
+        <w:rPr>
+          <w:b/>
+          <w:bCs/>
+          <w:color w:val="000000"/>
+          <w:szCs w:val="21"/>
+        </w:rPr>
+        <w:t>Project Schedule</w:t>
+      </w:r>
+    </w:p>
+    <w:tbl>
+      <w:tblPr>
+        <w:tblW w:w="0" w:type="auto"/>
+        <w:tblBorders>
+          <w:top w:val="single" w:sz="12" w:space="0" w:color="auto"/>
+          <w:bottom w:val="single" w:sz="12" w:space="0" w:color="auto"/>
+          <w:insideH w:val="single" w:sz="4" w:space="0" w:color="auto"/>
+        </w:tblBorders>
+        <w:tblLook w:val="0000" w:firstRow="0" w:lastRow="0" w:firstColumn="0" w:lastColumn="0" w:noHBand="0" w:noVBand="0"/>
+      </w:tblPr>
+      <w:tblGrid>
+        <w:gridCol w:w="2268"/>
+        <w:gridCol w:w="6038"/>
+      </w:tblGrid>
+      <w:tr>
+        <w:trPr>
+          <w:trHeight w:val="397"/>
+        </w:trPr>
+        <w:tc>
+          <w:tcPr>
+            <w:tcW w:w="2268" w:type="dxa"/>
+            <w:shd w:val="clear" w:color="auto" w:fill="FFFFFF"/>
+            <w:vAlign w:val="center"/>
+          </w:tcPr>
+          <w:p>
+            <w:pPr>
+              <w:jc w:val="center"/>
+              <w:rPr>
+                <w:rFonts w:ascii="宋体" w:hAnsi="宋体" w:cs="宋体" w:hint="eastAsia"/>
+                <w:bCs/>
+                <w:szCs w:val="21"/>
+              </w:rPr>
+            </w:pPr>
+            <w:r>
+              <w:rPr>
+                <w:rFonts w:ascii="宋体" w:hAnsi="宋体" w:cs="宋体" w:hint="eastAsia"/>
+                <w:bCs/>
+                <w:szCs w:val="21"/>
+              </w:rPr>
+              <w:t>时间</w:t>
+            </w:r>
+          </w:p>
+        </w:tc>
+        <w:tc>
+          <w:tcPr>
+            <w:tcW w:w="6038" w:type="dxa"/>
+            <w:shd w:val="clear" w:color="auto" w:fill="FFFFFF"/>
+            <w:vAlign w:val="center"/>
+          </w:tcPr>
+          <w:p>
+            <w:pPr>
+              <w:jc w:val="center"/>
+              <w:rPr>
+                <w:rFonts w:ascii="宋体" w:hAnsi="宋体" w:cs="宋体" w:hint="eastAsia"/>
+                <w:bCs/>
+                <w:szCs w:val="21"/>
+              </w:rPr>
+            </w:pPr>
+            <w:r>
+              <w:rPr>
+                <w:rFonts w:ascii="宋体" w:hAnsi="宋体" w:cs="宋体" w:hint="eastAsia"/>
+                <w:bCs/>
+                <w:szCs w:val="21"/>
+              </w:rPr>
+              <w:t>任务</w:t>
+            </w:r>
+          </w:p>
+        </w:tc>
+      </w:tr>
+      <w:tr>
+        <w:trPr>
+          <w:trHeight w:val="397"/>
+        </w:trPr>
+        <w:tc>
+          <w:tcPr>
+            <w:tcW w:w="2268" w:type="dxa"/>
+            <w:tcBorders>
+              <w:bottom w:val="nil"/>
+              <w:tl2br w:val="nil"/>
+              <w:tr2bl w:val="nil"/>
+            </w:tcBorders>
+          </w:tcPr>
+          <w:p>
+            <w:pPr>
+              <w:jc w:val="center"/>
+              <w:rPr>
+                <w:rFonts w:ascii="宋体" w:hAnsi="宋体" w:cs="宋体" w:hint="eastAsia"/>
+                <w:szCs w:val="21"/>
+              </w:rPr>
+            </w:pPr>
+            <w:r>
+              <w:rPr>
+                <w:rFonts w:ascii="宋体" w:hAnsi="宋体" w:cs="宋体"/>
+                <w:szCs w:val="21"/>
+              </w:rPr>
+              <w:t>2026.02.15-2026.02.28</w:t>
+            </w:r>
+          </w:p>
+        </w:tc>
+        <w:tc>
+          <w:tcPr>
+            <w:tcW w:w="6038" w:type="dxa"/>
+            <w:tcBorders>
+              <w:bottom w:val="nil"/>
+              <w:tl2br w:val="nil"/>
+              <w:tr2bl w:val="nil"/>
+            </w:tcBorders>
+            <w:vAlign w:val="center"/>
+          </w:tcPr>
+          <w:p>
+            <w:pPr>
+              <w:jc w:val="center"/>
+              <w:rPr>
+                <w:rFonts w:ascii="宋体" w:hAnsi="宋体" w:cs="宋体" w:hint="eastAsia"/>
+                <w:szCs w:val="21"/>
+              </w:rPr>
+            </w:pPr>
+            <w:r>
+              <w:rPr>
+                <w:rFonts w:ascii="宋体" w:hAnsi="宋体" w:cs="宋体"/>
+                <w:szCs w:val="21"/>
+              </w:rPr>
+              <w:t>广泛阅读客户流失预测相关文献，梳理研究脉络，完成文献综述初稿。</w:t>
+            </w:r>
+          </w:p>
+        </w:tc>
+      </w:tr>
+      <w:tr>
+        <w:trPr>
+          <w:trHeight w:val="397"/>
+        </w:trPr>
+        <w:tc>
+          <w:tcPr>
+            <w:tcW w:w="2268" w:type="dxa"/>
+            <w:tcBorders>
+              <w:top w:val="nil"/>
+              <w:bottom w:val="nil"/>
+            </w:tcBorders>
+          </w:tcPr>
+          <w:p>
+            <w:pPr>
+              <w:jc w:val="center"/>
+              <w:rPr>
+                <w:rFonts w:ascii="宋体" w:hAnsi="宋体" w:cs="宋体" w:hint="eastAsia"/>
+                <w:szCs w:val="21"/>
+              </w:rPr>
+            </w:pPr>
+            <w:r>
+              <w:rPr>
+                <w:rFonts w:ascii="宋体" w:hAnsi="宋体" w:cs="宋体"/>
+                <w:szCs w:val="21"/>
+              </w:rPr>
+              <w:t>2026.03.01-2026.03.20</w:t>
+            </w:r>
+          </w:p>
+        </w:tc>
+        <w:tc>
+          <w:tcPr>
+            <w:tcW w:w="6038" w:type="dxa"/>
+            <w:tcBorders>
+              <w:top w:val="nil"/>
+              <w:bottom w:val="nil"/>
+            </w:tcBorders>
+            <w:vAlign w:val="center"/>
+          </w:tcPr>
+          <w:p>
+            <w:pPr>
+              <w:jc w:val="center"/>
+              <w:rPr>
+                <w:rFonts w:ascii="宋体" w:hAnsi="宋体" w:cs="宋体" w:hint="eastAsia"/>
+                <w:szCs w:val="21"/>
+              </w:rPr>
+            </w:pPr>
+            <w:r>
+              <w:rPr>
+                <w:rFonts w:ascii="宋体" w:hAnsi="宋体" w:cs="宋体"/>
+                <w:szCs w:val="21"/>
+              </w:rPr>
+              <w:t>收集电信客户流失公开数据集，完成数据预处理与探索性分析，制定特征工程方案。</w:t>
+            </w:r>
+          </w:p>
+        </w:tc>
+      </w:tr>
+      <w:tr>
+        <w:trPr>
+          <w:trHeight w:val="397"/>
+        </w:trPr>
+        <w:tc>
+          <w:tcPr>
+            <w:tcW w:w="2268" w:type="dxa"/>
+            <w:tcBorders>
+              <w:top w:val="nil"/>
+              <w:bottom w:val="nil"/>
+            </w:tcBorders>
+          </w:tcPr>
+          <w:p>
+            <w:pPr>
+              <w:jc w:val="center"/>
+              <w:rPr>
+                <w:rFonts w:ascii="宋体" w:hAnsi="宋体" w:cs="宋体"/>
+                <w:szCs w:val="21"/>
+              </w:rPr>
+            </w:pPr>
+            <w:r>
+              <w:rPr>
+                <w:rFonts w:ascii="宋体" w:hAnsi="宋体" w:cs="宋体"/>
+                <w:szCs w:val="21"/>
+              </w:rPr>
+              <w:t>2026.03.21-2026.04.15</w:t>
+            </w:r>
+          </w:p>
+        </w:tc>
+        <w:tc>
+          <w:tcPr>
+            <w:tcW w:w="6038" w:type="dxa"/>
+            <w:tcBorders>
+              <w:top w:val="nil"/>
+              <w:bottom w:val="nil"/>
+            </w:tcBorders>
+            <w:vAlign w:val="center"/>
+          </w:tcPr>
+          <w:p>
+            <w:pPr>
+              <w:jc w:val="center"/>
+              <w:rPr>
+                <w:rFonts w:ascii="宋体" w:hAnsi="宋体" w:cs="宋体"/>
+                <w:szCs w:val="21"/>
+              </w:rPr>
+            </w:pPr>
+            <w:r>
+              <w:rPr>
+                <w:rFonts w:ascii="宋体" w:hAnsi="宋体" w:cs="宋体"/>
+                <w:szCs w:val="21"/>
+              </w:rPr>
+              <w:t>构建并调优预测模型（逻辑回归、随机森林、XGBoost等），进行模型对比实验与性能评估。</w:t>
+            </w:r>
+          </w:p>
+        </w:tc>
+      </w:tr>
+      <w:tr>
+        <w:trPr>
+          <w:trHeight w:val="397"/>
+        </w:trPr>
+        <w:tc>
+          <w:tcPr>
+            <w:tcW w:w="2268" w:type="dxa"/>
+            <w:tcBorders>
+              <w:top w:val="nil"/>
+              <w:bottom w:val="nil"/>
+            </w:tcBorders>
+          </w:tcPr>
+          <w:p>
+            <w:pPr>
+              <w:jc w:val="center"/>
+              <w:rPr>
+                <w:rFonts w:ascii="宋体" w:hAnsi="宋体" w:cs="宋体"/>
+                <w:szCs w:val="21"/>
+              </w:rPr>
+            </w:pPr>
+            <w:r>
+              <w:rPr>
+                <w:rFonts w:ascii="宋体" w:hAnsi="宋体" w:cs="宋体"/>
+                <w:szCs w:val="21"/>
+              </w:rPr>
+              <w:t>2026.04.16-2026.05.10</w:t>
+            </w:r>
+          </w:p>
+        </w:tc>
+        <w:tc>
+          <w:tcPr>
+            <w:tcW w:w="6038" w:type="dxa"/>
+            <w:tcBorders>
+              <w:top w:val="nil"/>
+              <w:bottom w:val="nil"/>
+            </w:tcBorders>
+            <w:vAlign w:val="center"/>
+          </w:tcPr>
+          <w:p>
+            <w:pPr>
+              <w:jc w:val="center"/>
+              <w:rPr>
+                <w:rFonts w:ascii="宋体" w:hAnsi="宋体" w:cs="宋体"/>
+                <w:szCs w:val="21"/>
+              </w:rPr>
+            </w:pPr>
+            <w:r>
+              <w:rPr>
+                <w:rFonts w:ascii="宋体" w:hAnsi="宋体" w:cs="宋体"/>
+                <w:szCs w:val="21"/>
+              </w:rPr>
+              <w:t>引入SHAP等可解释性方法进行归因分析，撰写论文初稿。</w:t>
+            </w:r>
+          </w:p>
+        </w:tc>
+      </w:tr>
+      <w:tr>
+        <w:trPr>
+          <w:trHeight w:val="397"/>
+        </w:trPr>
+        <w:tc>
+          <w:tcPr>
+            <w:tcW w:w="2268" w:type="dxa"/>
+            <w:tcBorders>
+              <w:top w:val="nil"/>
+            </w:tcBorders>
+          </w:tcPr>
+          <w:p>
+            <w:pPr>
+              <w:jc w:val="center"/>
+              <w:rPr>
+                <w:rFonts w:ascii="宋体" w:hAnsi="宋体" w:cs="宋体"/>
+                <w:szCs w:val="21"/>
+              </w:rPr>
+            </w:pPr>
+            <w:r>
+              <w:rPr>
+                <w:rFonts w:ascii="宋体" w:hAnsi="宋体" w:cs="宋体"/>
+                <w:szCs w:val="21"/>
+              </w:rPr>
+              <w:t>2026.05.11-2026.05.31</w:t>
+            </w:r>
+          </w:p>
+        </w:tc>
+        <w:tc>
+          <w:tcPr>
+            <w:tcW w:w="6038" w:type="dxa"/>
+            <w:tcBorders>
+              <w:top w:val="nil"/>
+            </w:tcBorders>
+            <w:vAlign w:val="center"/>
+          </w:tcPr>
+          <w:p>
+            <w:pPr>
+              <w:jc w:val="center"/>
+              <w:rPr>
+                <w:rFonts w:ascii="宋体" w:hAnsi="宋体" w:cs="宋体"/>
+                <w:szCs w:val="21"/>
+              </w:rPr>
+            </w:pPr>
+            <w:r>
+              <w:rPr>
+                <w:rFonts w:ascii="宋体" w:hAnsi="宋体" w:cs="宋体"/>
+                <w:szCs w:val="21"/>
+              </w:rPr>
+              <w:t>论文修改完善，整理代码与实验报告，准备答辩材料，完成论文定稿与提交。</w:t>
+            </w:r>
+          </w:p>
+        </w:tc>
+      </w:tr>
+    </w:tbl>
+    <w:p>
+      <w:pPr>
+        <w:spacing w:line="300" w:lineRule="auto"/>
+        <w:jc w:val="left"/>
+        <w:rPr>
+          <w:rFonts w:hint="eastAsia"/>
+          <w:szCs w:val="21"/>
+          <w:highlight w:val="yellow"/>
+        </w:rPr>
+      </w:pPr>
+    </w:p>
+    <w:p>
+      <w:pPr>
+        <w:spacing w:line="300" w:lineRule="auto"/>
+        <w:jc w:val="left"/>
+        <w:rPr>
+          <w:rFonts w:ascii="黑体" w:eastAsia="黑体" w:hAnsi="黑体" w:cs="黑体" w:hint="eastAsia"/>
+          <w:sz w:val="28"/>
+          <w:highlight w:val="yellow"/>
+        </w:rPr>
+      </w:pPr>
+    </w:p>
+    <w:p>
+      <w:pPr>
+        <w:spacing w:line="300" w:lineRule="auto"/>
+        <w:jc w:val="center"/>
+        <w:rPr>
+          <w:rFonts w:ascii="黑体" w:eastAsia="黑体" w:hAnsi="黑体" w:cs="黑体" w:hint="eastAsia"/>
+          <w:sz w:val="24"/>
+        </w:rPr>
+      </w:pPr>
+    </w:p>
+    <w:p>
+      <w:pPr>
+        <w:spacing w:line="300" w:lineRule="auto"/>
+        <w:rPr>
+          <w:rFonts w:ascii="黑体" w:eastAsia="黑体" w:hAnsi="黑体" w:cs="黑体"/>
+          <w:sz w:val="24"/>
+        </w:rPr>
+      </w:pPr>
+    </w:p>
+    <w:p>
+      <w:pPr>
+        <w:spacing w:line="300" w:lineRule="auto"/>
+        <w:rPr>
+          <w:rFonts w:ascii="黑体" w:eastAsia="黑体" w:hAnsi="黑体" w:cs="黑体"/>
+          <w:sz w:val="24"/>
+        </w:rPr>
+      </w:pPr>
+    </w:p>
+    <w:p>
+      <w:pPr>
+        <w:spacing w:line="300" w:lineRule="auto"/>
+        <w:rPr>
+          <w:rFonts w:ascii="黑体" w:eastAsia="黑体" w:hAnsi="黑体" w:cs="黑体"/>
+          <w:sz w:val="24"/>
+        </w:rPr>
+      </w:pPr>
+    </w:p>
+    <w:p>
+      <w:pPr>
+        <w:spacing w:line="300" w:lineRule="auto"/>
+        <w:rPr>
+          <w:rFonts w:ascii="黑体" w:eastAsia="黑体" w:hAnsi="黑体" w:cs="黑体"/>
+          <w:sz w:val="24"/>
+        </w:rPr>
+      </w:pPr>
+    </w:p>
+    <w:p>
+      <w:pPr>
+        <w:spacing w:line="300" w:lineRule="auto"/>
+        <w:rPr>
+          <w:rFonts w:ascii="黑体" w:eastAsia="黑体" w:hAnsi="黑体" w:cs="黑体"/>
+          <w:sz w:val="24"/>
+        </w:rPr>
+      </w:pPr>
+    </w:p>
+    <w:p>
+      <w:pPr>
+        <w:spacing w:line="300" w:lineRule="auto"/>
+        <w:rPr>
+          <w:rFonts w:ascii="黑体" w:eastAsia="黑体" w:hAnsi="黑体" w:cs="黑体" w:hint="eastAsia"/>
+          <w:sz w:val="24"/>
+        </w:rPr>
+      </w:pPr>
+    </w:p>
+    <w:p>
+      <w:pPr>
+        <w:spacing w:beforeLines="100" w:before="312" w:afterLines="200" w:after="624" w:line="300" w:lineRule="auto"/>
+        <w:jc w:val="center"/>
+        <w:rPr>
+          <w:rFonts w:ascii="黑体" w:eastAsia="黑体" w:hAnsi="黑体" w:cs="黑体" w:hint="eastAsia"/>
+          <w:sz w:val="32"/>
+          <w:szCs w:val="32"/>
+        </w:rPr>
+      </w:pPr>
+      <w:r>
+        <w:rPr>
+          <w:rFonts w:ascii="黑体" w:eastAsia="黑体" w:hAnsi="黑体" w:cs="黑体" w:hint="eastAsia"/>
+          <w:sz w:val="32"/>
+          <w:szCs w:val="32"/>
+        </w:rPr>
+        <w:lastRenderedPageBreak/>
+        <w:t>参考文献</w:t>
+      </w:r>
+    </w:p>
+    <w:p>
+      <w:pPr>
+        <w:widowControl/>
+        <w:numPr>
+          <w:ilvl w:val="0"/>
+          <w:numId w:val="2"/>
+        </w:numPr>
+        <w:jc w:val="left"/>
+        <w:rPr>
+          <w:kern w:val="0"/>
+          <w:sz w:val="24"/>
+        </w:rPr>
+      </w:pPr>
+      <w:r>
+        <w:t xml:space="preserve">Madsen, Andreas, Siva Reddy, and Sarath Chandar. “Post-Hoc Interpretability for Neural NLP: A Survey.” </w:t>
+      </w:r>
+      <w:r>
+        <w:rPr>
+          <w:i/>
+          <w:iCs/>
+        </w:rPr>
+        <w:t>ACM Computing Surveys</w:t>
+      </w:r>
+      <w:r>
+        <w:t xml:space="preserve"> 55, no. 8 (2023): 1–42. </w:t>
+      </w:r>
+      <w:hyperlink r:id="rId11" w:history="1">
+        <w:r>
+          <w:rPr>
+            <w:rStyle w:val="ab"/>
+          </w:rPr>
+          <w:t>https://doi.org/10.1145/3546577</w:t>
+        </w:r>
+      </w:hyperlink>
+      <w:r>
+        <w:t>.</w:t>
+      </w:r>
+    </w:p>
+    <w:p>
+      <w:pPr>
+        <w:pStyle w:val="a"/>
+        <w:numPr>
+          <w:ilvl w:val="0"/>
+          <w:numId w:val="2"/>
+        </w:numPr>
+        <w:spacing w:line="300" w:lineRule="auto"/>
+        <w:ind w:hangingChars="200"/>
+        <w:rPr>
+          <w:szCs w:val="21"/>
+        </w:rPr>
+      </w:pPr>
+      <w:r>
+        <w:rPr>
+          <w:rFonts w:hint="eastAsia"/>
+          <w:szCs w:val="21"/>
+        </w:rPr>
+        <w:t>盛昭瀚</w:t>
+      </w:r>
+      <w:r>
+        <w:rPr>
+          <w:rFonts w:hint="eastAsia"/>
+          <w:szCs w:val="21"/>
+        </w:rPr>
+        <w:t>,</w:t>
+      </w:r>
+      <w:r>
+        <w:rPr>
+          <w:rFonts w:hint="eastAsia"/>
+          <w:szCs w:val="21"/>
+        </w:rPr>
+        <w:t>柳炳祥</w:t>
+      </w:r>
+      <w:r>
+        <w:rPr>
+          <w:rFonts w:hint="eastAsia"/>
+          <w:szCs w:val="21"/>
+        </w:rPr>
+        <w:t>.</w:t>
+      </w:r>
+      <w:r>
+        <w:rPr>
+          <w:rFonts w:hint="eastAsia"/>
+          <w:szCs w:val="21"/>
+        </w:rPr>
+        <w:t>客户流失危机分析的决策树方法</w:t>
+      </w:r>
+      <w:r>
+        <w:rPr>
+          <w:rFonts w:hint="eastAsia"/>
+          <w:szCs w:val="21"/>
+        </w:rPr>
+        <w:t>[J].</w:t>
+      </w:r>
+      <w:r>
+        <w:rPr>
+          <w:rFonts w:hint="eastAsia"/>
+          <w:szCs w:val="21"/>
+        </w:rPr>
+        <w:t>管理科学学报</w:t>
+      </w:r>
+      <w:r>
+        <w:rPr>
+          <w:rFonts w:hint="eastAsia"/>
+          <w:szCs w:val="21"/>
+        </w:rPr>
+        <w:t>,2005,(02):20-25.</w:t>
+      </w:r>
+    </w:p>
+    <w:p>
+      <w:pPr>
+        <w:pStyle w:val="a"/>
+        <w:numPr>
+          <w:ilvl w:val="0"/>
+          <w:numId w:val="2"/>
+        </w:numPr>
+        <w:spacing w:line="300" w:lineRule="auto"/>
+        <w:ind w:hangingChars="200"/>
+        <w:rPr>
+          <w:szCs w:val="21"/>
+        </w:rPr>
+      </w:pPr>
+      <w:r>
+        <w:rPr>
+          <w:rFonts w:ascii="宋体" w:hAnsi="宋体" w:cs="宋体" w:hint="eastAsia"/>
+          <w:color w:val="000000"/>
+        </w:rPr>
+        <w:t>桂现才,彭宏,王小华.C4.5算法在保险客户流失分析中的应用[J].计算机工程与应用,2005,(17):197-199+214.</w:t>
+      </w:r>
+    </w:p>
+    <w:p>
+      <w:pPr>
+        <w:pStyle w:val="a"/>
+        <w:numPr>
+          <w:ilvl w:val="0"/>
+          <w:numId w:val="2"/>
+        </w:numPr>
+        <w:spacing w:line="300" w:lineRule="auto"/>
+        <w:ind w:hangingChars="200"/>
+        <w:rPr>
+          <w:szCs w:val="21"/>
+        </w:rPr>
+      </w:pPr>
+      <w:r>
+        <w:rPr>
+          <w:rFonts w:hint="eastAsia"/>
+          <w:szCs w:val="21"/>
+        </w:rPr>
+        <w:t>张宇</w:t>
+      </w:r>
+      <w:r>
+        <w:rPr>
+          <w:rFonts w:hint="eastAsia"/>
+          <w:szCs w:val="21"/>
+        </w:rPr>
+        <w:t>,</w:t>
+      </w:r>
+      <w:r>
+        <w:rPr>
+          <w:rFonts w:hint="eastAsia"/>
+          <w:szCs w:val="21"/>
+        </w:rPr>
+        <w:t>张之明</w:t>
+      </w:r>
+      <w:r>
+        <w:rPr>
+          <w:rFonts w:hint="eastAsia"/>
+          <w:szCs w:val="21"/>
+        </w:rPr>
+        <w:t>.</w:t>
+      </w:r>
+      <w:r>
+        <w:rPr>
+          <w:rFonts w:hint="eastAsia"/>
+          <w:szCs w:val="21"/>
+        </w:rPr>
+        <w:t>一种基于</w:t>
+      </w:r>
+      <w:r>
+        <w:rPr>
+          <w:rFonts w:hint="eastAsia"/>
+          <w:szCs w:val="21"/>
+        </w:rPr>
+        <w:t>C5.0</w:t>
+      </w:r>
+      <w:r>
+        <w:rPr>
+          <w:rFonts w:hint="eastAsia"/>
+          <w:szCs w:val="21"/>
+        </w:rPr>
+        <w:t>决策树的客户流失预测模型研究</w:t>
+      </w:r>
+      <w:r>
+        <w:rPr>
+          <w:rFonts w:hint="eastAsia"/>
+          <w:szCs w:val="21"/>
+        </w:rPr>
+        <w:t>[J].</w:t>
+      </w:r>
+      <w:r>
+        <w:rPr>
+          <w:rFonts w:hint="eastAsia"/>
+          <w:szCs w:val="21"/>
+        </w:rPr>
+        <w:t>统计与信息论坛</w:t>
+      </w:r>
+      <w:r>
+        <w:rPr>
+          <w:rFonts w:hint="eastAsia"/>
+          <w:szCs w:val="21"/>
+        </w:rPr>
+        <w:t>,2015,30(01):89-94.</w:t>
+      </w:r>
+    </w:p>
+    <w:p>
+      <w:pPr>
+        <w:pStyle w:val="a"/>
+        <w:numPr>
+          <w:ilvl w:val="0"/>
+          <w:numId w:val="2"/>
+        </w:numPr>
+        <w:spacing w:line="300" w:lineRule="auto"/>
+        <w:ind w:hangingChars="200"/>
+        <w:rPr>
+          <w:szCs w:val="21"/>
+        </w:rPr>
+      </w:pPr>
+      <w:r>
+        <w:rPr>
+          <w:rFonts w:hint="eastAsia"/>
+          <w:szCs w:val="21"/>
+        </w:rPr>
+        <w:t>李爱民</w:t>
+      </w:r>
+      <w:r>
+        <w:rPr>
+          <w:rFonts w:hint="eastAsia"/>
+          <w:szCs w:val="21"/>
+        </w:rPr>
+        <w:t>.</w:t>
+      </w:r>
+      <w:r>
+        <w:rPr>
+          <w:rFonts w:hint="eastAsia"/>
+          <w:szCs w:val="21"/>
+        </w:rPr>
+        <w:t>基于逻辑回归和聚类分析的广电客户流失预警</w:t>
+      </w:r>
+      <w:r>
+        <w:rPr>
+          <w:rFonts w:hint="eastAsia"/>
+          <w:szCs w:val="21"/>
+        </w:rPr>
+        <w:t>[J].</w:t>
+      </w:r>
+      <w:r>
+        <w:rPr>
+          <w:rFonts w:hint="eastAsia"/>
+          <w:szCs w:val="21"/>
+        </w:rPr>
+        <w:t>信息与电脑</w:t>
+      </w:r>
+      <w:r>
+        <w:rPr>
+          <w:rFonts w:hint="eastAsia"/>
+          <w:szCs w:val="21"/>
+        </w:rPr>
+        <w:t>(</w:t>
+      </w:r>
+      <w:r>
+        <w:rPr>
+          <w:rFonts w:hint="eastAsia"/>
+          <w:szCs w:val="21"/>
+        </w:rPr>
+        <w:t>理论版</w:t>
+      </w:r>
+      <w:r>
+        <w:rPr>
+          <w:rFonts w:hint="eastAsia"/>
+          <w:szCs w:val="21"/>
+        </w:rPr>
+        <w:t>),2016,(09):29-30+35.</w:t>
+      </w:r>
+    </w:p>
+    <w:p>
+      <w:pPr>
+        <w:widowControl/>
+        <w:numPr>
+          <w:ilvl w:val="0"/>
+          <w:numId w:val="2"/>
+        </w:numPr>
+        <w:jc w:val="left"/>
+        <w:rPr>
+          <w:kern w:val="0"/>
+          <w:sz w:val="24"/>
+        </w:rPr>
+      </w:pPr>
+      <w:r>
+        <w:t xml:space="preserve">Saha, Lewlisa, Hrudaya Kumar Tripathy, Tarek Gaber, Hatem El-Gohary, and El-Sayed M. El-kenawy. “Deep Churn Prediction Method for Telecommunication Industry.” </w:t>
+      </w:r>
+      <w:r>
+        <w:rPr>
+          <w:i/>
+          <w:iCs/>
+        </w:rPr>
+        <w:t>Sustainability</w:t>
+      </w:r>
+      <w:r>
+        <w:t xml:space="preserve"> 15, no. 5 (2023): 4543. </w:t>
+      </w:r>
+      <w:hyperlink r:id="rId12" w:history="1">
+        <w:r>
+          <w:rPr>
+            <w:rStyle w:val="ab"/>
+          </w:rPr>
+          <w:t>https://doi.org/10.3390/su15054543</w:t>
+        </w:r>
+      </w:hyperlink>
+      <w:r>
+        <w:t>.</w:t>
+      </w:r>
+    </w:p>
+    <w:p>
+      <w:pPr>
+        <w:widowControl/>
+        <w:numPr>
+          <w:ilvl w:val="0"/>
+          <w:numId w:val="2"/>
+        </w:numPr>
+        <w:jc w:val="left"/>
+        <w:rPr>
+          <w:kern w:val="0"/>
+          <w:sz w:val="24"/>
+        </w:rPr>
+      </w:pPr>
+      <w:r>
+        <w:t xml:space="preserve">Shaikhsurab, Mohammed Affan, and Pramod Magadum. “Enhancing Customer Churn Prediction in Telecommunications: An Adaptive Ensemble Learning Approach.” arXiv:2408.16284. Preprint, arXiv, August 29, 2024. </w:t>
+      </w:r>
+      <w:hyperlink r:id="rId13" w:history="1">
+        <w:r>
+          <w:rPr>
+            <w:rStyle w:val="ab"/>
+          </w:rPr>
+          <w:t>https://doi.org/10.48550/arXiv.2408.16284</w:t>
+        </w:r>
+      </w:hyperlink>
+      <w:r>
+        <w:t>.</w:t>
+      </w:r>
+    </w:p>
+    <w:p>
+      <w:pPr>
+        <w:widowControl/>
+        <w:numPr>
+          <w:ilvl w:val="0"/>
+          <w:numId w:val="2"/>
+        </w:numPr>
+        <w:jc w:val="left"/>
+        <w:rPr>
+          <w:kern w:val="0"/>
+          <w:sz w:val="24"/>
+        </w:rPr>
+      </w:pPr>
+      <w:r>
+        <w:t xml:space="preserve">Wong, Man Leung, Kruy Seng, and Pak Kan Wong. “Cost-Sensitive Ensemble of Stacked Denoising Autoencoders for Class Imbalance Problems in Business Domain.” </w:t>
+      </w:r>
+      <w:r>
+        <w:rPr>
+          <w:i/>
+          <w:iCs/>
+        </w:rPr>
+        <w:t>Expert Systems with Applications</w:t>
+      </w:r>
+      <w:r>
+        <w:t xml:space="preserve"> 141 (March 2020): 112918. </w:t>
+      </w:r>
+      <w:hyperlink r:id="rId14" w:history="1">
+        <w:r>
+          <w:rPr>
+            <w:rStyle w:val="ab"/>
+          </w:rPr>
+          <w:t>https://doi.org/10.1016/j.eswa.2019.112918</w:t>
+        </w:r>
+      </w:hyperlink>
+      <w:r>
+        <w:t>.</w:t>
+      </w:r>
+    </w:p>
+    <w:p>
+      <w:pPr>
+        <w:widowControl/>
+        <w:numPr>
+          <w:ilvl w:val="0"/>
+          <w:numId w:val="2"/>
+        </w:numPr>
+        <w:jc w:val="left"/>
+        <w:rPr>
+          <w:kern w:val="0"/>
+          <w:sz w:val="24"/>
+        </w:rPr>
+      </w:pPr>
+      <w:r>
+        <w:t xml:space="preserve">Chen, Xuhang, Bo Lv, Mengqian Wang, et al. “A Comprehensive Analysis of Churn Prediction in Telecommunications Using Machine Learning.” arXiv:2509.22654. Preprint, arXiv, July 15, 2025. </w:t>
+      </w:r>
+      <w:hyperlink r:id="rId15" w:history="1">
+        <w:r>
+          <w:rPr>
+            <w:rStyle w:val="ab"/>
+          </w:rPr>
+          <w:t>https://doi.org/10.48550/arXiv.2509.22654</w:t>
+        </w:r>
+      </w:hyperlink>
+      <w:r>
+        <w:t>.</w:t>
+      </w:r>
+    </w:p>
+    <w:p>
+      <w:pPr>
+        <w:widowControl/>
+        <w:numPr>
+          <w:ilvl w:val="0"/>
+          <w:numId w:val="2"/>
+        </w:numPr>
+        <w:jc w:val="left"/>
+        <w:rPr>
+          <w:kern w:val="0"/>
+          <w:sz w:val="24"/>
+        </w:rPr>
+      </w:pPr>
+      <w:r>
+        <w:t xml:space="preserve">Idé, Tsuyoshi, and Naoki Abe. “Black-Box Anomaly Attribution.” arXiv:2305.18440. Preprint, arXiv, August 17, 2024. </w:t>
+      </w:r>
+      <w:hyperlink r:id="rId16" w:history="1">
+        <w:r>
+          <w:rPr>
+            <w:rStyle w:val="ab"/>
+          </w:rPr>
+          <w:t>https://doi.org/10.48550/arXiv.2305.18440</w:t>
+        </w:r>
+      </w:hyperlink>
+      <w:r>
+        <w:t>.</w:t>
+      </w:r>
+    </w:p>
+    <w:p>
+      <w:pPr>
+        <w:widowControl/>
+        <w:numPr>
+          <w:ilvl w:val="0"/>
+          <w:numId w:val="2"/>
+        </w:numPr>
+        <w:jc w:val="left"/>
+        <w:rPr>
+          <w:kern w:val="0"/>
+          <w:sz w:val="24"/>
+        </w:rPr>
+      </w:pPr>
+      <w:r>
+        <w:t xml:space="preserve">Chen, Ruoyu, Siyuan Liang, Jingzhi Li, et al. “Less Is More: Efficient Black-Box Attribution via Minimal Interpretable Subset Selection.” arXiv:2504.00470. Preprint, arXiv, April 1, 2025. </w:t>
+      </w:r>
+      <w:hyperlink r:id="rId17" w:history="1">
+        <w:r>
+          <w:rPr>
+            <w:rStyle w:val="ab"/>
+          </w:rPr>
+          <w:t>https://doi.org/10.48550/arXiv.2504.00470</w:t>
+        </w:r>
+      </w:hyperlink>
+      <w:r>
+        <w:t>.</w:t>
+      </w:r>
+    </w:p>
+    <w:p>
+      <w:pPr>
+        <w:pStyle w:val="a"/>
+        <w:numPr>
+          <w:ilvl w:val="0"/>
+          <w:numId w:val="0"/>
+        </w:numPr>
+        <w:spacing w:line="300" w:lineRule="auto"/>
+        <w:rPr>
+          <w:rFonts w:ascii="宋体" w:hAnsi="宋体" w:cs="宋体" w:hint="eastAsia"/>
+          <w:color w:val="000000"/>
+          <w:szCs w:val="21"/>
+        </w:rPr>
+      </w:pPr>
+    </w:p>
+    <w:p>
+      <w:pPr>
+        <w:pStyle w:val="a"/>
+        <w:numPr>
+          <w:ilvl w:val="0"/>
+          <w:numId w:val="0"/>
+        </w:numPr>
+        <w:spacing w:line="300" w:lineRule="auto"/>
+        <w:rPr>
+          <w:rFonts w:ascii="宋体" w:hAnsi="宋体" w:cs="宋体" w:hint="eastAsia"/>
+          <w:color w:val="000000"/>
+          <w:szCs w:val="21"/>
+        </w:rPr>
+      </w:pPr>
+    </w:p>
+    <w:p>
+      <w:pPr>
+        <w:pStyle w:val="a"/>
+        <w:numPr>
+          <w:ilvl w:val="0"/>
+          <w:numId w:val="0"/>
+        </w:numPr>
+        <w:spacing w:line="300" w:lineRule="auto"/>
+        <w:rPr>
+          <w:rFonts w:ascii="宋体" w:hAnsi="宋体" w:cs="宋体" w:hint="eastAsia"/>
+          <w:color w:val="000000"/>
+          <w:szCs w:val="21"/>
+        </w:rPr>
+      </w:pPr>
+    </w:p>
+    <w:p>
+      <w:pPr>
+        <w:pStyle w:val="a"/>
+        <w:numPr>
+          <w:ilvl w:val="0"/>
+          <w:numId w:val="0"/>
+        </w:numPr>
+        <w:spacing w:line="300" w:lineRule="auto"/>
+        <w:rPr>
+          <w:rFonts w:ascii="宋体" w:hAnsi="宋体" w:cs="宋体" w:hint="eastAsia"/>
+          <w:color w:val="000000"/>
+          <w:szCs w:val="21"/>
+        </w:rPr>
+      </w:pPr>
+    </w:p>
+    <w:p>
+      <w:pPr>
+        <w:pStyle w:val="a"/>
+        <w:numPr>
+          <w:ilvl w:val="0"/>
+          <w:numId w:val="0"/>
+        </w:numPr>
+        <w:spacing w:line="300" w:lineRule="auto"/>
+        <w:rPr>
+          <w:rFonts w:ascii="宋体" w:hAnsi="宋体" w:cs="宋体" w:hint="eastAsia"/>
+          <w:color w:val="000000"/>
+          <w:szCs w:val="21"/>
+        </w:rPr>
+      </w:pPr>
+    </w:p>
+    <w:p>
+      <w:pPr>
+        <w:pStyle w:val="a"/>
+        <w:numPr>
+          <w:ilvl w:val="0"/>
+          <w:numId w:val="0"/>
+        </w:numPr>
+        <w:spacing w:line="300" w:lineRule="auto"/>
+        <w:rPr>
+          <w:rFonts w:ascii="宋体" w:hAnsi="宋体" w:cs="宋体" w:hint="eastAsia"/>
+          <w:color w:val="000000"/>
+          <w:szCs w:val="21"/>
+        </w:rPr>
+      </w:pPr>
+    </w:p>
+    <w:p>
+      <w:pPr>
+        <w:spacing w:line="300" w:lineRule="auto"/>
+        <w:jc w:val="center"/>
+        <w:rPr>
+          <w:rFonts w:ascii="宋体" w:hAnsi="宋体" w:cs="宋体" w:hint="eastAsia"/>
+          <w:sz w:val="24"/>
+        </w:rPr>
+      </w:pPr>
+    </w:p>
+    <w:p>
+      <w:pPr>
+        <w:spacing w:line="300" w:lineRule="auto"/>
+        <w:jc w:val="center"/>
+        <w:rPr>
+          <w:rFonts w:ascii="宋体" w:hAnsi="宋体" w:cs="宋体" w:hint="eastAsia"/>
+          <w:sz w:val="24"/>
+        </w:rPr>
+      </w:pPr>
+    </w:p>
+    <w:p>
+      <w:pPr>
+        <w:spacing w:beforeLines="100" w:before="312" w:afterLines="200" w:after="624" w:line="300" w:lineRule="auto"/>
+        <w:jc w:val="center"/>
+        <w:rPr>
+          <w:rFonts w:ascii="宋体" w:hAnsi="宋体" w:cs="宋体" w:hint="eastAsia"/>
+          <w:sz w:val="32"/>
+          <w:szCs w:val="32"/>
+        </w:rPr>
+      </w:pPr>
+      <w:r>
+        <w:rPr>
+          <w:rFonts w:ascii="黑体" w:eastAsia="黑体" w:hAnsi="黑体" w:cs="黑体" w:hint="eastAsia"/>
+          <w:sz w:val="32"/>
+          <w:szCs w:val="32"/>
+        </w:rPr>
+        <w:lastRenderedPageBreak/>
+        <w:t>指导老师意见</w:t>
+      </w:r>
+    </w:p>
+    <w:p>
+      <w:pPr>
+        <w:tabs>
+          <w:tab w:val="right" w:pos="8640"/>
+        </w:tabs>
+        <w:spacing w:line="300" w:lineRule="auto"/>
+        <w:ind w:firstLineChars="200" w:firstLine="480"/>
+        <w:rPr>
+          <w:rFonts w:ascii="宋体" w:hAnsi="宋体" w:cs="宋体" w:hint="eastAsia"/>
+          <w:bCs/>
+          <w:kern w:val="0"/>
+          <w:sz w:val="24"/>
+        </w:rPr>
+      </w:pPr>
+      <w:r>
+        <w:rPr>
+          <w:rFonts w:ascii="宋体" w:hAnsi="宋体" w:cs="宋体" w:hint="eastAsia"/>
+          <w:bCs/>
+          <w:kern w:val="0"/>
+          <w:sz w:val="24"/>
+        </w:rPr>
+        <w:t>导师需明确是否能开题</w:t>
+      </w:r>
+    </w:p>
+    <w:p>
+      <w:pPr>
+        <w:tabs>
+          <w:tab w:val="right" w:pos="8640"/>
+        </w:tabs>
+        <w:spacing w:line="300" w:lineRule="auto"/>
+        <w:ind w:firstLineChars="200" w:firstLine="480"/>
+        <w:rPr>
+          <w:rFonts w:ascii="宋体" w:hAnsi="宋体" w:cs="宋体"/>
+          <w:szCs w:val="21"/>
+        </w:rPr>
+      </w:pPr>
+      <w:r>
+        <w:rPr>
+          <w:rFonts w:ascii="宋体" w:hAnsi="宋体" w:cs="宋体" w:hint="eastAsia"/>
+          <w:bCs/>
+          <w:kern w:val="0"/>
+          <w:sz w:val="24"/>
+        </w:rPr>
+        <w:t>要求：中文宋体小四号、英文</w:t>
+      </w:r>
+      <w:r>
+        <w:rPr>
+          <w:bCs/>
+          <w:kern w:val="0"/>
+          <w:sz w:val="24"/>
+        </w:rPr>
+        <w:t>Times New Roman</w:t>
+      </w:r>
+      <w:r>
+        <w:rPr>
+          <w:rFonts w:ascii="宋体" w:hAnsi="宋体" w:cs="宋体" w:hint="eastAsia"/>
+          <w:bCs/>
+          <w:kern w:val="0"/>
+          <w:sz w:val="24"/>
+        </w:rPr>
+        <w:t>小四号，</w:t>
+      </w:r>
+      <w:r>
+        <w:rPr>
+          <w:bCs/>
+          <w:kern w:val="0"/>
+          <w:sz w:val="24"/>
+        </w:rPr>
+        <w:t>1.25</w:t>
+      </w:r>
+      <w:r>
+        <w:rPr>
+          <w:rFonts w:ascii="宋体" w:hAnsi="宋体" w:cs="宋体" w:hint="eastAsia"/>
+          <w:bCs/>
+          <w:kern w:val="0"/>
+          <w:sz w:val="24"/>
+        </w:rPr>
+        <w:t>倍行距，段前段后各</w:t>
+      </w:r>
+      <w:r>
+        <w:rPr>
+          <w:bCs/>
+          <w:kern w:val="0"/>
+          <w:sz w:val="24"/>
+        </w:rPr>
+        <w:t>0</w:t>
+      </w:r>
+      <w:r>
+        <w:rPr>
+          <w:rFonts w:ascii="宋体" w:hAnsi="宋体" w:cs="宋体" w:hint="eastAsia"/>
+          <w:bCs/>
+          <w:kern w:val="0"/>
+          <w:sz w:val="24"/>
+        </w:rPr>
+        <w:t>磅，两端对齐，首行缩进</w:t>
+      </w:r>
+      <w:r>
+        <w:rPr>
+          <w:bCs/>
+          <w:kern w:val="0"/>
+          <w:sz w:val="24"/>
+        </w:rPr>
+        <w:t>2</w:t>
+      </w:r>
+      <w:r>
+        <w:rPr>
+          <w:rFonts w:ascii="宋体" w:hAnsi="宋体" w:cs="宋体" w:hint="eastAsia"/>
+          <w:bCs/>
+          <w:kern w:val="0"/>
+          <w:sz w:val="24"/>
+        </w:rPr>
+        <w:t>字符</w:t>
+      </w:r>
+    </w:p>
+    <w:p>
+      <w:pPr>
+        <w:rPr>
+          <w:rFonts w:hint="eastAsia"/>
+          <w:sz w:val="32"/>
+        </w:rPr>
+      </w:pPr>
+    </w:p>
+    <w:p>
+      <w:pPr>
+        <w:jc w:val="center"/>
+        <w:rPr>
+          <w:rFonts w:hint="eastAsia"/>
+          <w:sz w:val="32"/>
+        </w:rPr>
+      </w:pPr>
+    </w:p>
+    <w:p>
+      <w:pPr>
+        <w:jc w:val="center"/>
+        <w:rPr>
+          <w:rFonts w:hint="eastAsia"/>
+          <w:sz w:val="32"/>
+        </w:rPr>
+      </w:pPr>
+    </w:p>
+    <w:p>
+      <w:pPr>
+        <w:jc w:val="center"/>
+        <w:rPr>
+          <w:rFonts w:hint="eastAsia"/>
+          <w:sz w:val="32"/>
+        </w:rPr>
+      </w:pPr>
+    </w:p>
+    <w:p>
+      <w:pPr>
+        <w:jc w:val="center"/>
+        <w:rPr>
+          <w:rFonts w:hint="eastAsia"/>
+          <w:sz w:val="32"/>
+        </w:rPr>
+      </w:pPr>
+    </w:p>
+    <w:p>
+      <w:pPr>
+        <w:jc w:val="center"/>
+        <w:rPr>
+          <w:rFonts w:hint="eastAsia"/>
+          <w:sz w:val="32"/>
+          <w:szCs w:val="32"/>
+        </w:rPr>
+      </w:pPr>
+    </w:p>
+    <w:p>
+      <w:pPr>
+        <w:jc w:val="center"/>
+        <w:rPr>
+          <w:rFonts w:ascii="黑体" w:eastAsia="黑体" w:hAnsi="黑体" w:cs="黑体" w:hint="eastAsia"/>
+          <w:sz w:val="32"/>
+          <w:szCs w:val="32"/>
+        </w:rPr>
+      </w:pPr>
+      <w:r>
+        <w:rPr>
+          <w:rFonts w:hint="eastAsia"/>
+          <w:sz w:val="32"/>
+          <w:szCs w:val="32"/>
+        </w:rPr>
+        <w:t xml:space="preserve">                 </w:t>
+      </w:r>
+      <w:r>
+        <w:rPr>
+          <w:rFonts w:ascii="黑体" w:eastAsia="黑体" w:hAnsi="黑体" w:cs="黑体" w:hint="eastAsia"/>
+          <w:sz w:val="32"/>
+          <w:szCs w:val="32"/>
+        </w:rPr>
+        <w:t xml:space="preserve">           指导教师（签名）：</w:t>
+      </w:r>
+    </w:p>
+    <w:p>
+      <w:pPr>
+        <w:jc w:val="center"/>
+        <w:rPr>
+          <w:sz w:val="28"/>
+          <w:szCs w:val="28"/>
+        </w:rPr>
+      </w:pPr>
+      <w:r>
+        <w:rPr>
+          <w:rFonts w:ascii="黑体" w:eastAsia="黑体" w:hAnsi="黑体" w:cs="黑体" w:hint="eastAsia"/>
+          <w:sz w:val="28"/>
+          <w:szCs w:val="28"/>
+        </w:rPr>
+        <w:t xml:space="preserve">                                 </w:t>
+      </w:r>
+      <w:r>
+        <w:rPr>
+          <w:rFonts w:ascii="黑体" w:eastAsia="黑体" w:hAnsi="黑体" w:cs="黑体" w:hint="eastAsia"/>
+          <w:sz w:val="32"/>
+          <w:szCs w:val="32"/>
+        </w:rPr>
+        <w:t xml:space="preserve">   年   月   日</w:t>
+      </w:r>
+    </w:p>
+    <w:p>
+      <w:pPr>
+        <w:jc w:val="center"/>
+        <w:rPr>
+          <w:rFonts w:hint="eastAsia"/>
+          <w:b/>
+          <w:bCs/>
+          <w:sz w:val="32"/>
+        </w:rPr>
+      </w:pPr>
+    </w:p>
+    <w:p>
+      <w:pPr>
+        <w:jc w:val="center"/>
+        <w:rPr>
+          <w:rFonts w:hint="eastAsia"/>
+          <w:b/>
+          <w:bCs/>
+          <w:sz w:val="32"/>
+        </w:rPr>
+      </w:pPr>
+    </w:p>
+    <w:p>
+      <w:pPr>
+        <w:jc w:val="center"/>
+        <w:rPr>
+          <w:rFonts w:hint="eastAsia"/>
+          <w:b/>
+          <w:bCs/>
+          <w:sz w:val="32"/>
+        </w:rPr>
+      </w:pPr>
+    </w:p>
+    <w:p>
+      <w:pPr>
+        <w:jc w:val="center"/>
+        <w:rPr>
+          <w:rFonts w:hint="eastAsia"/>
+          <w:b/>
+          <w:bCs/>
+          <w:sz w:val="32"/>
+        </w:rPr>
+      </w:pPr>
+    </w:p>
+    <w:p>
+      <w:pPr>
+        <w:jc w:val="center"/>
+        <w:rPr>
+          <w:rFonts w:hint="eastAsia"/>
+          <w:b/>
+          <w:bCs/>
+          <w:sz w:val="32"/>
+        </w:rPr>
+      </w:pPr>
+    </w:p>
+    <w:p>
+      <w:pPr>
+        <w:jc w:val="center"/>
+        <w:rPr>
+          <w:rFonts w:hint="eastAsia"/>
+          <w:b/>
+          <w:bCs/>
+          <w:sz w:val="32"/>
+        </w:rPr>
+      </w:pPr>
+    </w:p>
+    <w:p>
+      <w:pPr>
+        <w:jc w:val="center"/>
+        <w:rPr>
+          <w:rFonts w:hint="eastAsia"/>
+          <w:b/>
+          <w:bCs/>
+          <w:sz w:val="32"/>
+        </w:rPr>
+      </w:pPr>
+    </w:p>
+    <w:p>
+      <w:pPr>
+        <w:spacing w:line="300" w:lineRule="auto"/>
+        <w:rPr>
+          <w:rFonts w:ascii="Arial" w:hAnsi="Arial" w:cs="Arial"/>
+          <w:color w:val="333333"/>
+          <w:sz w:val="24"/>
+        </w:rPr>
+      </w:pPr>
+    </w:p>
+    <w:p>
+      <w:pPr>
+        <w:spacing w:line="300" w:lineRule="auto"/>
+        <w:rPr>
+          <w:rFonts w:ascii="宋体" w:hAnsi="宋体" w:cs="宋体" w:hint="eastAsia"/>
+          <w:kern w:val="0"/>
+          <w:sz w:val="24"/>
+        </w:rPr>
+      </w:pPr>
+    </w:p>
+    <w:p/>
+    <w:p>
+      <w:pPr>
+        <w:jc w:val="center"/>
+        <w:rPr>
+          <w:b/>
+          <w:sz w:val="52"/>
+          <w:szCs w:val="52"/>
+        </w:rPr>
+      </w:pPr>
+    </w:p>
+    <w:p>
+      <w:pPr>
+        <w:jc w:val="center"/>
+        <w:rPr>
+          <w:b/>
+          <w:sz w:val="52"/>
+          <w:szCs w:val="52"/>
+        </w:rPr>
+      </w:pPr>
+    </w:p>
+    <w:p>
+      <w:pPr>
+        <w:jc w:val="center"/>
+        <w:rPr>
+          <w:b/>
+          <w:sz w:val="52"/>
+          <w:szCs w:val="52"/>
+        </w:rPr>
+      </w:pPr>
       <w:r>
         <w:rPr>
           <w:rFonts w:ascii="Calibri" w:hAnsi="Calibri"/>
           <w:noProof/>
         </w:rPr>
-        <w:lastRenderedPageBreak/>
         <mc:AlternateContent>
           <mc:Choice Requires="wpg">
             <w:drawing>
-              <wp:anchor distT="0" distB="0" distL="114300" distR="114300" simplePos="0" relativeHeight="251658240" behindDoc="1" locked="0" layoutInCell="1" allowOverlap="1" wp14:anchorId="0846DE9D" wp14:editId="6693E168">
+              <wp:anchor distT="0" distB="0" distL="114300" distR="114300" simplePos="0" relativeHeight="251658240" behindDoc="1" locked="0" layoutInCell="1" allowOverlap="1" wp14:anchorId="0846DE9D" wp14:editId="43834CD4">
                 <wp:simplePos x="0" y="0"/>
                 <wp:positionH relativeFrom="margin">
-                  <wp:posOffset>588010</wp:posOffset>
+                  <wp:posOffset>589280</wp:posOffset>
                 </wp:positionH>
                 <wp:positionV relativeFrom="margin">
-                  <wp:posOffset>659927</wp:posOffset>
+                  <wp:posOffset>735965</wp:posOffset>
                 </wp:positionV>
                 <wp:extent cx="4095750" cy="771525"/>
                 <wp:effectExtent l="0" t="0" r="0" b="9525"/>
@@ -1817,12 +3673,31 @@
           </mc:Choice>
           <mc:Fallback>
             <w:pict>
-              <v:group w14:anchorId="67A6088F" id="Group 31" o:spid="_x0000_s1026" style="position:absolute;margin-left:46.3pt;margin-top:51.95pt;width:322.5pt;height:60.75pt;z-index:-251658240;mso-position-horizontal-relative:margin;mso-position-vertical-relative:margin" coordorigin="2520,2025" coordsize="6450,1215" o:gfxdata="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">
+              <v:group w14:anchorId="12D2E670" id="Group 31" o:spid="_x0000_s1026" style="position:absolute;margin-left:46.4pt;margin-top:57.95pt;width:322.5pt;height:60.75pt;z-index:-251658240;mso-position-horizontal-relative:margin;mso-position-vertical-relative:margin" coordorigin="2520,2025" coordsize="6450,1215" o:gfxdata="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">
+                <v:shapetype id="_x0000_t75" coordsize="21600,21600" o:spt="75" o:preferrelative="t" path="m@4@5l@4@11@9@11@9@5xe" filled="f" stroked="f">
+                  <v:stroke joinstyle="miter"/>
+                  <v:formulas>
+                    <v:f eqn="if lineDrawn pixelLineWidth 0"/>
+                    <v:f eqn="sum @0 1 0"/>
+                    <v:f eqn="sum 0 0 @1"/>
+                    <v:f eqn="prod @2 1 2"/>
+                    <v:f eqn="prod @3 21600 pixelWidth"/>
+                    <v:f eqn="prod @3 21600 pixelHeight"/>
+                    <v:f eqn="sum @0 0 1"/>
+                    <v:f eqn="prod @6 1 2"/>
+                    <v:f eqn="prod @7 21600 pixelWidth"/>
+                    <v:f eqn="sum @8 21600 0"/>
+                    <v:f eqn="prod @7 21600 pixelHeight"/>
+                    <v:f eqn="sum @10 21600 0"/>
+                  </v:formulas>
+                  <v:path o:extrusionok="f" gradientshapeok="t" o:connecttype="rect"/>
+                  <o:lock v:ext="edit" aspectratio="t"/>
+                </v:shapetype>
                 <v:shape id="Picture 6" o:spid="_x0000_s1027" type="#_x0000_t75" style="position:absolute;left:3960;top:2181;width:5010;height:810;visibility:visible;mso-wrap-style:square" o:gfxdata="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">
-                  <v:imagedata r:id="rId9" o:title=""/>
+                  <v:imagedata r:id="rId18" o:title=""/>
                 </v:shape>
                 <v:shape id="Picture 7" o:spid="_x0000_s1028" type="#_x0000_t75" style="position:absolute;left:2520;top:2025;width:1260;height:1215;visibility:visible;mso-wrap-style:square" o:gfxdata="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">
-                  <v:imagedata r:id="rId10" o:title=""/>
+                  <v:imagedata r:id="rId19" o:title=""/>
                 </v:shape>
                 <w10:wrap type="topAndBottom" anchorx="margin" anchory="margin"/>
               </v:group>
@@ -1844,16 +3719,6 @@
     <w:p>
       <w:pPr>
         <w:jc w:val="center"/>
-        <w:rPr>
-          <w:b/>
-          <w:sz w:val="52"/>
-          <w:szCs w:val="52"/>
-        </w:rPr>
-      </w:pPr>
-    </w:p>
-    <w:p>
-      <w:pPr>
-        <w:jc w:val="center"/>
       </w:pPr>
       <w:r>
         <w:rPr>
@@ -2279,9 +4144,59 @@
           <w:szCs w:val="30"/>
           <w:u w:val="single"/>
         </w:rPr>
-        <w:t xml:space="preserve">            林</w:t>
-      </w:r>
-      <w:proofErr w:type="gramStart"/>
+        <w:t xml:space="preserve">            林诣</w:t>
+      </w:r>
+      <w:r>
+        <w:rPr>
+          <w:rFonts w:ascii="宋体" w:hAnsi="宋体"/>
+          <w:b/>
+          <w:sz w:val="30"/>
+          <w:szCs w:val="30"/>
+          <w:u w:val="single"/>
+        </w:rPr>
+        <w:t xml:space="preserve">        </w:t>
+      </w:r>
+      <w:r>
+        <w:rPr>
+          <w:rFonts w:ascii="宋体" w:hAnsi="宋体"/>
+          <w:b/>
+          <w:sz w:val="30"/>
+          <w:szCs w:val="30"/>
+          <w:u w:val="single"/>
+        </w:rPr>
+        <w:tab/>
+      </w:r>
+      <w:r>
+        <w:rPr>
+          <w:rFonts w:ascii="宋体" w:hAnsi="宋体"/>
+          <w:b/>
+          <w:sz w:val="30"/>
+          <w:szCs w:val="30"/>
+          <w:u w:val="single"/>
+        </w:rPr>
+        <w:tab/>
+      </w:r>
+    </w:p>
+    <w:p>
+      <w:pPr>
+        <w:ind w:leftChars="645" w:left="1354"/>
+        <w:jc w:val="left"/>
+        <w:rPr>
+          <w:rFonts w:ascii="宋体" w:hAnsi="宋体" w:hint="eastAsia"/>
+          <w:b/>
+          <w:sz w:val="30"/>
+          <w:szCs w:val="30"/>
+        </w:rPr>
+      </w:pPr>
+      <w:r>
+        <w:rPr>
+          <w:rFonts w:ascii="宋体" w:hAnsi="宋体" w:hint="eastAsia"/>
+          <w:b/>
+          <w:sz w:val="30"/>
+          <w:szCs w:val="30"/>
+        </w:rPr>
+        <w:t>指导老师：</w:t>
+      </w:r>
       <w:r>
         <w:rPr>
           <w:rFonts w:ascii="宋体" w:hAnsi="宋体" w:hint="eastAsia"/>
@@ -2290,9 +4205,8 @@
           <w:szCs w:val="30"/>
           <w:u w:val="single"/>
         </w:rPr>
-        <w:t>诣</w:t>
-      </w:r>
-      <w:proofErr w:type="gramEnd"/>
+        <w:t xml:space="preserve">            周凯       </w:t>
+      </w:r>
       <w:r>
         <w:rPr>
           <w:rFonts w:ascii="宋体" w:hAnsi="宋体"/>
@@ -2301,7 +4215,7 @@
           <w:szCs w:val="30"/>
           <w:u w:val="single"/>
         </w:rPr>
-        <w:t xml:space="preserve">        </w:t>
+        <w:t xml:space="preserve">    </w:t>
       </w:r>
       <w:r>
         <w:rPr>
@@ -2313,6 +4227,38 @@
         </w:rPr>
         <w:tab/>
       </w:r>
+    </w:p>
+    <w:p>
+      <w:pPr>
+        <w:ind w:leftChars="645" w:left="1354"/>
+        <w:jc w:val="left"/>
+        <w:rPr>
+          <w:rFonts w:ascii="宋体" w:hAnsi="宋体" w:hint="eastAsia"/>
+          <w:b/>
+          <w:sz w:val="30"/>
+          <w:szCs w:val="30"/>
+          <w:u w:val="single"/>
+        </w:rPr>
+      </w:pPr>
+      <w:r>
+        <w:rPr>
+          <w:rFonts w:ascii="宋体" w:hAnsi="宋体" w:hint="eastAsia"/>
+          <w:b/>
+          <w:sz w:val="30"/>
+          <w:szCs w:val="30"/>
+        </w:rPr>
+        <w:t>提交日期：</w:t>
+      </w:r>
+      <w:r>
+        <w:rPr>
+          <w:rFonts w:ascii="宋体" w:hAnsi="宋体" w:hint="eastAsia"/>
+          <w:b/>
+          <w:sz w:val="30"/>
+          <w:szCs w:val="30"/>
+          <w:u w:val="single"/>
+        </w:rPr>
+        <w:t xml:space="preserve">   </w:t>
+      </w:r>
       <w:r>
         <w:rPr>
           <w:rFonts w:ascii="宋体" w:hAnsi="宋体"/>
@@ -2321,28 +4267,7 @@
           <w:szCs w:val="30"/>
           <w:u w:val="single"/>
         </w:rPr>
-        <w:tab/>
-      </w:r>
-    </w:p>
-    <w:p>
-      <w:pPr>
-        <w:ind w:leftChars="645" w:left="1354"/>
-        <w:jc w:val="left"/>
-        <w:rPr>
-          <w:rFonts w:ascii="宋体" w:hAnsi="宋体" w:hint="eastAsia"/>
-          <w:b/>
-          <w:sz w:val="30"/>
-          <w:szCs w:val="30"/>
-        </w:rPr>
-      </w:pPr>
-      <w:r>
-        <w:rPr>
-          <w:rFonts w:ascii="宋体" w:hAnsi="宋体" w:hint="eastAsia"/>
-          <w:b/>
-          <w:sz w:val="30"/>
-          <w:szCs w:val="30"/>
-        </w:rPr>
-        <w:t>指导老师：</w:t>
+        <w:t xml:space="preserve"> </w:t>
       </w:r>
       <w:r>
         <w:rPr>
@@ -2352,7 +4277,7 @@
           <w:szCs w:val="30"/>
           <w:u w:val="single"/>
         </w:rPr>
-        <w:t xml:space="preserve">            周凯       </w:t>
+        <w:t xml:space="preserve">    </w:t>
       </w:r>
       <w:r>
         <w:rPr>
@@ -2362,7 +4287,37 @@
           <w:szCs w:val="30"/>
           <w:u w:val="single"/>
         </w:rPr>
-        <w:t xml:space="preserve">    </w:t>
+        <w:tab/>
+      </w:r>
+      <w:r>
+        <w:rPr>
+          <w:rFonts w:ascii="宋体" w:hAnsi="宋体" w:hint="eastAsia"/>
+          <w:b/>
+          <w:sz w:val="30"/>
+          <w:szCs w:val="30"/>
+          <w:u w:val="single"/>
+        </w:rPr>
+        <w:t xml:space="preserve">  2026/</w:t>
+      </w:r>
+      <w:r>
+        <w:rPr>
+          <w:rFonts w:ascii="宋体" w:hAnsi="宋体" w:hint="eastAsia"/>
+          <w:b/>
+          <w:sz w:val="30"/>
+          <w:szCs w:val="30"/>
+          <w:u w:val="single"/>
+        </w:rPr>
+        <w:t>3</w:t>
+      </w:r>
+      <w:r>
+        <w:rPr>
+          <w:rFonts w:ascii="宋体" w:hAnsi="宋体" w:hint="eastAsia"/>
+          <w:b/>
+          <w:sz w:val="30"/>
+          <w:szCs w:val="30"/>
+          <w:u w:val="single"/>
+        </w:rPr>
+        <w:t xml:space="preserve">     </w:t>
       </w:r>
       <w:r>
         <w:rPr>
@@ -2372,38 +4327,6 @@
           <w:szCs w:val="30"/>
           <w:u w:val="single"/>
         </w:rPr>
-        <w:tab/>
-      </w:r>
-    </w:p>
-    <w:p>
-      <w:pPr>
-        <w:ind w:leftChars="645" w:left="1354"/>
-        <w:jc w:val="left"/>
-        <w:rPr>
-          <w:rFonts w:ascii="宋体" w:hAnsi="宋体" w:hint="eastAsia"/>
-          <w:b/>
-          <w:sz w:val="30"/>
-          <w:szCs w:val="30"/>
-          <w:u w:val="single"/>
-        </w:rPr>
-      </w:pPr>
-      <w:r>
-        <w:rPr>
-          <w:rFonts w:ascii="宋体" w:hAnsi="宋体" w:hint="eastAsia"/>
-          <w:b/>
-          <w:sz w:val="30"/>
-          <w:szCs w:val="30"/>
-        </w:rPr>
-        <w:t>提交日期：</w:t>
-      </w:r>
-      <w:r>
-        <w:rPr>
-          <w:rFonts w:ascii="宋体" w:hAnsi="宋体" w:hint="eastAsia"/>
-          <w:b/>
-          <w:sz w:val="30"/>
-          <w:szCs w:val="30"/>
-          <w:u w:val="single"/>
-        </w:rPr>
         <w:t xml:space="preserve">   </w:t>
       </w:r>
       <w:r>
@@ -2414,17 +4337,7 @@
           <w:szCs w:val="30"/>
           <w:u w:val="single"/>
         </w:rPr>
-        <w:t xml:space="preserve"> </w:t>
-      </w:r>
-      <w:r>
-        <w:rPr>
-          <w:rFonts w:ascii="宋体" w:hAnsi="宋体" w:hint="eastAsia"/>
-          <w:b/>
-          <w:sz w:val="30"/>
-          <w:szCs w:val="30"/>
-          <w:u w:val="single"/>
-        </w:rPr>
-        <w:t xml:space="preserve">    </w:t>
+        <w:tab/>
       </w:r>
       <w:r>
         <w:rPr>
@@ -2436,63 +4349,11 @@
         </w:rPr>
         <w:tab/>
       </w:r>
-      <w:r>
-        <w:rPr>
-          <w:rFonts w:ascii="宋体" w:hAnsi="宋体" w:hint="eastAsia"/>
-          <w:b/>
-          <w:sz w:val="30"/>
-          <w:szCs w:val="30"/>
-          <w:u w:val="single"/>
-        </w:rPr>
-        <w:t xml:space="preserve">  2026/1     </w:t>
-      </w:r>
-      <w:r>
-        <w:rPr>
-          <w:rFonts w:ascii="宋体" w:hAnsi="宋体"/>
-          <w:b/>
-          <w:sz w:val="30"/>
-          <w:szCs w:val="30"/>
-          <w:u w:val="single"/>
-        </w:rPr>
-        <w:t xml:space="preserve">   </w:t>
-      </w:r>
-      <w:r>
-        <w:rPr>
-          <w:rFonts w:ascii="宋体" w:hAnsi="宋体"/>
-          <w:b/>
-          <w:sz w:val="30"/>
-          <w:szCs w:val="30"/>
-          <w:u w:val="single"/>
-        </w:rPr>
-        <w:tab/>
-      </w:r>
-      <w:r>
-        <w:rPr>
-          <w:rFonts w:ascii="宋体" w:hAnsi="宋体"/>
-          <w:b/>
-          <w:sz w:val="30"/>
-          <w:szCs w:val="30"/>
-          <w:u w:val="single"/>
-        </w:rPr>
-        <w:tab/>
-      </w:r>
     </w:p>
     <w:p>
       <w:pPr>
         <w:ind w:firstLineChars="550" w:firstLine="1155"/>
         <w:jc w:val="left"/>
-      </w:pPr>
-    </w:p>
-    <w:p>
-      <w:pPr>
-        <w:rPr>
-          <w:sz w:val="28"/>
-        </w:rPr>
-      </w:pPr>
-    </w:p>
-    <w:p>
-      <w:pPr>
-        <w:spacing w:line="300" w:lineRule="auto"/>
       </w:pPr>
     </w:p>
     <w:p>
@@ -2576,7 +4437,7 @@
           <w:kern w:val="0"/>
           <w:sz w:val="24"/>
         </w:rPr>
-        <w:t>越来越成为推动技术创新与国际业务拓展的核心驱动力</w:t>
+        <w:t>已经逐步成为</w:t>
       </w:r>
       <w:r>
         <w:rPr>
@@ -2585,6 +4446,15 @@
           <w:kern w:val="0"/>
           <w:sz w:val="24"/>
         </w:rPr>
+        <w:t>推动技术创新与国际业务拓展的核心驱动力</w:t>
+      </w:r>
+      <w:r>
+        <w:rPr>
+          <w:rFonts w:cs="宋体" w:hint="eastAsia"/>
+          <w:bCs/>
+          <w:kern w:val="0"/>
+          <w:sz w:val="24"/>
+        </w:rPr>
         <w:t>。然而，随着市场的日趋饱和与竞争</w:t>
       </w:r>
       <w:r>
@@ -2594,7 +4464,7 @@
           <w:kern w:val="0"/>
           <w:sz w:val="24"/>
         </w:rPr>
-        <w:t>白热化，电信运营商面临前所未有的挑战：</w:t>
+        <w:t>白热化，电信运营商</w:t>
       </w:r>
       <w:r>
         <w:rPr>
@@ -2603,6 +4473,24 @@
           <w:kern w:val="0"/>
           <w:sz w:val="24"/>
         </w:rPr>
+        <w:t>目前</w:t>
+      </w:r>
+      <w:r>
+        <w:rPr>
+          <w:rFonts w:cs="宋体" w:hint="eastAsia"/>
+          <w:bCs/>
+          <w:kern w:val="0"/>
+          <w:sz w:val="24"/>
+        </w:rPr>
+        <w:t>面临前所未有的挑战：</w:t>
+      </w:r>
+      <w:r>
+        <w:rPr>
+          <w:rFonts w:cs="宋体" w:hint="eastAsia"/>
+          <w:bCs/>
+          <w:kern w:val="0"/>
+          <w:sz w:val="24"/>
+        </w:rPr>
         <w:t>价格战持续升级、消费者需求快速迭代</w:t>
       </w:r>
       <w:r>
@@ -2621,7 +4509,25 @@
           <w:kern w:val="0"/>
           <w:sz w:val="24"/>
         </w:rPr>
-        <w:t>客户保留需要逐步超越客户获取需求</w:t>
+        <w:t>客户</w:t>
+      </w:r>
+      <w:r>
+        <w:rPr>
+          <w:rFonts w:cs="宋体" w:hint="eastAsia"/>
+          <w:bCs/>
+          <w:kern w:val="0"/>
+          <w:sz w:val="24"/>
+        </w:rPr>
+        <w:t>留存需求</w:t>
+      </w:r>
+      <w:r>
+        <w:rPr>
+          <w:rFonts w:cs="宋体" w:hint="eastAsia"/>
+          <w:bCs/>
+          <w:kern w:val="0"/>
+          <w:sz w:val="24"/>
+        </w:rPr>
+        <w:t>逐步超越客户获取需求</w:t>
       </w:r>
       <w:r>
         <w:rPr>
@@ -3240,27 +5146,7 @@
           <w:kern w:val="0"/>
           <w:sz w:val="24"/>
         </w:rPr>
-        <w:t>算法倾向于选择多值属性的偏倚问题，创造性地引入“加权熵”概念，提出了一种兼顾信息增益与分枝权重的改进决策树方法。</w:t>
-      </w:r>
-      <w:proofErr w:type="gramStart"/>
-      <w:r>
-        <w:rPr>
-          <w:rFonts w:cs="宋体" w:hint="eastAsia"/>
-          <w:bCs/>
-          <w:kern w:val="0"/>
-          <w:sz w:val="24"/>
-        </w:rPr>
-        <w:t>桂现才</w:t>
-      </w:r>
-      <w:proofErr w:type="gramEnd"/>
-      <w:r>
-        <w:rPr>
-          <w:rFonts w:cs="宋体" w:hint="eastAsia"/>
-          <w:bCs/>
-          <w:kern w:val="0"/>
-          <w:sz w:val="24"/>
-        </w:rPr>
-        <w:t>等人（</w:t>
+        <w:t>算法倾向于选择多值属性的偏倚问题，创造性地引入“加权熵”概念，提出了一种兼顾信息增益与分枝权重的改进决策树方法。桂现才等人（</w:t>
       </w:r>
       <w:r>
         <w:rPr>
@@ -4204,7 +6090,6 @@
         </w:rPr>
         <w:t>等传统机器学习算法具有统计学上的显著性能优势。</w:t>
       </w:r>
-      <w:proofErr w:type="spellStart"/>
       <w:r>
         <w:rPr>
           <w:rFonts w:cs="宋体" w:hint="eastAsia"/>
@@ -4214,7 +6099,6 @@
         </w:rPr>
         <w:t>Shaikhsurab</w:t>
       </w:r>
-      <w:proofErr w:type="spellEnd"/>
       <w:r>
         <w:rPr>
           <w:rFonts w:cs="宋体" w:hint="eastAsia"/>
@@ -4304,27 +6188,7 @@
           <w:kern w:val="0"/>
           <w:sz w:val="24"/>
         </w:rPr>
-        <w:t>等异构模型并引入</w:t>
-      </w:r>
-      <w:proofErr w:type="gramStart"/>
-      <w:r>
-        <w:rPr>
-          <w:rFonts w:cs="宋体" w:hint="eastAsia"/>
-          <w:bCs/>
-          <w:kern w:val="0"/>
-          <w:sz w:val="24"/>
-        </w:rPr>
-        <w:t>元特征</w:t>
-      </w:r>
-      <w:proofErr w:type="gramEnd"/>
-      <w:r>
-        <w:rPr>
-          <w:rFonts w:cs="宋体" w:hint="eastAsia"/>
-          <w:bCs/>
-          <w:kern w:val="0"/>
-          <w:sz w:val="24"/>
-        </w:rPr>
-        <w:t>生成技术，验证了集成策略在捕捉数据一致性与差异性模式方面优于单一模型，在多个数据集上实现了极高的预测精度。</w:t>
+        <w:t>等异构模型并引入元特征生成技术，验证了集成策略在捕捉数据一致性与差异性模式方面优于单一模型，在多个数据集上实现了极高的预测精度。</w:t>
       </w:r>
       <w:r>
         <w:rPr>
@@ -4810,7 +6674,6 @@
         </w:rPr>
         <w:t>非线性关系建模：通过非线性激活函数（如</w:t>
       </w:r>
-      <w:proofErr w:type="spellStart"/>
       <w:r>
         <w:rPr>
           <w:rFonts w:cs="宋体"/>
@@ -4819,7 +6682,6 @@
         </w:rPr>
         <w:t>ReLU</w:t>
       </w:r>
-      <w:proofErr w:type="spellEnd"/>
       <w:r>
         <w:rPr>
           <w:rFonts w:cs="宋体"/>
@@ -4867,25 +6729,7 @@
           <w:sz w:val="24"/>
         </w:rPr>
         <w:lastRenderedPageBreak/>
-        <w:t>层网络结构，这些方法能够有效捕捉特征间的复杂</w:t>
-      </w:r>
-      <w:proofErr w:type="gramStart"/>
-      <w:r>
-        <w:rPr>
-          <w:rFonts w:cs="宋体"/>
-          <w:kern w:val="0"/>
-          <w:sz w:val="24"/>
-        </w:rPr>
-        <w:t>交互与</w:t>
-      </w:r>
-      <w:proofErr w:type="gramEnd"/>
-      <w:r>
-        <w:rPr>
-          <w:rFonts w:cs="宋体"/>
-          <w:kern w:val="0"/>
-          <w:sz w:val="24"/>
-        </w:rPr>
-        <w:t>高阶关系。</w:t>
+        <w:t>层网络结构，这些方法能够有效捕捉特征间的复杂交互与高阶关系。</w:t>
       </w:r>
     </w:p>
     <w:p>
@@ -4943,25 +6787,7 @@
           <w:kern w:val="0"/>
           <w:sz w:val="24"/>
         </w:rPr>
-        <w:t>的集成方法通过构建多样化的</w:t>
-      </w:r>
-      <w:proofErr w:type="gramStart"/>
-      <w:r>
-        <w:rPr>
-          <w:rFonts w:cs="宋体"/>
-          <w:kern w:val="0"/>
-          <w:sz w:val="24"/>
-        </w:rPr>
-        <w:t>基学习器</w:t>
-      </w:r>
-      <w:proofErr w:type="gramEnd"/>
-      <w:r>
-        <w:rPr>
-          <w:rFonts w:cs="宋体"/>
-          <w:kern w:val="0"/>
-          <w:sz w:val="24"/>
-        </w:rPr>
-        <w:t>（特征子空间采样、样本子空间采样），显著提升了模型在类别不平衡数据上的泛化能力。</w:t>
+        <w:t>的集成方法通过构建多样化的基学习器（特征子空间采样、样本子空间采样），显著提升了模型在类别不平衡数据上的泛化能力。</w:t>
       </w:r>
     </w:p>
     <w:p>
@@ -5339,27 +7165,7 @@
           <w:kern w:val="0"/>
           <w:sz w:val="24"/>
         </w:rPr>
-        <w:t>针对第二阶段暴露的问题，近年来的研究聚焦于两个核心方向：模型</w:t>
-      </w:r>
-      <w:proofErr w:type="gramStart"/>
-      <w:r>
-        <w:rPr>
-          <w:rFonts w:cs="宋体"/>
-          <w:bCs/>
-          <w:kern w:val="0"/>
-          <w:sz w:val="24"/>
-        </w:rPr>
-        <w:t>事后可</w:t>
-      </w:r>
-      <w:proofErr w:type="gramEnd"/>
-      <w:r>
-        <w:rPr>
-          <w:rFonts w:cs="宋体"/>
-          <w:bCs/>
-          <w:kern w:val="0"/>
-          <w:sz w:val="24"/>
-        </w:rPr>
-        <w:t>解释性（</w:t>
+        <w:t>针对第二阶段暴露的问题，近年来的研究聚焦于两个核心方向：模型事后可解释性（</w:t>
       </w:r>
       <w:r>
         <w:rPr>
@@ -5412,7 +7218,6 @@
           <w:sz w:val="24"/>
         </w:rPr>
       </w:pPr>
-      <w:proofErr w:type="gramStart"/>
       <w:r>
         <w:rPr>
           <w:rFonts w:cs="宋体"/>
@@ -5420,17 +7225,7 @@
           <w:kern w:val="0"/>
           <w:sz w:val="24"/>
         </w:rPr>
-        <w:t>事后可</w:t>
-      </w:r>
-      <w:proofErr w:type="gramEnd"/>
-      <w:r>
-        <w:rPr>
-          <w:rFonts w:cs="宋体"/>
-          <w:bCs/>
-          <w:kern w:val="0"/>
-          <w:sz w:val="24"/>
-        </w:rPr>
-        <w:t>解释性旨在通过外部分析工具揭示</w:t>
+        <w:t>事后可解释性旨在通过外部分析工具揭示</w:t>
       </w:r>
       <w:r>
         <w:rPr>
@@ -5599,23 +7394,13 @@
           <w:sz w:val="24"/>
         </w:rPr>
       </w:pPr>
-      <w:proofErr w:type="gramStart"/>
       <w:r>
         <w:rPr>
           <w:rFonts w:cs="宋体"/>
           <w:kern w:val="0"/>
           <w:sz w:val="24"/>
         </w:rPr>
-        <w:t>按解释</w:t>
-      </w:r>
-      <w:proofErr w:type="gramEnd"/>
-      <w:r>
-        <w:rPr>
-          <w:rFonts w:cs="宋体"/>
-          <w:kern w:val="0"/>
-          <w:sz w:val="24"/>
-        </w:rPr>
-        <w:t>范围分类：</w:t>
+        <w:t>按解释范围分类：</w:t>
       </w:r>
     </w:p>
     <w:p>
@@ -5876,25 +7661,23 @@
           <w:kern w:val="0"/>
           <w:sz w:val="24"/>
         </w:rPr>
-        <w:t>基于</w:t>
-      </w:r>
-      <w:proofErr w:type="gramStart"/>
+        <w:t>基于反事实的方法：如</w:t>
+      </w:r>
       <w:r>
         <w:rPr>
           <w:rFonts w:cs="宋体"/>
           <w:kern w:val="0"/>
           <w:sz w:val="24"/>
         </w:rPr>
-        <w:t>反事实</w:t>
-      </w:r>
-      <w:proofErr w:type="gramEnd"/>
+        <w:t>Polyjuice</w:t>
+      </w:r>
       <w:r>
         <w:rPr>
           <w:rFonts w:cs="宋体"/>
           <w:kern w:val="0"/>
           <w:sz w:val="24"/>
         </w:rPr>
-        <w:t>的方法：如</w:t>
+        <w:t>、</w:t>
       </w:r>
       <w:r>
         <w:rPr>
@@ -5902,26 +7685,8 @@
           <w:kern w:val="0"/>
           <w:sz w:val="24"/>
         </w:rPr>
-        <w:t>Polyjuice</w:t>
-      </w:r>
-      <w:r>
-        <w:rPr>
-          <w:rFonts w:cs="宋体"/>
-          <w:kern w:val="0"/>
-          <w:sz w:val="24"/>
-        </w:rPr>
-        <w:t>、</w:t>
-      </w:r>
-      <w:proofErr w:type="spellStart"/>
-      <w:r>
-        <w:rPr>
-          <w:rFonts w:cs="宋体"/>
-          <w:kern w:val="0"/>
-          <w:sz w:val="24"/>
-        </w:rPr>
         <w:t>MiCE</w:t>
       </w:r>
-      <w:proofErr w:type="spellEnd"/>
       <w:r>
         <w:rPr>
           <w:rFonts w:cs="宋体"/>
@@ -6237,23 +8002,13 @@
           <w:sz w:val="24"/>
         </w:rPr>
       </w:pPr>
-      <w:proofErr w:type="gramStart"/>
       <w:r>
         <w:rPr>
           <w:rFonts w:cs="宋体"/>
           <w:kern w:val="0"/>
           <w:sz w:val="24"/>
         </w:rPr>
-        <w:t>按解释</w:t>
-      </w:r>
-      <w:proofErr w:type="gramEnd"/>
-      <w:r>
-        <w:rPr>
-          <w:rFonts w:cs="宋体"/>
-          <w:kern w:val="0"/>
-          <w:sz w:val="24"/>
-        </w:rPr>
-        <w:t>方式分类：</w:t>
+        <w:t>按解释方式分类：</w:t>
       </w:r>
     </w:p>
     <w:p>
@@ -6881,52 +8636,24 @@
           <w:kern w:val="0"/>
           <w:sz w:val="24"/>
         </w:rPr>
-        <w:t>重采样技术：通过</w:t>
-      </w:r>
-      <w:proofErr w:type="gramStart"/>
+        <w:t>重采样技术：通过过采样少数类（如</w:t>
+      </w:r>
       <w:r>
         <w:rPr>
           <w:rFonts w:cs="宋体"/>
           <w:kern w:val="0"/>
           <w:sz w:val="24"/>
         </w:rPr>
-        <w:t>过</w:t>
-      </w:r>
-      <w:proofErr w:type="gramEnd"/>
+        <w:t>SMOTE</w:t>
+      </w:r>
       <w:r>
         <w:rPr>
           <w:rFonts w:cs="宋体"/>
           <w:kern w:val="0"/>
           <w:sz w:val="24"/>
         </w:rPr>
-        <w:t>采样少数类（如</w:t>
-      </w:r>
-      <w:r>
-        <w:rPr>
-          <w:rFonts w:cs="宋体"/>
-          <w:kern w:val="0"/>
-          <w:sz w:val="24"/>
-        </w:rPr>
-        <w:t>SMOTE</w:t>
-      </w:r>
-      <w:r>
-        <w:rPr>
-          <w:rFonts w:cs="宋体"/>
-          <w:kern w:val="0"/>
-          <w:sz w:val="24"/>
-        </w:rPr>
-        <w:t>）或欠采样多数</w:t>
-      </w:r>
-      <w:proofErr w:type="gramStart"/>
-      <w:r>
-        <w:rPr>
-          <w:rFonts w:cs="宋体"/>
-          <w:kern w:val="0"/>
-          <w:sz w:val="24"/>
-        </w:rPr>
-        <w:t>类调整</w:t>
-      </w:r>
-      <w:proofErr w:type="gramEnd"/>
+        <w:t>）或欠采样多数类调整</w:t>
+      </w:r>
       <w:r>
         <w:rPr>
           <w:rFonts w:cs="宋体" w:hint="eastAsia"/>
@@ -7019,7 +8746,6 @@
         </w:rPr>
         <w:t>、</w:t>
       </w:r>
-      <w:proofErr w:type="spellStart"/>
       <w:r>
         <w:rPr>
           <w:rFonts w:cs="宋体"/>
@@ -7028,7 +8754,6 @@
         </w:rPr>
         <w:t>MetaCost</w:t>
       </w:r>
-      <w:proofErr w:type="spellEnd"/>
       <w:r>
         <w:rPr>
           <w:rFonts w:cs="宋体"/>
@@ -7189,7 +8914,6 @@
         </w:rPr>
         <w:t>包括</w:t>
       </w:r>
-      <w:proofErr w:type="spellStart"/>
       <w:r>
         <w:rPr>
           <w:rFonts w:cs="宋体"/>
@@ -7199,7 +8923,6 @@
         </w:rPr>
         <w:t>AdaCost</w:t>
       </w:r>
-      <w:proofErr w:type="spellEnd"/>
       <w:r>
         <w:rPr>
           <w:rFonts w:cs="宋体"/>
@@ -7209,7 +8932,6 @@
         </w:rPr>
         <w:t>、</w:t>
       </w:r>
-      <w:proofErr w:type="spellStart"/>
       <w:r>
         <w:rPr>
           <w:rFonts w:cs="宋体"/>
@@ -7219,7 +8941,6 @@
         </w:rPr>
         <w:t>MetaCost</w:t>
       </w:r>
-      <w:proofErr w:type="spellEnd"/>
       <w:r>
         <w:rPr>
           <w:rFonts w:cs="宋体"/>
@@ -7229,7 +8950,6 @@
         </w:rPr>
         <w:t>、</w:t>
       </w:r>
-      <w:proofErr w:type="spellStart"/>
       <w:r>
         <w:rPr>
           <w:rFonts w:cs="宋体"/>
@@ -7239,7 +8959,6 @@
         </w:rPr>
         <w:t>RUSBoost</w:t>
       </w:r>
-      <w:proofErr w:type="spellEnd"/>
       <w:r>
         <w:rPr>
           <w:rFonts w:cs="宋体"/>
@@ -7249,7 +8968,6 @@
         </w:rPr>
         <w:t>、</w:t>
       </w:r>
-      <w:proofErr w:type="spellStart"/>
       <w:r>
         <w:rPr>
           <w:rFonts w:cs="宋体"/>
@@ -7259,7 +8977,6 @@
         </w:rPr>
         <w:t>RBBoost</w:t>
       </w:r>
-      <w:proofErr w:type="spellEnd"/>
       <w:r>
         <w:rPr>
           <w:rFonts w:cs="宋体"/>
@@ -7269,7 +8986,6 @@
         </w:rPr>
         <w:t>、</w:t>
       </w:r>
-      <w:proofErr w:type="spellStart"/>
       <w:r>
         <w:rPr>
           <w:rFonts w:cs="宋体"/>
@@ -7279,7 +8995,6 @@
         </w:rPr>
         <w:t>SMOTEBoost</w:t>
       </w:r>
-      <w:proofErr w:type="spellEnd"/>
       <w:r>
         <w:rPr>
           <w:rFonts w:cs="宋体"/>
@@ -7411,27 +9126,7 @@
           <w:kern w:val="0"/>
           <w:sz w:val="24"/>
         </w:rPr>
-        <w:t>纵观客户流失预测研究的演进历程，每一阶段的方法创新均源于对前一阶段局限性的反思与突破：统计学习方法奠定了理论基础但受限于模型假设；深度学习与集成学习提升了</w:t>
-      </w:r>
-      <w:proofErr w:type="gramStart"/>
-      <w:r>
-        <w:rPr>
-          <w:rFonts w:cs="宋体"/>
-          <w:bCs/>
-          <w:kern w:val="0"/>
-          <w:sz w:val="24"/>
-        </w:rPr>
-        <w:t>预测性能但牺牲</w:t>
-      </w:r>
-      <w:proofErr w:type="gramEnd"/>
-      <w:r>
-        <w:rPr>
-          <w:rFonts w:cs="宋体"/>
-          <w:bCs/>
-          <w:kern w:val="0"/>
-          <w:sz w:val="24"/>
-        </w:rPr>
-        <w:t>了可解释性；可解释性与代价敏感学习则致力于在性能与透明度、预测准确性与业务目标之间寻求平衡。</w:t>
+        <w:t>纵观客户流失预测研究的演进历程，每一阶段的方法创新均源于对前一阶段局限性的反思与突破：统计学习方法奠定了理论基础但受限于模型假设；深度学习与集成学习提升了预测性能但牺牲了可解释性；可解释性与代价敏感学习则致力于在性能与透明度、预测准确性与业务目标之间寻求平衡。</w:t>
       </w:r>
     </w:p>
     <w:p>
@@ -7698,7 +9393,7 @@
       <w:r>
         <w:t xml:space="preserve"> 55, no. 8 (2023): 1–42. </w:t>
       </w:r>
-      <w:hyperlink r:id="rId11" w:history="1">
+      <w:hyperlink r:id="rId20" w:history="1">
         <w:r>
           <w:rPr>
             <w:rStyle w:val="ab"/>
@@ -7793,21 +9488,12 @@
           <w:szCs w:val="21"/>
         </w:rPr>
       </w:pPr>
-      <w:proofErr w:type="gramStart"/>
       <w:r>
         <w:rPr>
           <w:rFonts w:ascii="宋体" w:hAnsi="宋体" w:cs="宋体" w:hint="eastAsia"/>
           <w:color w:val="000000"/>
         </w:rPr>
-        <w:t>桂现才</w:t>
-      </w:r>
-      <w:proofErr w:type="gramEnd"/>
-      <w:r>
-        <w:rPr>
-          <w:rFonts w:ascii="宋体" w:hAnsi="宋体" w:cs="宋体" w:hint="eastAsia"/>
-          <w:color w:val="000000"/>
-        </w:rPr>
-        <w:t>,彭宏,王小华.C4.5算法在保险客户流失分析中的应用[J].计算机工程与应用,2005,(17):197-199+214.</w:t>
+        <w:t>桂现才,彭宏,王小华.C4.5算法在保险客户流失分析中的应用[J].计算机工程与应用,2005,(17):197-199+214.</w:t>
       </w:r>
     </w:p>
     <w:p>
@@ -7978,23 +9664,7 @@
         </w:rPr>
       </w:pPr>
       <w:r>
-        <w:t xml:space="preserve">Saha, </w:t>
-      </w:r>
-      <w:proofErr w:type="spellStart"/>
-      <w:r>
-        <w:t>Lewlisa</w:t>
-      </w:r>
-      <w:proofErr w:type="spellEnd"/>
-      <w:r>
-        <w:t>, Hrudaya Kumar Tripathy, Tarek Gaber, Hatem El-Gohary, and El-Sayed M. El-</w:t>
-      </w:r>
-      <w:proofErr w:type="spellStart"/>
-      <w:r>
-        <w:t>kenawy</w:t>
-      </w:r>
-      <w:proofErr w:type="spellEnd"/>
-      <w:r>
-        <w:t xml:space="preserve">. “Deep Churn Prediction Method for Telecommunication Industry.” </w:t>
+        <w:t xml:space="preserve">Saha, Lewlisa, Hrudaya Kumar Tripathy, Tarek Gaber, Hatem El-Gohary, and El-Sayed M. El-kenawy. “Deep Churn Prediction Method for Telecommunication Industry.” </w:t>
       </w:r>
       <w:r>
         <w:rPr>
@@ -8006,7 +9676,7 @@
       <w:r>
         <w:t xml:space="preserve"> 15, no. 5 (2023): 4543. </w:t>
       </w:r>
-      <w:hyperlink r:id="rId12" w:history="1">
+      <w:hyperlink r:id="rId21" w:history="1">
         <w:r>
           <w:rPr>
             <w:rStyle w:val="ab"/>
@@ -8031,31 +9701,10 @@
           <w:sz w:val="24"/>
         </w:rPr>
       </w:pPr>
-      <w:proofErr w:type="spellStart"/>
-      <w:r>
-        <w:t>Shaikhsurab</w:t>
-      </w:r>
-      <w:proofErr w:type="spellEnd"/>
-      <w:r>
-        <w:t xml:space="preserve">, Mohammed Affan, and Pramod </w:t>
-      </w:r>
-      <w:proofErr w:type="spellStart"/>
-      <w:r>
-        <w:t>Magadum</w:t>
-      </w:r>
-      <w:proofErr w:type="spellEnd"/>
-      <w:r>
-        <w:t xml:space="preserve">. “Enhancing Customer Churn Prediction in Telecommunications: An Adaptive Ensemble Learning Approach.” arXiv:2408.16284. Preprint, </w:t>
-      </w:r>
-      <w:proofErr w:type="spellStart"/>
-      <w:r>
-        <w:t>arXiv</w:t>
-      </w:r>
-      <w:proofErr w:type="spellEnd"/>
-      <w:r>
-        <w:t xml:space="preserve">, August 29, 2024. </w:t>
-      </w:r>
-      <w:hyperlink r:id="rId13" w:history="1">
+      <w:r>
+        <w:t xml:space="preserve">Shaikhsurab, Mohammed Affan, and Pramod Magadum. “Enhancing Customer Churn Prediction in Telecommunications: An Adaptive Ensemble Learning Approach.” arXiv:2408.16284. Preprint, arXiv, August 29, 2024. </w:t>
+      </w:r>
+      <w:hyperlink r:id="rId22" w:history="1">
         <w:r>
           <w:rPr>
             <w:rStyle w:val="ab"/>
@@ -8093,7 +9742,7 @@
       <w:r>
         <w:t xml:space="preserve"> 141 (March 2020): 112918. </w:t>
       </w:r>
-      <w:hyperlink r:id="rId14" w:history="1">
+      <w:hyperlink r:id="rId23" w:history="1">
         <w:r>
           <w:rPr>
             <w:rStyle w:val="ab"/>
@@ -8119,41 +9768,9 @@
         </w:rPr>
       </w:pPr>
       <w:r>
-        <w:t xml:space="preserve">Chen, </w:t>
-      </w:r>
-      <w:proofErr w:type="spellStart"/>
-      <w:r>
-        <w:t>Xuhang</w:t>
-      </w:r>
-      <w:proofErr w:type="spellEnd"/>
-      <w:r>
-        <w:t xml:space="preserve">, Bo </w:t>
-      </w:r>
-      <w:proofErr w:type="spellStart"/>
-      <w:r>
-        <w:t>Lv</w:t>
-      </w:r>
-      <w:proofErr w:type="spellEnd"/>
-      <w:r>
-        <w:t xml:space="preserve">, </w:t>
-      </w:r>
-      <w:proofErr w:type="spellStart"/>
-      <w:r>
-        <w:t>Mengqian</w:t>
-      </w:r>
-      <w:proofErr w:type="spellEnd"/>
-      <w:r>
-        <w:t xml:space="preserve"> Wang, et al. “A Comprehensive Analysis of Churn Prediction in Telecommunications Using Machine Learning.” arXiv:2509.22654. Preprint, </w:t>
-      </w:r>
-      <w:proofErr w:type="spellStart"/>
-      <w:r>
-        <w:t>arXiv</w:t>
-      </w:r>
-      <w:proofErr w:type="spellEnd"/>
-      <w:r>
-        <w:t xml:space="preserve">, July 15, 2025. </w:t>
-      </w:r>
-      <w:hyperlink r:id="rId15" w:history="1">
+        <w:t xml:space="preserve">Chen, Xuhang, Bo Lv, Mengqian Wang, et al. “A Comprehensive Analysis of Churn Prediction in Telecommunications Using Machine Learning.” arXiv:2509.22654. Preprint, arXiv, July 15, 2025. </w:t>
+      </w:r>
+      <w:hyperlink r:id="rId24" w:history="1">
         <w:r>
           <w:rPr>
             <w:rStyle w:val="ab"/>
@@ -8178,23 +9795,10 @@
           <w:sz w:val="24"/>
         </w:rPr>
       </w:pPr>
-      <w:proofErr w:type="spellStart"/>
-      <w:r>
-        <w:t>Idé</w:t>
-      </w:r>
-      <w:proofErr w:type="spellEnd"/>
-      <w:r>
-        <w:t xml:space="preserve">, Tsuyoshi, and Naoki Abe. “Black-Box Anomaly Attribution.” arXiv:2305.18440. Preprint, </w:t>
-      </w:r>
-      <w:proofErr w:type="spellStart"/>
-      <w:r>
-        <w:t>arXiv</w:t>
-      </w:r>
-      <w:proofErr w:type="spellEnd"/>
-      <w:r>
-        <w:t xml:space="preserve">, August 17, 2024. </w:t>
-      </w:r>
-      <w:hyperlink r:id="rId16" w:history="1">
+      <w:r>
+        <w:t xml:space="preserve">Idé, Tsuyoshi, and Naoki Abe. “Black-Box Anomaly Attribution.” arXiv:2305.18440. Preprint, arXiv, August 17, 2024. </w:t>
+      </w:r>
+      <w:hyperlink r:id="rId25" w:history="1">
         <w:r>
           <w:rPr>
             <w:rStyle w:val="ab"/>
@@ -8220,25 +9824,9 @@
         </w:rPr>
       </w:pPr>
       <w:r>
-        <w:t xml:space="preserve">Chen, </w:t>
-      </w:r>
-      <w:proofErr w:type="spellStart"/>
-      <w:r>
-        <w:t>Ruoyu</w:t>
-      </w:r>
-      <w:proofErr w:type="spellEnd"/>
-      <w:r>
-        <w:t xml:space="preserve">, Siyuan Liang, Jingzhi Li, et al. “Less Is More: Efficient Black-Box Attribution via Minimal Interpretable Subset Selection.” arXiv:2504.00470. Preprint, </w:t>
-      </w:r>
-      <w:proofErr w:type="spellStart"/>
-      <w:r>
-        <w:t>arXiv</w:t>
-      </w:r>
-      <w:proofErr w:type="spellEnd"/>
-      <w:r>
-        <w:t xml:space="preserve">, April 1, 2025. </w:t>
-      </w:r>
-      <w:hyperlink r:id="rId17" w:history="1">
+        <w:t xml:space="preserve">Chen, Ruoyu, Siyuan Liang, Jingzhi Li, et al. “Less Is More: Efficient Black-Box Attribution via Minimal Interpretable Subset Selection.” arXiv:2504.00470. Preprint, arXiv, April 1, 2025. </w:t>
+      </w:r>
+      <w:hyperlink r:id="rId26" w:history="1">
         <w:r>
           <w:rPr>
             <w:rStyle w:val="ab"/>
@@ -8254,27 +9842,27 @@
     <w:p/>
     <w:p>
       <w:pPr>
-        <w:jc w:val="left"/>
-      </w:pPr>
-    </w:p>
-    <w:p>
-      <w:pPr>
-        <w:jc w:val="left"/>
-      </w:pPr>
-    </w:p>
-    <w:p>
-      <w:pPr>
-        <w:jc w:val="left"/>
-      </w:pPr>
-    </w:p>
-    <w:p>
-      <w:pPr>
-        <w:jc w:val="left"/>
-      </w:pPr>
-    </w:p>
-    <w:p>
-      <w:pPr>
-        <w:jc w:val="left"/>
+        <w:jc w:val="center"/>
+      </w:pPr>
+    </w:p>
+    <w:p>
+      <w:pPr>
+        <w:jc w:val="center"/>
+      </w:pPr>
+    </w:p>
+    <w:p>
+      <w:pPr>
+        <w:jc w:val="center"/>
+      </w:pPr>
+    </w:p>
+    <w:p>
+      <w:pPr>
+        <w:jc w:val="center"/>
+      </w:pPr>
+    </w:p>
+    <w:p>
+      <w:pPr>
+        <w:jc w:val="center"/>
       </w:pPr>
     </w:p>
     <w:p>
@@ -8362,7 +9950,7 @@
                           </pic:cNvPicPr>
                         </pic:nvPicPr>
                         <pic:blipFill>
-                          <a:blip r:embed="rId18">
+                          <a:blip r:embed="rId27">
                             <a:extLst>
                               <a:ext uri="{28A0092B-C50C-407E-A947-70E740481C1C}">
                                 <a14:useLocalDpi xmlns:a14="http://schemas.microsoft.com/office/drawing/2010/main" val="0"/>
@@ -8407,7 +9995,7 @@
                   <v:imagedata r:id="rId9" o:title=""/>
                 </v:shape>
                 <v:shape id="图片 4" o:spid="_x0000_s1028" type="#_x0000_t75" style="position:absolute;left:2520;top:2025;width:1260;height:1215;visibility:visible;mso-wrap-style:square" o:gfxdata="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">
-                  <v:imagedata r:id="rId19" o:title=""/>
+                  <v:imagedata r:id="rId28" o:title=""/>
                 </v:shape>
                 <w10:anchorlock/>
               </v:group>
@@ -8831,21 +10419,12 @@
                 <w:szCs w:val="28"/>
               </w:rPr>
             </w:pPr>
-            <w:proofErr w:type="spellStart"/>
             <w:r>
               <w:rPr>
                 <w:bCs/>
                 <w:sz w:val="24"/>
               </w:rPr>
-              <w:t>arXiv</w:t>
-            </w:r>
-            <w:proofErr w:type="spellEnd"/>
-            <w:r>
-              <w:rPr>
-                <w:bCs/>
-                <w:sz w:val="24"/>
-              </w:rPr>
-              <w:t xml:space="preserve"> preprint arXiv:2509.22654</w:t>
+              <w:t>arXiv preprint arXiv:2509.22654</w:t>
             </w:r>
           </w:p>
         </w:tc>
@@ -9113,9 +10692,59 @@
           <w:szCs w:val="30"/>
           <w:u w:val="single"/>
         </w:rPr>
-        <w:t xml:space="preserve">            林</w:t>
-      </w:r>
-      <w:proofErr w:type="gramStart"/>
+        <w:t xml:space="preserve">            林诣</w:t>
+      </w:r>
+      <w:r>
+        <w:rPr>
+          <w:rFonts w:ascii="宋体" w:hAnsi="宋体"/>
+          <w:b/>
+          <w:sz w:val="30"/>
+          <w:szCs w:val="30"/>
+          <w:u w:val="single"/>
+        </w:rPr>
+        <w:t xml:space="preserve">        </w:t>
+      </w:r>
+      <w:r>
+        <w:rPr>
+          <w:rFonts w:ascii="宋体" w:hAnsi="宋体"/>
+          <w:b/>
+          <w:sz w:val="30"/>
+          <w:szCs w:val="30"/>
+          <w:u w:val="single"/>
+        </w:rPr>
+        <w:tab/>
+      </w:r>
+      <w:r>
+        <w:rPr>
+          <w:rFonts w:ascii="宋体" w:hAnsi="宋体"/>
+          <w:b/>
+          <w:sz w:val="30"/>
+          <w:szCs w:val="30"/>
+          <w:u w:val="single"/>
+        </w:rPr>
+        <w:tab/>
+      </w:r>
+    </w:p>
+    <w:p>
+      <w:pPr>
+        <w:ind w:leftChars="645" w:left="1354"/>
+        <w:jc w:val="left"/>
+        <w:rPr>
+          <w:rFonts w:ascii="宋体" w:hAnsi="宋体" w:hint="eastAsia"/>
+          <w:b/>
+          <w:sz w:val="30"/>
+          <w:szCs w:val="30"/>
+        </w:rPr>
+      </w:pPr>
+      <w:r>
+        <w:rPr>
+          <w:rFonts w:ascii="宋体" w:hAnsi="宋体" w:hint="eastAsia"/>
+          <w:b/>
+          <w:sz w:val="30"/>
+          <w:szCs w:val="30"/>
+        </w:rPr>
+        <w:t>指导老师：</w:t>
+      </w:r>
       <w:r>
         <w:rPr>
           <w:rFonts w:ascii="宋体" w:hAnsi="宋体" w:hint="eastAsia"/>
@@ -9124,9 +10753,8 @@
           <w:szCs w:val="30"/>
           <w:u w:val="single"/>
         </w:rPr>
-        <w:t>诣</w:t>
-      </w:r>
-      <w:proofErr w:type="gramEnd"/>
+        <w:t xml:space="preserve">            周凯       </w:t>
+      </w:r>
       <w:r>
         <w:rPr>
           <w:rFonts w:ascii="宋体" w:hAnsi="宋体"/>
@@ -9135,7 +10763,7 @@
           <w:szCs w:val="30"/>
           <w:u w:val="single"/>
         </w:rPr>
-        <w:t xml:space="preserve">        </w:t>
+        <w:t xml:space="preserve">    </w:t>
       </w:r>
       <w:r>
         <w:rPr>
@@ -9147,6 +10775,38 @@
         </w:rPr>
         <w:tab/>
       </w:r>
+    </w:p>
+    <w:p>
+      <w:pPr>
+        <w:ind w:leftChars="645" w:left="1354"/>
+        <w:jc w:val="left"/>
+        <w:rPr>
+          <w:rFonts w:ascii="宋体" w:hAnsi="宋体" w:hint="eastAsia"/>
+          <w:b/>
+          <w:sz w:val="30"/>
+          <w:szCs w:val="30"/>
+          <w:u w:val="single"/>
+        </w:rPr>
+      </w:pPr>
+      <w:r>
+        <w:rPr>
+          <w:rFonts w:ascii="宋体" w:hAnsi="宋体" w:hint="eastAsia"/>
+          <w:b/>
+          <w:sz w:val="30"/>
+          <w:szCs w:val="30"/>
+        </w:rPr>
+        <w:t>提交日期：</w:t>
+      </w:r>
+      <w:r>
+        <w:rPr>
+          <w:rFonts w:ascii="宋体" w:hAnsi="宋体" w:hint="eastAsia"/>
+          <w:b/>
+          <w:sz w:val="30"/>
+          <w:szCs w:val="30"/>
+          <w:u w:val="single"/>
+        </w:rPr>
+        <w:t xml:space="preserve">   </w:t>
+      </w:r>
       <w:r>
         <w:rPr>
           <w:rFonts w:ascii="宋体" w:hAnsi="宋体"/>
@@ -9155,28 +10815,7 @@
           <w:szCs w:val="30"/>
           <w:u w:val="single"/>
         </w:rPr>
-        <w:tab/>
-      </w:r>
-    </w:p>
-    <w:p>
-      <w:pPr>
-        <w:ind w:leftChars="645" w:left="1354"/>
-        <w:jc w:val="left"/>
-        <w:rPr>
-          <w:rFonts w:ascii="宋体" w:hAnsi="宋体" w:hint="eastAsia"/>
-          <w:b/>
-          <w:sz w:val="30"/>
-          <w:szCs w:val="30"/>
-        </w:rPr>
-      </w:pPr>
-      <w:r>
-        <w:rPr>
-          <w:rFonts w:ascii="宋体" w:hAnsi="宋体" w:hint="eastAsia"/>
-          <w:b/>
-          <w:sz w:val="30"/>
-          <w:szCs w:val="30"/>
-        </w:rPr>
-        <w:t>指导老师：</w:t>
+        <w:t xml:space="preserve"> </w:t>
       </w:r>
       <w:r>
         <w:rPr>
@@ -9186,7 +10825,7 @@
           <w:szCs w:val="30"/>
           <w:u w:val="single"/>
         </w:rPr>
-        <w:t xml:space="preserve">            周凯       </w:t>
+        <w:t xml:space="preserve">    </w:t>
       </w:r>
       <w:r>
         <w:rPr>
@@ -9196,7 +10835,37 @@
           <w:szCs w:val="30"/>
           <w:u w:val="single"/>
         </w:rPr>
-        <w:t xml:space="preserve">    </w:t>
+        <w:tab/>
+      </w:r>
+      <w:r>
+        <w:rPr>
+          <w:rFonts w:ascii="宋体" w:hAnsi="宋体" w:hint="eastAsia"/>
+          <w:b/>
+          <w:sz w:val="30"/>
+          <w:szCs w:val="30"/>
+          <w:u w:val="single"/>
+        </w:rPr>
+        <w:t xml:space="preserve">  2026/</w:t>
+      </w:r>
+      <w:r>
+        <w:rPr>
+          <w:rFonts w:ascii="宋体" w:hAnsi="宋体" w:hint="eastAsia"/>
+          <w:b/>
+          <w:sz w:val="30"/>
+          <w:szCs w:val="30"/>
+          <w:u w:val="single"/>
+        </w:rPr>
+        <w:t>3</w:t>
+      </w:r>
+      <w:r>
+        <w:rPr>
+          <w:rFonts w:ascii="宋体" w:hAnsi="宋体" w:hint="eastAsia"/>
+          <w:b/>
+          <w:sz w:val="30"/>
+          <w:szCs w:val="30"/>
+          <w:u w:val="single"/>
+        </w:rPr>
+        <w:t xml:space="preserve">     </w:t>
       </w:r>
       <w:r>
         <w:rPr>
@@ -9206,38 +10875,6 @@
           <w:szCs w:val="30"/>
           <w:u w:val="single"/>
         </w:rPr>
-        <w:tab/>
-      </w:r>
-    </w:p>
-    <w:p>
-      <w:pPr>
-        <w:ind w:leftChars="645" w:left="1354"/>
-        <w:jc w:val="left"/>
-        <w:rPr>
-          <w:rFonts w:ascii="宋体" w:hAnsi="宋体" w:hint="eastAsia"/>
-          <w:b/>
-          <w:sz w:val="30"/>
-          <w:szCs w:val="30"/>
-          <w:u w:val="single"/>
-        </w:rPr>
-      </w:pPr>
-      <w:r>
-        <w:rPr>
-          <w:rFonts w:ascii="宋体" w:hAnsi="宋体" w:hint="eastAsia"/>
-          <w:b/>
-          <w:sz w:val="30"/>
-          <w:szCs w:val="30"/>
-        </w:rPr>
-        <w:t>提交日期：</w:t>
-      </w:r>
-      <w:r>
-        <w:rPr>
-          <w:rFonts w:ascii="宋体" w:hAnsi="宋体" w:hint="eastAsia"/>
-          <w:b/>
-          <w:sz w:val="30"/>
-          <w:szCs w:val="30"/>
-          <w:u w:val="single"/>
-        </w:rPr>
         <w:t xml:space="preserve">   </w:t>
       </w:r>
       <w:r>
@@ -9248,17 +10885,7 @@
           <w:szCs w:val="30"/>
           <w:u w:val="single"/>
         </w:rPr>
-        <w:t xml:space="preserve"> </w:t>
-      </w:r>
-      <w:r>
-        <w:rPr>
-          <w:rFonts w:ascii="宋体" w:hAnsi="宋体" w:hint="eastAsia"/>
-          <w:b/>
-          <w:sz w:val="30"/>
-          <w:szCs w:val="30"/>
-          <w:u w:val="single"/>
-        </w:rPr>
-        <w:t xml:space="preserve">    </w:t>
+        <w:tab/>
       </w:r>
       <w:r>
         <w:rPr>
@@ -9270,46 +10897,6 @@
         </w:rPr>
         <w:tab/>
       </w:r>
-      <w:r>
-        <w:rPr>
-          <w:rFonts w:ascii="宋体" w:hAnsi="宋体" w:hint="eastAsia"/>
-          <w:b/>
-          <w:sz w:val="30"/>
-          <w:szCs w:val="30"/>
-          <w:u w:val="single"/>
-        </w:rPr>
-        <w:t xml:space="preserve">  2026/1     </w:t>
-      </w:r>
-      <w:r>
-        <w:rPr>
-          <w:rFonts w:ascii="宋体" w:hAnsi="宋体"/>
-          <w:b/>
-          <w:sz w:val="30"/>
-          <w:szCs w:val="30"/>
-          <w:u w:val="single"/>
-        </w:rPr>
-        <w:t xml:space="preserve">   </w:t>
-      </w:r>
-      <w:r>
-        <w:rPr>
-          <w:rFonts w:ascii="宋体" w:hAnsi="宋体"/>
-          <w:b/>
-          <w:sz w:val="30"/>
-          <w:szCs w:val="30"/>
-          <w:u w:val="single"/>
-        </w:rPr>
-        <w:tab/>
-      </w:r>
-      <w:r>
-        <w:rPr>
-          <w:rFonts w:ascii="宋体" w:hAnsi="宋体"/>
-          <w:b/>
-          <w:sz w:val="30"/>
-          <w:szCs w:val="30"/>
-          <w:u w:val="single"/>
-        </w:rPr>
-        <w:tab/>
-      </w:r>
     </w:p>
     <w:p>
       <w:pPr>
@@ -9340,25 +10927,7 @@
           <w:sz w:val="28"/>
           <w:szCs w:val="28"/>
         </w:rPr>
-        <w:t>一种基于数据驱动和</w:t>
-      </w:r>
-      <w:proofErr w:type="gramStart"/>
-      <w:r>
-        <w:rPr>
-          <w:rFonts w:eastAsia="黑体" w:hint="eastAsia"/>
-          <w:sz w:val="28"/>
-          <w:szCs w:val="28"/>
-        </w:rPr>
-        <w:t>可</w:t>
-      </w:r>
-      <w:proofErr w:type="gramEnd"/>
-      <w:r>
-        <w:rPr>
-          <w:rFonts w:eastAsia="黑体" w:hint="eastAsia"/>
-          <w:sz w:val="28"/>
-          <w:szCs w:val="28"/>
-        </w:rPr>
-        <w:t>解释人工智能的电信行业客户流失预测方法</w:t>
+        <w:t>一种基于数据驱动和可解释人工智能的电信行业客户流失预测方法</w:t>
       </w:r>
     </w:p>
     <w:p>
@@ -9714,27 +11283,7 @@
           <w:kern w:val="0"/>
           <w:sz w:val="24"/>
         </w:rPr>
-        <w:t>技术，训练数据中的类别不平衡问题则通过合成</w:t>
-      </w:r>
-      <w:proofErr w:type="gramStart"/>
-      <w:r>
-        <w:rPr>
-          <w:rFonts w:hint="eastAsia"/>
-          <w:bCs/>
-          <w:kern w:val="0"/>
-          <w:sz w:val="24"/>
-        </w:rPr>
-        <w:t>少数类过采样</w:t>
-      </w:r>
-      <w:proofErr w:type="gramEnd"/>
-      <w:r>
-        <w:rPr>
-          <w:rFonts w:hint="eastAsia"/>
-          <w:bCs/>
-          <w:kern w:val="0"/>
-          <w:sz w:val="24"/>
-        </w:rPr>
-        <w:t>技术（</w:t>
+        <w:t>技术，训练数据中的类别不平衡问题则通过合成少数类过采样技术（</w:t>
       </w:r>
       <w:r>
         <w:rPr>
@@ -10709,25 +12258,7 @@
           <w:kern w:val="0"/>
           <w:sz w:val="24"/>
         </w:rPr>
-        <w:t>为弥补这一缺陷，可解释人工智能提供了一种理解模型输出、了解各属性重要性并生成准确预测的方法。使用在准确性和</w:t>
-      </w:r>
-      <w:proofErr w:type="gramStart"/>
-      <w:r>
-        <w:rPr>
-          <w:bCs/>
-          <w:kern w:val="0"/>
-          <w:sz w:val="24"/>
-        </w:rPr>
-        <w:t>可</w:t>
-      </w:r>
-      <w:proofErr w:type="gramEnd"/>
-      <w:r>
-        <w:rPr>
-          <w:bCs/>
-          <w:kern w:val="0"/>
-          <w:sz w:val="24"/>
-        </w:rPr>
-        <w:t>解释性之间取得平衡的可解释人工智能，可以做出更优且更透明的客户流失管理决策</w:t>
+        <w:t>为弥补这一缺陷，可解释人工智能提供了一种理解模型输出、了解各属性重要性并生成准确预测的方法。使用在准确性和可解释性之间取得平衡的可解释人工智能，可以做出更优且更透明的客户流失管理决策</w:t>
       </w:r>
       <w:r>
         <w:rPr>
@@ -10934,43 +12465,7 @@
           <w:kern w:val="0"/>
           <w:sz w:val="24"/>
         </w:rPr>
-        <w:t>用于测试，旨在确保模型的稳健性和</w:t>
-      </w:r>
-      <w:proofErr w:type="gramStart"/>
-      <w:r>
-        <w:rPr>
-          <w:bCs/>
-          <w:kern w:val="0"/>
-          <w:sz w:val="24"/>
-        </w:rPr>
-        <w:t>可</w:t>
-      </w:r>
-      <w:proofErr w:type="gramEnd"/>
-      <w:r>
-        <w:rPr>
-          <w:bCs/>
-          <w:kern w:val="0"/>
-          <w:sz w:val="24"/>
-        </w:rPr>
-        <w:t>扩展性。通过结合先进的建模方法和</w:t>
-      </w:r>
-      <w:proofErr w:type="gramStart"/>
-      <w:r>
-        <w:rPr>
-          <w:bCs/>
-          <w:kern w:val="0"/>
-          <w:sz w:val="24"/>
-        </w:rPr>
-        <w:t>可</w:t>
-      </w:r>
-      <w:proofErr w:type="gramEnd"/>
-      <w:r>
-        <w:rPr>
-          <w:bCs/>
-          <w:kern w:val="0"/>
-          <w:sz w:val="24"/>
-        </w:rPr>
-        <w:t>解释性，本研究</w:t>
+        <w:t>用于测试，旨在确保模型的稳健性和可扩展性。通过结合先进的建模方法和可解释性，本研究</w:t>
       </w:r>
       <w:r>
         <w:rPr>
@@ -10997,23 +12492,13 @@
         </w:rPr>
         <w:t xml:space="preserve"> TCI </w:t>
       </w:r>
-      <w:proofErr w:type="gramStart"/>
-      <w:r>
-        <w:rPr>
-          <w:bCs/>
-          <w:kern w:val="0"/>
-          <w:sz w:val="24"/>
-        </w:rPr>
-        <w:t>识别高</w:t>
-      </w:r>
-      <w:proofErr w:type="gramEnd"/>
-      <w:r>
-        <w:rPr>
-          <w:bCs/>
-          <w:kern w:val="0"/>
-          <w:sz w:val="24"/>
-        </w:rPr>
-        <w:t>风险客户并实施针对性的客户留存策略，从而确保高准确性和可操作的洞察力，以支持战略决策。</w:t>
+      <w:r>
+        <w:rPr>
+          <w:bCs/>
+          <w:kern w:val="0"/>
+          <w:sz w:val="24"/>
+        </w:rPr>
+        <w:t>识别高风险客户并实施针对性的客户留存策略，从而确保高准确性和可操作的洞察力，以支持战略决策。</w:t>
       </w:r>
     </w:p>
     <w:p>
@@ -11490,25 +12975,7 @@
           <w:kern w:val="0"/>
           <w:sz w:val="24"/>
         </w:rPr>
-        <w:t>可以识别客户即将流失的时间，并提供更好的服务以吸引他们继续留下。基于决策树和随机森林的策略实施提高了电信服务的盈利能力。为了处理缺失数据，预测均值匹配方法被采用，而不仅仅是删除特征或忽略</w:t>
-      </w:r>
-      <w:proofErr w:type="gramStart"/>
-      <w:r>
-        <w:rPr>
-          <w:bCs/>
-          <w:kern w:val="0"/>
-          <w:sz w:val="24"/>
-        </w:rPr>
-        <w:t>缺失值</w:t>
-      </w:r>
-      <w:proofErr w:type="gramEnd"/>
-      <w:r>
-        <w:rPr>
-          <w:bCs/>
-          <w:kern w:val="0"/>
-          <w:sz w:val="24"/>
-        </w:rPr>
-        <w:t>的数据</w:t>
+        <w:t>可以识别客户即将流失的时间，并提供更好的服务以吸引他们继续留下。基于决策树和随机森林的策略实施提高了电信服务的盈利能力。为了处理缺失数据，预测均值匹配方法被采用，而不仅仅是删除特征或忽略缺失值的数据</w:t>
       </w:r>
       <w:r>
         <w:rPr>
@@ -11611,25 +13078,7 @@
           <w:kern w:val="0"/>
           <w:sz w:val="24"/>
         </w:rPr>
-        <w:t>提出，为他们后续的发展奠定了基础。他们的方法通过应用数据挖掘技术来预测预付费用户留存</w:t>
-      </w:r>
-      <w:proofErr w:type="gramStart"/>
-      <w:r>
-        <w:rPr>
-          <w:bCs/>
-          <w:kern w:val="0"/>
-          <w:sz w:val="24"/>
-        </w:rPr>
-        <w:t>率得到</w:t>
-      </w:r>
-      <w:proofErr w:type="gramEnd"/>
-      <w:r>
-        <w:rPr>
-          <w:bCs/>
-          <w:kern w:val="0"/>
-          <w:sz w:val="24"/>
-        </w:rPr>
-        <w:t>了验证。这些研究突显了预测建模、特征工程和性能评估在有效进行电信行业客户流失分析中的重要性。</w:t>
+        <w:t>提出，为他们后续的发展奠定了基础。他们的方法通过应用数据挖掘技术来预测预付费用户留存率得到了验证。这些研究突显了预测建模、特征工程和性能评估在有效进行电信行业客户流失分析中的重要性。</w:t>
       </w:r>
       <w:r>
         <w:rPr>
@@ -11741,25 +13190,7 @@
           <w:kern w:val="0"/>
           <w:sz w:val="24"/>
         </w:rPr>
-        <w:t>利用通话</w:t>
-      </w:r>
-      <w:proofErr w:type="gramStart"/>
-      <w:r>
-        <w:rPr>
-          <w:bCs/>
-          <w:kern w:val="0"/>
-          <w:sz w:val="24"/>
-        </w:rPr>
-        <w:t>详单记录</w:t>
-      </w:r>
-      <w:proofErr w:type="gramEnd"/>
-      <w:r>
-        <w:rPr>
-          <w:bCs/>
-          <w:kern w:val="0"/>
-          <w:sz w:val="24"/>
-        </w:rPr>
-        <w:t>特征来衡量已识别社区内用户之间的社交关系强度。他们通过在通话图上应用客户流失传播模型，评估了流失节点的净聚合流失影响。</w:t>
+        <w:t>利用通话详单记录特征来衡量已识别社区内用户之间的社交关系强度。他们通过在通话图上应用客户流失传播模型，评估了流失节点的净聚合流失影响。</w:t>
       </w:r>
       <w:r>
         <w:rPr>
@@ -12163,25 +13594,7 @@
           <w:kern w:val="0"/>
           <w:sz w:val="24"/>
         </w:rPr>
-        <w:t>在回顾了这些研究之后，一些局限性变得显而易见。许多研究依赖于小数据集，这限制了其发现的普遍性和稳健性。所使用的机器学习技术往往过时或缺乏复杂性，对先进的集成方法或混合方法关注极少。数据预处理也是一个关键的不足之处，因为大多数研究在处理</w:t>
-      </w:r>
-      <w:proofErr w:type="gramStart"/>
-      <w:r>
-        <w:rPr>
-          <w:bCs/>
-          <w:kern w:val="0"/>
-          <w:sz w:val="24"/>
-        </w:rPr>
-        <w:t>缺失值</w:t>
-      </w:r>
-      <w:proofErr w:type="gramEnd"/>
-      <w:r>
-        <w:rPr>
-          <w:bCs/>
-          <w:kern w:val="0"/>
-          <w:sz w:val="24"/>
-        </w:rPr>
-        <w:t>时仅依赖简单的填补方法，而没有采用先进的特征工程或选择技术来提升模型性能。此外，类别不平衡问题很常见，这通常导致预测结果有偏，而测试数据集过小进一步降低了这些模型在应用于新数据时的可靠性。可解释人工智能方法的引入也严重不足，这对于理解和解释模型预测至关重要。电信行业中的战略决策高度依赖于可解释人工智能所提供的可操作见解。由于这些局限性，</w:t>
+        <w:t>在回顾了这些研究之后，一些局限性变得显而易见。许多研究依赖于小数据集，这限制了其发现的普遍性和稳健性。所使用的机器学习技术往往过时或缺乏复杂性，对先进的集成方法或混合方法关注极少。数据预处理也是一个关键的不足之处，因为大多数研究在处理缺失值时仅依赖简单的填补方法，而没有采用先进的特征工程或选择技术来提升模型性能。此外，类别不平衡问题很常见，这通常导致预测结果有偏，而测试数据集过小进一步降低了这些模型在应用于新数据时的可靠性。可解释人工智能方法的引入也严重不足，这对于理解和解释模型预测至关重要。电信行业中的战略决策高度依赖于可解释人工智能所提供的可操作见解。由于这些局限性，</w:t>
       </w:r>
       <w:r>
         <w:rPr>
@@ -12363,27 +13776,7 @@
           <w:kern w:val="0"/>
           <w:sz w:val="24"/>
         </w:rPr>
-        <w:t>为提高模型的准确性和</w:t>
-      </w:r>
-      <w:proofErr w:type="gramStart"/>
-      <w:r>
-        <w:rPr>
-          <w:rFonts w:hint="eastAsia"/>
-          <w:bCs/>
-          <w:kern w:val="0"/>
-          <w:sz w:val="24"/>
-        </w:rPr>
-        <w:t>可</w:t>
-      </w:r>
-      <w:proofErr w:type="gramEnd"/>
-      <w:r>
-        <w:rPr>
-          <w:rFonts w:hint="eastAsia"/>
-          <w:bCs/>
-          <w:kern w:val="0"/>
-          <w:sz w:val="24"/>
-        </w:rPr>
-        <w:t>解释性，使用基于随机森林的</w:t>
+        <w:t>为提高模型的准确性和可解释性，使用基于随机森林的</w:t>
       </w:r>
       <w:r>
         <w:rPr>
@@ -13054,25 +14447,14 @@
         </w:rPr>
         <w:t xml:space="preserve"> 17 </w:t>
       </w:r>
-      <w:proofErr w:type="gramStart"/>
-      <w:r>
-        <w:rPr>
-          <w:rFonts w:hint="eastAsia"/>
-          <w:bCs/>
-          <w:kern w:val="0"/>
-          <w:sz w:val="24"/>
-        </w:rPr>
-        <w:t>个</w:t>
-      </w:r>
-      <w:proofErr w:type="gramEnd"/>
-      <w:r>
-        <w:rPr>
-          <w:rFonts w:hint="eastAsia"/>
-          <w:bCs/>
-          <w:kern w:val="0"/>
-          <w:sz w:val="24"/>
-        </w:rPr>
-        <w:t>变量和</w:t>
+      <w:r>
+        <w:rPr>
+          <w:rFonts w:hint="eastAsia"/>
+          <w:bCs/>
+          <w:kern w:val="0"/>
+          <w:sz w:val="24"/>
+        </w:rPr>
+        <w:t>个变量和</w:t>
       </w:r>
       <w:r>
         <w:rPr>
@@ -13083,25 +14465,14 @@
         </w:rPr>
         <w:t xml:space="preserve"> 2,154,048 </w:t>
       </w:r>
-      <w:proofErr w:type="gramStart"/>
-      <w:r>
-        <w:rPr>
-          <w:rFonts w:hint="eastAsia"/>
-          <w:bCs/>
-          <w:kern w:val="0"/>
-          <w:sz w:val="24"/>
-        </w:rPr>
-        <w:t>个</w:t>
-      </w:r>
-      <w:proofErr w:type="gramEnd"/>
-      <w:r>
-        <w:rPr>
-          <w:rFonts w:hint="eastAsia"/>
-          <w:bCs/>
-          <w:kern w:val="0"/>
-          <w:sz w:val="24"/>
-        </w:rPr>
-        <w:t>样本。这些变量涵盖了客户行为、购买以及在网络中的互动等各类细节。目标变量“</w:t>
+      <w:r>
+        <w:rPr>
+          <w:rFonts w:hint="eastAsia"/>
+          <w:bCs/>
+          <w:kern w:val="0"/>
+          <w:sz w:val="24"/>
+        </w:rPr>
+        <w:t>个样本。这些变量涵盖了客户行为、购买以及在网络中的互动等各类细节。目标变量“</w:t>
       </w:r>
       <w:r>
         <w:rPr>
@@ -13228,27 +14599,7 @@
           <w:kern w:val="0"/>
           <w:sz w:val="24"/>
         </w:rPr>
-        <w:t>数据清洗、编码、</w:t>
-      </w:r>
-      <w:proofErr w:type="gramStart"/>
-      <w:r>
-        <w:rPr>
-          <w:rFonts w:hint="eastAsia"/>
-          <w:bCs/>
-          <w:kern w:val="0"/>
-          <w:sz w:val="24"/>
-        </w:rPr>
-        <w:t>缺失值</w:t>
-      </w:r>
-      <w:proofErr w:type="gramEnd"/>
-      <w:r>
-        <w:rPr>
-          <w:rFonts w:hint="eastAsia"/>
-          <w:bCs/>
-          <w:kern w:val="0"/>
-          <w:sz w:val="24"/>
-        </w:rPr>
-        <w:t>填补和缩放都是本节所述数据集预处理的一部分。</w:t>
+        <w:t>数据清洗、编码、缺失值填补和缩放都是本节所述数据集预处理的一部分。</w:t>
       </w:r>
     </w:p>
     <w:p>
@@ -13367,27 +14718,7 @@
           <w:sz w:val="24"/>
         </w:rPr>
         <w:lastRenderedPageBreak/>
-        <w:t>特定区域的通话，由于它们的</w:t>
-      </w:r>
-      <w:proofErr w:type="gramStart"/>
-      <w:r>
-        <w:rPr>
-          <w:rFonts w:hint="eastAsia"/>
-          <w:bCs/>
-          <w:kern w:val="0"/>
-          <w:sz w:val="24"/>
-        </w:rPr>
-        <w:t>缺失值</w:t>
-      </w:r>
-      <w:proofErr w:type="gramEnd"/>
-      <w:r>
-        <w:rPr>
-          <w:rFonts w:hint="eastAsia"/>
-          <w:bCs/>
-          <w:kern w:val="0"/>
-          <w:sz w:val="24"/>
-        </w:rPr>
-        <w:t>超过</w:t>
+        <w:t>特定区域的通话，由于它们的缺失值超过</w:t>
       </w:r>
       <w:r>
         <w:rPr>
@@ -13506,25 +14837,14 @@
         </w:rPr>
         <w:t xml:space="preserve"> 140 </w:t>
       </w:r>
-      <w:proofErr w:type="gramStart"/>
-      <w:r>
-        <w:rPr>
-          <w:rFonts w:hint="eastAsia"/>
-          <w:bCs/>
-          <w:kern w:val="0"/>
-          <w:sz w:val="24"/>
-        </w:rPr>
-        <w:t>个</w:t>
-      </w:r>
-      <w:proofErr w:type="gramEnd"/>
-      <w:r>
-        <w:rPr>
-          <w:rFonts w:hint="eastAsia"/>
-          <w:bCs/>
-          <w:kern w:val="0"/>
-          <w:sz w:val="24"/>
-        </w:rPr>
-        <w:t>分类值—并且套餐类型在不同电信公司之间差异很大，限制了其普遍适用性，因此也被删除。删除这些特征后，我们保留了</w:t>
+      <w:r>
+        <w:rPr>
+          <w:rFonts w:hint="eastAsia"/>
+          <w:bCs/>
+          <w:kern w:val="0"/>
+          <w:sz w:val="24"/>
+        </w:rPr>
+        <w:t>个分类值—并且套餐类型在不同电信公司之间差异很大，限制了其普遍适用性，因此也被删除。删除这些特征后，我们保留了</w:t>
       </w:r>
       <w:r>
         <w:rPr>
@@ -13535,25 +14855,14 @@
         </w:rPr>
         <w:t xml:space="preserve"> 11 </w:t>
       </w:r>
-      <w:proofErr w:type="gramStart"/>
-      <w:r>
-        <w:rPr>
-          <w:rFonts w:hint="eastAsia"/>
-          <w:bCs/>
-          <w:kern w:val="0"/>
-          <w:sz w:val="24"/>
-        </w:rPr>
-        <w:t>个</w:t>
-      </w:r>
-      <w:proofErr w:type="gramEnd"/>
-      <w:r>
-        <w:rPr>
-          <w:rFonts w:hint="eastAsia"/>
-          <w:bCs/>
-          <w:kern w:val="0"/>
-          <w:sz w:val="24"/>
-        </w:rPr>
-        <w:t>在电信公司中普遍存在的特征，以便进一步分析。</w:t>
+      <w:r>
+        <w:rPr>
+          <w:rFonts w:hint="eastAsia"/>
+          <w:bCs/>
+          <w:kern w:val="0"/>
+          <w:sz w:val="24"/>
+        </w:rPr>
+        <w:t>个在电信公司中普遍存在的特征，以便进一步分析。</w:t>
       </w:r>
     </w:p>
     <w:p>
@@ -13608,27 +14917,7 @@
           <w:kern w:val="0"/>
           <w:sz w:val="24"/>
         </w:rPr>
-        <w:t>数据编码是机器学习中的关键步骤，因为模型通常使用数值型数据。分类特征由非</w:t>
-      </w:r>
-      <w:proofErr w:type="gramStart"/>
-      <w:r>
-        <w:rPr>
-          <w:rFonts w:hint="eastAsia"/>
-          <w:bCs/>
-          <w:kern w:val="0"/>
-          <w:sz w:val="24"/>
-        </w:rPr>
-        <w:t>数值型值组成</w:t>
-      </w:r>
-      <w:proofErr w:type="gramEnd"/>
-      <w:r>
-        <w:rPr>
-          <w:rFonts w:hint="eastAsia"/>
-          <w:bCs/>
-          <w:kern w:val="0"/>
-          <w:sz w:val="24"/>
-        </w:rPr>
-        <w:t>，需要转换为模型可以解释的格式。为此，我们使用序数编码器来处理我们的分类特征。序数编码器将分类值转换为整数标签。由于每个类别都被分配了一个特定的数字，模型可以轻松地处理每个特征中的唯一类别。当类别具有内在顺序时，这种策略尤为有效。为了使模型能够从分类数据中正确学习，序数编码器将值转换为数值形式。</w:t>
+        <w:t>数据编码是机器学习中的关键步骤，因为模型通常使用数值型数据。分类特征由非数值型值组成，需要转换为模型可以解释的格式。为此，我们使用序数编码器来处理我们的分类特征。序数编码器将分类值转换为整数标签。由于每个类别都被分配了一个特定的数字，模型可以轻松地处理每个特征中的唯一类别。当类别具有内在顺序时，这种策略尤为有效。为了使模型能够从分类数据中正确学习，序数编码器将值转换为数值形式。</w:t>
       </w:r>
     </w:p>
     <w:p>
@@ -13683,27 +14972,7 @@
           <w:kern w:val="0"/>
           <w:sz w:val="24"/>
         </w:rPr>
-        <w:t>由于</w:t>
-      </w:r>
-      <w:proofErr w:type="gramStart"/>
-      <w:r>
-        <w:rPr>
-          <w:rFonts w:hint="eastAsia"/>
-          <w:bCs/>
-          <w:kern w:val="0"/>
-          <w:sz w:val="24"/>
-        </w:rPr>
-        <w:t>缺失值</w:t>
-      </w:r>
-      <w:proofErr w:type="gramEnd"/>
-      <w:r>
-        <w:rPr>
-          <w:rFonts w:hint="eastAsia"/>
-          <w:bCs/>
-          <w:kern w:val="0"/>
-          <w:sz w:val="24"/>
-        </w:rPr>
-        <w:t>会显著影响分析的质量，需要采用适当的方法来处理缺失数据。当数据缺失量较大时，仅仅删除包含缺失信息的记录可能相当不切实际。在某些情况下，删除数据可能导致重要信息的大量丢失</w:t>
+        <w:t>由于缺失值会显著影响分析的质量，需要采用适当的方法来处理缺失数据。当数据缺失量较大时，仅仅删除包含缺失信息的记录可能相当不切实际。在某些情况下，删除数据可能导致重要信息的大量丢失</w:t>
       </w:r>
       <w:r>
         <w:rPr>
@@ -13739,27 +15008,7 @@
           <w:kern w:val="0"/>
           <w:sz w:val="24"/>
         </w:rPr>
-        <w:t>。然而，在本例中我们遇到了大量的缺失数据，因为某些特征的</w:t>
-      </w:r>
-      <w:proofErr w:type="gramStart"/>
-      <w:r>
-        <w:rPr>
-          <w:rFonts w:hint="eastAsia"/>
-          <w:bCs/>
-          <w:kern w:val="0"/>
-          <w:sz w:val="24"/>
-        </w:rPr>
-        <w:t>缺失值</w:t>
-      </w:r>
-      <w:proofErr w:type="gramEnd"/>
-      <w:r>
-        <w:rPr>
-          <w:rFonts w:hint="eastAsia"/>
-          <w:bCs/>
-          <w:kern w:val="0"/>
-          <w:sz w:val="24"/>
-        </w:rPr>
-        <w:t>超过了</w:t>
+        <w:t>。然而，在本例中我们遇到了大量的缺失数据，因为某些特征的缺失值超过了</w:t>
       </w:r>
       <w:r>
         <w:rPr>
@@ -13800,27 +15049,7 @@
           <w:kern w:val="0"/>
           <w:sz w:val="24"/>
         </w:rPr>
-        <w:t>在统计学中，迭代插补是一种通过反复将具有缺失数据的特征建模为其他特征的函数来估计</w:t>
-      </w:r>
-      <w:proofErr w:type="gramStart"/>
-      <w:r>
-        <w:rPr>
-          <w:rFonts w:hint="eastAsia"/>
-          <w:bCs/>
-          <w:kern w:val="0"/>
-          <w:sz w:val="24"/>
-        </w:rPr>
-        <w:t>缺失值</w:t>
-      </w:r>
-      <w:proofErr w:type="gramEnd"/>
-      <w:r>
-        <w:rPr>
-          <w:rFonts w:hint="eastAsia"/>
-          <w:bCs/>
-          <w:kern w:val="0"/>
-          <w:sz w:val="24"/>
-        </w:rPr>
-        <w:t>的技术。通过反复改进插补值并利用特征间的相互依赖关系，该方法提高了精度</w:t>
+        <w:t>在统计学中，迭代插补是一种通过反复将具有缺失数据的特征建模为其他特征的函数来估计缺失值的技术。通过反复改进插补值并利用特征间的相互依赖关系，该方法提高了精度</w:t>
       </w:r>
       <w:r>
         <w:rPr>
@@ -13861,19 +15090,8 @@
           <w:kern w:val="0"/>
           <w:sz w:val="24"/>
         </w:rPr>
-        <w:t>由于我们的数据集包含异常值，我们通过使用中位数值来填补</w:t>
-      </w:r>
-      <w:proofErr w:type="gramStart"/>
-      <w:r>
-        <w:rPr>
-          <w:rFonts w:hint="eastAsia"/>
-          <w:bCs/>
-          <w:kern w:val="0"/>
-          <w:sz w:val="24"/>
-        </w:rPr>
-        <w:t>缺失值</w:t>
-      </w:r>
-      <w:proofErr w:type="gramEnd"/>
+        <w:t>由于我们的数据集包含异常值，我们通过使用中位数值来填补缺失值</w:t>
+      </w:r>
       <w:r>
         <w:rPr>
           <w:rFonts w:hint="eastAsia"/>
@@ -14015,27 +15233,7 @@
           <w:kern w:val="0"/>
           <w:sz w:val="24"/>
         </w:rPr>
-        <w:t>次迭代填补后，填补的值稳定在缩放容忍度水平内，表明已经收敛。因此，</w:t>
-      </w:r>
-      <w:proofErr w:type="gramStart"/>
-      <w:r>
-        <w:rPr>
-          <w:rFonts w:hint="eastAsia"/>
-          <w:bCs/>
-          <w:kern w:val="0"/>
-          <w:sz w:val="24"/>
-        </w:rPr>
-        <w:t>缺失值</w:t>
-      </w:r>
-      <w:proofErr w:type="gramEnd"/>
-      <w:r>
-        <w:rPr>
-          <w:rFonts w:hint="eastAsia"/>
-          <w:bCs/>
-          <w:kern w:val="0"/>
-          <w:sz w:val="24"/>
-        </w:rPr>
-        <w:t>的填补过程是彻底且可靠的。在算法</w:t>
+        <w:t>次迭代填补后，填补的值稳定在缩放容忍度水平内，表明已经收敛。因此，缺失值的填补过程是彻底且可靠的。在算法</w:t>
       </w:r>
       <w:r>
         <w:rPr>
@@ -14118,27 +15316,7 @@
           <w:kern w:val="0"/>
           <w:sz w:val="24"/>
         </w:rPr>
-        <w:t>数据缩放是机器学习中的关键步骤，因为它可以提高模型的准确性并提升学习效率。我们的数据集中包含大量异常值，因此需要一种谨慎的缩放方法来有效处理这些异常值，同时</w:t>
-      </w:r>
-      <w:proofErr w:type="gramStart"/>
-      <w:r>
-        <w:rPr>
-          <w:rFonts w:hint="eastAsia"/>
-          <w:bCs/>
-          <w:kern w:val="0"/>
-          <w:sz w:val="24"/>
-        </w:rPr>
-        <w:t>不</w:t>
-      </w:r>
-      <w:proofErr w:type="gramEnd"/>
-      <w:r>
-        <w:rPr>
-          <w:rFonts w:hint="eastAsia"/>
-          <w:bCs/>
-          <w:kern w:val="0"/>
-          <w:sz w:val="24"/>
-        </w:rPr>
-        <w:t>扭曲数据分布。</w:t>
+        <w:t>数据缩放是机器学习中的关键步骤，因为它可以提高模型的准确性并提升学习效率。我们的数据集中包含大量异常值，因此需要一种谨慎的缩放方法来有效处理这些异常值，同时不扭曲数据分布。</w:t>
       </w:r>
     </w:p>
     <w:p>
@@ -15192,25 +16370,14 @@
         </w:rPr>
         <w:t>我们的数据库包含两个不同的特征：</w:t>
       </w:r>
-      <w:proofErr w:type="spellStart"/>
-      <w:r>
-        <w:rPr>
-          <w:rFonts w:hint="eastAsia"/>
-          <w:bCs/>
-          <w:kern w:val="0"/>
-          <w:sz w:val="24"/>
-        </w:rPr>
-        <w:t>tigo</w:t>
-      </w:r>
-      <w:proofErr w:type="spellEnd"/>
-      <w:r>
-        <w:rPr>
-          <w:rFonts w:hint="eastAsia"/>
-          <w:bCs/>
-          <w:kern w:val="0"/>
-          <w:sz w:val="24"/>
-        </w:rPr>
-        <w:t xml:space="preserve"> </w:t>
+      <w:r>
+        <w:rPr>
+          <w:rFonts w:hint="eastAsia"/>
+          <w:bCs/>
+          <w:kern w:val="0"/>
+          <w:sz w:val="24"/>
+        </w:rPr>
+        <w:t xml:space="preserve">tigo </w:t>
       </w:r>
       <w:r>
         <w:rPr>
@@ -15282,27 +16449,7 @@
           <w:kern w:val="0"/>
           <w:sz w:val="24"/>
         </w:rPr>
-        <w:t xml:space="preserve"> </w:t>
-      </w:r>
-      <w:proofErr w:type="spellStart"/>
-      <w:r>
-        <w:rPr>
-          <w:rFonts w:hint="eastAsia"/>
-          <w:bCs/>
-          <w:kern w:val="0"/>
-          <w:sz w:val="24"/>
-        </w:rPr>
-        <w:t>tigo</w:t>
-      </w:r>
-      <w:proofErr w:type="spellEnd"/>
-      <w:r>
-        <w:rPr>
-          <w:rFonts w:hint="eastAsia"/>
-          <w:bCs/>
-          <w:kern w:val="0"/>
-          <w:sz w:val="24"/>
-        </w:rPr>
-        <w:t xml:space="preserve"> </w:t>
+        <w:t xml:space="preserve"> tigo </w:t>
       </w:r>
       <w:r>
         <w:rPr>
@@ -15320,27 +16467,7 @@
           <w:kern w:val="0"/>
           <w:sz w:val="24"/>
         </w:rPr>
-        <w:t xml:space="preserve"> </w:t>
-      </w:r>
-      <w:proofErr w:type="spellStart"/>
-      <w:r>
-        <w:rPr>
-          <w:rFonts w:hint="eastAsia"/>
-          <w:bCs/>
-          <w:kern w:val="0"/>
-          <w:sz w:val="24"/>
-        </w:rPr>
-        <w:t>tigo</w:t>
-      </w:r>
-      <w:proofErr w:type="spellEnd"/>
-      <w:r>
-        <w:rPr>
-          <w:rFonts w:hint="eastAsia"/>
-          <w:bCs/>
-          <w:kern w:val="0"/>
-          <w:sz w:val="24"/>
-        </w:rPr>
-        <w:t xml:space="preserve"> </w:t>
+        <w:t xml:space="preserve"> tigo </w:t>
       </w:r>
       <w:r>
         <w:rPr>
@@ -15515,67 +16642,7 @@
           <w:kern w:val="0"/>
           <w:sz w:val="24"/>
         </w:rPr>
-        <w:t>通过将</w:t>
-      </w:r>
-      <w:proofErr w:type="gramStart"/>
-      <w:r>
-        <w:rPr>
-          <w:rFonts w:hint="eastAsia"/>
-          <w:bCs/>
-          <w:kern w:val="0"/>
-          <w:sz w:val="24"/>
-        </w:rPr>
-        <w:t>通话详单与</w:t>
-      </w:r>
-      <w:proofErr w:type="gramEnd"/>
-      <w:r>
-        <w:rPr>
-          <w:rFonts w:hint="eastAsia"/>
-          <w:bCs/>
-          <w:kern w:val="0"/>
-          <w:sz w:val="24"/>
-        </w:rPr>
-        <w:t>这个新的</w:t>
-      </w:r>
-      <w:proofErr w:type="gramStart"/>
-      <w:r>
-        <w:rPr>
-          <w:rFonts w:hint="eastAsia"/>
-          <w:bCs/>
-          <w:kern w:val="0"/>
-          <w:sz w:val="24"/>
-        </w:rPr>
-        <w:t>离网特征</w:t>
-      </w:r>
-      <w:proofErr w:type="gramEnd"/>
-      <w:r>
-        <w:rPr>
-          <w:rFonts w:hint="eastAsia"/>
-          <w:bCs/>
-          <w:kern w:val="0"/>
-          <w:sz w:val="24"/>
-        </w:rPr>
-        <w:t>结合起来，我们有可能简化数据集。因此，模型能够更好地识别显著的模式。通过将</w:t>
-      </w:r>
-      <w:proofErr w:type="gramStart"/>
-      <w:r>
-        <w:rPr>
-          <w:rFonts w:hint="eastAsia"/>
-          <w:bCs/>
-          <w:kern w:val="0"/>
-          <w:sz w:val="24"/>
-        </w:rPr>
-        <w:t>所有离网互动</w:t>
-      </w:r>
-      <w:proofErr w:type="gramEnd"/>
-      <w:r>
-        <w:rPr>
-          <w:rFonts w:hint="eastAsia"/>
-          <w:bCs/>
-          <w:kern w:val="0"/>
-          <w:sz w:val="24"/>
-        </w:rPr>
-        <w:t>纳入模型，而不是一次只考虑一个网络，使模型更加全面。</w:t>
+        <w:t>通过将通话详单与这个新的离网特征结合起来，我们有可能简化数据集。因此，模型能够更好地识别显著的模式。通过将所有离网互动纳入模型，而不是一次只考虑一个网络，使模型更加全面。</w:t>
       </w:r>
     </w:p>
     <w:p>
@@ -15630,27 +16697,7 @@
           <w:kern w:val="0"/>
           <w:sz w:val="24"/>
         </w:rPr>
-        <w:t>特征选择是机器学习中的关键部分，它通过从数据集中提取有用的属性来提高模型的性能和</w:t>
-      </w:r>
-      <w:proofErr w:type="gramStart"/>
-      <w:r>
-        <w:rPr>
-          <w:rFonts w:hint="eastAsia"/>
-          <w:bCs/>
-          <w:kern w:val="0"/>
-          <w:sz w:val="24"/>
-        </w:rPr>
-        <w:t>可</w:t>
-      </w:r>
-      <w:proofErr w:type="gramEnd"/>
-      <w:r>
-        <w:rPr>
-          <w:rFonts w:hint="eastAsia"/>
-          <w:bCs/>
-          <w:kern w:val="0"/>
-          <w:sz w:val="24"/>
-        </w:rPr>
-        <w:t>解释性。通过提升模型准确性、简化模型以及同时降低维度，可以防止过拟合。特征选择使模型更容易理解和解释，通过专注于相关变量来简化模型。</w:t>
+        <w:t>特征选择是机器学习中的关键部分，它通过从数据集中提取有用的属性来提高模型的性能和可解释性。通过提升模型准确性、简化模型以及同时降低维度，可以防止过拟合。特征选择使模型更容易理解和解释，通过专注于相关变量来简化模型。</w:t>
       </w:r>
       <w:r>
         <w:rPr>
@@ -15887,25 +16934,14 @@
         </w:rPr>
         <w:t xml:space="preserve"> 100 </w:t>
       </w:r>
-      <w:proofErr w:type="gramStart"/>
-      <w:r>
-        <w:rPr>
-          <w:rFonts w:hint="eastAsia"/>
-          <w:bCs/>
-          <w:kern w:val="0"/>
-          <w:sz w:val="24"/>
-        </w:rPr>
-        <w:t>个</w:t>
-      </w:r>
-      <w:proofErr w:type="gramEnd"/>
-      <w:r>
-        <w:rPr>
-          <w:rFonts w:hint="eastAsia"/>
-          <w:bCs/>
-          <w:kern w:val="0"/>
-          <w:sz w:val="24"/>
-        </w:rPr>
-        <w:t>估计器，这意味着它由</w:t>
+      <w:r>
+        <w:rPr>
+          <w:rFonts w:hint="eastAsia"/>
+          <w:bCs/>
+          <w:kern w:val="0"/>
+          <w:sz w:val="24"/>
+        </w:rPr>
+        <w:t>个估计器，这意味着它由</w:t>
       </w:r>
       <w:r>
         <w:rPr>
@@ -16049,27 +17085,7 @@
           <w:kern w:val="0"/>
           <w:sz w:val="24"/>
         </w:rPr>
-        <w:t>模型，我们选择了一个可靠的特征子集，从而提高了模型的整体性能和</w:t>
-      </w:r>
-      <w:proofErr w:type="gramStart"/>
-      <w:r>
-        <w:rPr>
-          <w:rFonts w:hint="eastAsia"/>
-          <w:bCs/>
-          <w:kern w:val="0"/>
-          <w:sz w:val="24"/>
-        </w:rPr>
-        <w:t>可</w:t>
-      </w:r>
-      <w:proofErr w:type="gramEnd"/>
-      <w:r>
-        <w:rPr>
-          <w:rFonts w:hint="eastAsia"/>
-          <w:bCs/>
-          <w:kern w:val="0"/>
-          <w:sz w:val="24"/>
-        </w:rPr>
-        <w:t>解释性。</w:t>
+        <w:t>模型，我们选择了一个可靠的特征子集，从而提高了模型的整体性能和可解释性。</w:t>
       </w:r>
     </w:p>
     <w:p>
@@ -16490,27 +17506,7 @@
           <w:kern w:val="0"/>
           <w:sz w:val="24"/>
         </w:rPr>
-        <w:t>模型虽然强大，但如果在没有适当验证的情况下使用过多数据进行训练，就容易出现过拟合。此外，我们的数据</w:t>
-      </w:r>
-      <w:proofErr w:type="gramStart"/>
-      <w:r>
-        <w:rPr>
-          <w:rFonts w:hint="eastAsia"/>
-          <w:bCs/>
-          <w:kern w:val="0"/>
-          <w:sz w:val="24"/>
-        </w:rPr>
-        <w:t>集高度</w:t>
-      </w:r>
-      <w:proofErr w:type="gramEnd"/>
-      <w:r>
-        <w:rPr>
-          <w:rFonts w:hint="eastAsia"/>
-          <w:bCs/>
-          <w:kern w:val="0"/>
-          <w:sz w:val="24"/>
-        </w:rPr>
-        <w:t>不平衡，仅有</w:t>
+        <w:t>模型虽然强大，但如果在没有适当验证的情况下使用过多数据进行训练，就容易出现过拟合。此外，我们的数据集高度不平衡，仅有</w:t>
       </w:r>
       <w:r>
         <w:rPr>
@@ -16669,47 +17665,7 @@
           <w:kern w:val="0"/>
           <w:sz w:val="24"/>
         </w:rPr>
-        <w:t>在机器学习应用中，不平衡</w:t>
-      </w:r>
-      <w:proofErr w:type="gramStart"/>
-      <w:r>
-        <w:rPr>
-          <w:rFonts w:hint="eastAsia"/>
-          <w:bCs/>
-          <w:kern w:val="0"/>
-          <w:sz w:val="24"/>
-        </w:rPr>
-        <w:t>数据集很常见</w:t>
-      </w:r>
-      <w:proofErr w:type="gramEnd"/>
-      <w:r>
-        <w:rPr>
-          <w:rFonts w:hint="eastAsia"/>
-          <w:bCs/>
-          <w:kern w:val="0"/>
-          <w:sz w:val="24"/>
-        </w:rPr>
-        <w:t>。当数据集不平衡时，少数类只占整体数据的</w:t>
-      </w:r>
-      <w:proofErr w:type="gramStart"/>
-      <w:r>
-        <w:rPr>
-          <w:rFonts w:hint="eastAsia"/>
-          <w:bCs/>
-          <w:kern w:val="0"/>
-          <w:sz w:val="24"/>
-        </w:rPr>
-        <w:t>一</w:t>
-      </w:r>
-      <w:proofErr w:type="gramEnd"/>
-      <w:r>
-        <w:rPr>
-          <w:rFonts w:hint="eastAsia"/>
-          <w:bCs/>
-          <w:kern w:val="0"/>
-          <w:sz w:val="24"/>
-        </w:rPr>
-        <w:t>小部分。这种不平衡会使模型预测偏向多数类，从而影响整体性能。为了解决这个问题，已经开发了几种重采样技术</w:t>
+        <w:t>在机器学习应用中，不平衡数据集很常见。当数据集不平衡时，少数类只占整体数据的一小部分。这种不平衡会使模型预测偏向多数类，从而影响整体性能。为了解决这个问题，已经开发了几种重采样技术</w:t>
       </w:r>
       <w:r>
         <w:rPr>
@@ -16727,27 +17683,7 @@
           <w:kern w:val="0"/>
           <w:sz w:val="24"/>
         </w:rPr>
-        <w:t>。传统方法包括复制少数类的样本或减少多数类样本的数量以平衡数据集。然而，这些方法可能会引入诸如过拟合或丢失有价值信息等问题，因此在许多情况下效果不佳。重要的是，重采样应</w:t>
-      </w:r>
-      <w:proofErr w:type="gramStart"/>
-      <w:r>
-        <w:rPr>
-          <w:rFonts w:hint="eastAsia"/>
-          <w:bCs/>
-          <w:kern w:val="0"/>
-          <w:sz w:val="24"/>
-        </w:rPr>
-        <w:t>仅应用</w:t>
-      </w:r>
-      <w:proofErr w:type="gramEnd"/>
-      <w:r>
-        <w:rPr>
-          <w:rFonts w:hint="eastAsia"/>
-          <w:bCs/>
-          <w:kern w:val="0"/>
-          <w:sz w:val="24"/>
-        </w:rPr>
-        <w:t>于训练数据集。如果应用于整个数据集，可能会导致模型产生偏差，因为它会改变真实世界的分布。</w:t>
+        <w:t>。传统方法包括复制少数类的样本或减少多数类样本的数量以平衡数据集。然而，这些方法可能会引入诸如过拟合或丢失有价值信息等问题，因此在许多情况下效果不佳。重要的是，重采样应仅应用于训练数据集。如果应用于整个数据集，可能会导致模型产生偏差，因为它会改变真实世界的分布。</w:t>
       </w:r>
     </w:p>
     <w:p>
@@ -17287,25 +18223,14 @@
         </w:rPr>
         <w:t xml:space="preserve"> 5 </w:t>
       </w:r>
-      <w:proofErr w:type="gramStart"/>
-      <w:r>
-        <w:rPr>
-          <w:rFonts w:hint="eastAsia"/>
-          <w:bCs/>
-          <w:kern w:val="0"/>
-          <w:sz w:val="24"/>
-        </w:rPr>
-        <w:t>个</w:t>
-      </w:r>
-      <w:proofErr w:type="gramEnd"/>
-      <w:r>
-        <w:rPr>
-          <w:rFonts w:hint="eastAsia"/>
-          <w:bCs/>
-          <w:kern w:val="0"/>
-          <w:sz w:val="24"/>
-        </w:rPr>
-        <w:t>最近邻，意味着合成样本是基于</w:t>
+      <w:r>
+        <w:rPr>
+          <w:rFonts w:hint="eastAsia"/>
+          <w:bCs/>
+          <w:kern w:val="0"/>
+          <w:sz w:val="24"/>
+        </w:rPr>
+        <w:t>个最近邻，意味着合成样本是基于</w:t>
       </w:r>
       <w:r>
         <w:rPr>
@@ -17316,25 +18241,14 @@
         </w:rPr>
         <w:t xml:space="preserve"> 5 </w:t>
       </w:r>
-      <w:proofErr w:type="gramStart"/>
-      <w:r>
-        <w:rPr>
-          <w:rFonts w:hint="eastAsia"/>
-          <w:bCs/>
-          <w:kern w:val="0"/>
-          <w:sz w:val="24"/>
-        </w:rPr>
-        <w:t>个</w:t>
-      </w:r>
-      <w:proofErr w:type="gramEnd"/>
-      <w:r>
-        <w:rPr>
-          <w:rFonts w:hint="eastAsia"/>
-          <w:bCs/>
-          <w:kern w:val="0"/>
-          <w:sz w:val="24"/>
-        </w:rPr>
-        <w:t>最接近的少数类样本生成的。采样策略设置为</w:t>
+      <w:r>
+        <w:rPr>
+          <w:rFonts w:hint="eastAsia"/>
+          <w:bCs/>
+          <w:kern w:val="0"/>
+          <w:sz w:val="24"/>
+        </w:rPr>
+        <w:t>个最接近的少数类样本生成的。采样策略设置为</w:t>
       </w:r>
       <w:r>
         <w:rPr>
@@ -17746,27 +18660,7 @@
           <w:kern w:val="0"/>
           <w:sz w:val="24"/>
         </w:rPr>
-        <w:t>算法，以其可扩展性和通过先进的正则化技术对过拟合的鲁</w:t>
-      </w:r>
-      <w:proofErr w:type="gramStart"/>
-      <w:r>
-        <w:rPr>
-          <w:rFonts w:hint="eastAsia"/>
-          <w:bCs/>
-          <w:kern w:val="0"/>
-          <w:sz w:val="24"/>
-        </w:rPr>
-        <w:t>棒处理</w:t>
-      </w:r>
-      <w:proofErr w:type="gramEnd"/>
-      <w:r>
-        <w:rPr>
-          <w:rFonts w:hint="eastAsia"/>
-          <w:bCs/>
-          <w:kern w:val="0"/>
-          <w:sz w:val="24"/>
-        </w:rPr>
-        <w:t>而闻名</w:t>
+        <w:t>算法，以其可扩展性和通过先进的正则化技术对过拟合的鲁棒处理而闻名</w:t>
       </w:r>
       <w:r>
         <w:rPr>
@@ -17820,27 +18714,7 @@
           <w:kern w:val="0"/>
           <w:sz w:val="24"/>
         </w:rPr>
-        <w:t>使用决策树作为</w:t>
-      </w:r>
-      <w:proofErr w:type="gramStart"/>
-      <w:r>
-        <w:rPr>
-          <w:rFonts w:hint="eastAsia"/>
-          <w:bCs/>
-          <w:kern w:val="0"/>
-          <w:sz w:val="24"/>
-        </w:rPr>
-        <w:t>弱学习器</w:t>
-      </w:r>
-      <w:proofErr w:type="gramEnd"/>
-      <w:r>
-        <w:rPr>
-          <w:rFonts w:hint="eastAsia"/>
-          <w:bCs/>
-          <w:kern w:val="0"/>
-          <w:sz w:val="24"/>
-        </w:rPr>
-        <w:t>，并通过</w:t>
+        <w:t>使用决策树作为弱学习器，并通过</w:t>
       </w:r>
       <w:r>
         <w:rPr>
@@ -18631,19 +19505,8 @@
           <w:kern w:val="0"/>
           <w:sz w:val="24"/>
         </w:rPr>
-        <w:t>。</w:t>
-      </w:r>
-      <w:proofErr w:type="gramStart"/>
-      <w:r>
-        <w:rPr>
-          <w:rFonts w:hint="eastAsia"/>
-          <w:bCs/>
-          <w:kern w:val="0"/>
-          <w:sz w:val="24"/>
-        </w:rPr>
-        <w:t>正则化项</w:t>
-      </w:r>
-      <w:proofErr w:type="gramEnd"/>
+        <w:t>。正则化项</w:t>
+      </w:r>
       <m:oMath>
         <m:r>
           <m:rPr>
@@ -19061,27 +19924,7 @@
           <w:kern w:val="0"/>
           <w:sz w:val="24"/>
         </w:rPr>
-        <w:t>）进行超参数调优，以确保所有模型都在最佳性能状态下运行。我们的广泛数据</w:t>
-      </w:r>
-      <w:proofErr w:type="gramStart"/>
-      <w:r>
-        <w:rPr>
-          <w:rFonts w:hint="eastAsia"/>
-          <w:bCs/>
-          <w:kern w:val="0"/>
-          <w:sz w:val="24"/>
-        </w:rPr>
-        <w:t>集增强</w:t>
-      </w:r>
-      <w:proofErr w:type="gramEnd"/>
-      <w:r>
-        <w:rPr>
-          <w:rFonts w:hint="eastAsia"/>
-          <w:bCs/>
-          <w:kern w:val="0"/>
-          <w:sz w:val="24"/>
-        </w:rPr>
-        <w:t>了策略的有效性。通过随机选择超参数，它能够高效地探索庞大的参数空间，而无需分析所有可能的组合，如</w:t>
+        <w:t>）进行超参数调优，以确保所有模型都在最佳性能状态下运行。我们的广泛数据集增强了策略的有效性。通过随机选择超参数，它能够高效地探索庞大的参数空间，而无需分析所有可能的组合，如</w:t>
       </w:r>
       <w:r>
         <w:rPr>
@@ -20845,27 +21688,7 @@
           <w:kern w:val="0"/>
           <w:sz w:val="24"/>
         </w:rPr>
-        <w:t>更好地理解。基于单个预测，它构建一个更简单且易于理解的模型。其核心概念是针对模型进行局部近似，</w:t>
-      </w:r>
-      <w:proofErr w:type="gramStart"/>
-      <w:r>
-        <w:rPr>
-          <w:rFonts w:hint="eastAsia"/>
-          <w:bCs/>
-          <w:kern w:val="0"/>
-          <w:sz w:val="24"/>
-        </w:rPr>
-        <w:t>仅关注</w:t>
-      </w:r>
-      <w:proofErr w:type="gramEnd"/>
-      <w:r>
-        <w:rPr>
-          <w:rFonts w:hint="eastAsia"/>
-          <w:bCs/>
-          <w:kern w:val="0"/>
-          <w:sz w:val="24"/>
-        </w:rPr>
-        <w:t>特定实例周围的区域。这有助于阐明初始模型所做出预测的推理过程。</w:t>
+        <w:t>更好地理解。基于单个预测，它构建一个更简单且易于理解的模型。其核心概念是针对模型进行局部近似，仅关注特定实例周围的区域。这有助于阐明初始模型所做出预测的推理过程。</w:t>
       </w:r>
       <w:r>
         <w:rPr>
@@ -21786,19 +22609,8 @@
           <w:kern w:val="0"/>
           <w:sz w:val="24"/>
         </w:rPr>
-        <w:t>的</w:t>
-      </w:r>
-      <w:proofErr w:type="gramStart"/>
-      <w:r>
-        <w:rPr>
-          <w:rFonts w:hint="eastAsia"/>
-          <w:bCs/>
-          <w:kern w:val="0"/>
-          <w:sz w:val="24"/>
-        </w:rPr>
-        <w:t>夏普利值</w:t>
-      </w:r>
-      <w:proofErr w:type="gramEnd"/>
+        <w:t>的夏普利值</w:t>
+      </w:r>
       <m:oMath>
         <m:r>
           <w:rPr>
@@ -21904,19 +22716,8 @@
           <w:kern w:val="0"/>
           <w:sz w:val="24"/>
         </w:rPr>
-        <w:t>，</w:t>
-      </w:r>
-      <w:proofErr w:type="gramStart"/>
-      <w:r>
-        <w:rPr>
-          <w:rFonts w:hint="eastAsia"/>
-          <w:bCs/>
-          <w:kern w:val="0"/>
-          <w:sz w:val="24"/>
-        </w:rPr>
-        <w:t>夏普利值</w:t>
-      </w:r>
-      <w:proofErr w:type="gramEnd"/>
+        <w:t>，夏普利值</w:t>
+      </w:r>
       <m:oMath>
         <m:r>
           <w:rPr>
@@ -22634,25 +23435,14 @@
           </m:e>
         </m:d>
       </m:oMath>
-      <w:proofErr w:type="gramStart"/>
-      <w:r>
-        <w:rPr>
-          <w:rFonts w:hint="eastAsia"/>
-          <w:bCs/>
-          <w:kern w:val="0"/>
-          <w:sz w:val="24"/>
-        </w:rPr>
-        <w:t>项计算</w:t>
-      </w:r>
-      <w:proofErr w:type="gramEnd"/>
-      <w:r>
-        <w:rPr>
-          <w:rFonts w:hint="eastAsia"/>
-          <w:bCs/>
-          <w:kern w:val="0"/>
-          <w:sz w:val="24"/>
-        </w:rPr>
-        <w:t>将</w:t>
+      <w:r>
+        <w:rPr>
+          <w:rFonts w:hint="eastAsia"/>
+          <w:bCs/>
+          <w:kern w:val="0"/>
+          <w:sz w:val="24"/>
+        </w:rPr>
+        <w:t>项计算将</w:t>
       </w:r>
       <w:r>
         <w:rPr>
@@ -22953,27 +23743,7 @@
           <w:kern w:val="0"/>
           <w:sz w:val="24"/>
         </w:rPr>
-        <w:t>构建机器学习模型、进行数据预处理和</w:t>
-      </w:r>
-      <w:proofErr w:type="gramStart"/>
-      <w:r>
-        <w:rPr>
-          <w:rFonts w:hint="eastAsia"/>
-          <w:bCs/>
-          <w:kern w:val="0"/>
-          <w:sz w:val="24"/>
-        </w:rPr>
-        <w:t>缺失值</w:t>
-      </w:r>
-      <w:proofErr w:type="gramEnd"/>
-      <w:r>
-        <w:rPr>
-          <w:rFonts w:hint="eastAsia"/>
-          <w:bCs/>
-          <w:kern w:val="0"/>
-          <w:sz w:val="24"/>
-        </w:rPr>
-        <w:t>填补，并评估模型性能。</w:t>
+        <w:t>构建机器学习模型、进行数据预处理和缺失值填补，并评估模型性能。</w:t>
       </w:r>
       <w:r>
         <w:rPr>
@@ -23502,27 +24272,7 @@
           <w:kern w:val="0"/>
           <w:sz w:val="24"/>
         </w:rPr>
-        <w:t>）、</w:t>
-      </w:r>
-      <w:proofErr w:type="gramStart"/>
-      <w:r>
-        <w:rPr>
-          <w:rFonts w:hint="eastAsia"/>
-          <w:bCs/>
-          <w:kern w:val="0"/>
-          <w:sz w:val="24"/>
-        </w:rPr>
-        <w:t>假正例</w:t>
-      </w:r>
-      <w:proofErr w:type="gramEnd"/>
-      <w:r>
-        <w:rPr>
-          <w:rFonts w:hint="eastAsia"/>
-          <w:bCs/>
-          <w:kern w:val="0"/>
-          <w:sz w:val="24"/>
-        </w:rPr>
-        <w:t>（</w:t>
+        <w:t>）、假正例（</w:t>
       </w:r>
       <w:r>
         <w:rPr>
@@ -24851,27 +25601,7 @@
           <w:sz w:val="24"/>
         </w:rPr>
         <w:lastRenderedPageBreak/>
-        <w:t>逐一变化会对真正率和</w:t>
-      </w:r>
-      <w:proofErr w:type="gramStart"/>
-      <w:r>
-        <w:rPr>
-          <w:rFonts w:hint="eastAsia"/>
-          <w:bCs/>
-          <w:kern w:val="0"/>
-          <w:sz w:val="24"/>
-        </w:rPr>
-        <w:t>假正率产生</w:t>
-      </w:r>
-      <w:proofErr w:type="gramEnd"/>
-      <w:r>
-        <w:rPr>
-          <w:rFonts w:hint="eastAsia"/>
-          <w:bCs/>
-          <w:kern w:val="0"/>
-          <w:sz w:val="24"/>
-        </w:rPr>
-        <w:t>影响。模型在阈值为</w:t>
+        <w:t>逐一变化会对真正率和假正率产生影响。模型在阈值为</w:t>
       </w:r>
       <w:r>
         <w:rPr>
@@ -24925,27 +25655,7 @@
           <w:kern w:val="0"/>
           <w:sz w:val="24"/>
         </w:rPr>
-        <w:t>曲线对于流失预测和其他不平衡数据</w:t>
-      </w:r>
-      <w:proofErr w:type="gramStart"/>
-      <w:r>
-        <w:rPr>
-          <w:rFonts w:hint="eastAsia"/>
-          <w:bCs/>
-          <w:kern w:val="0"/>
-          <w:sz w:val="24"/>
-        </w:rPr>
-        <w:t>集非常</w:t>
-      </w:r>
-      <w:proofErr w:type="gramEnd"/>
-      <w:r>
-        <w:rPr>
-          <w:rFonts w:hint="eastAsia"/>
-          <w:bCs/>
-          <w:kern w:val="0"/>
-          <w:sz w:val="24"/>
-        </w:rPr>
-        <w:t>有益，它展示了在不同分类阈值下准确率和召回率之间的相关性。该图表明，即使类别不平衡，模型仍能保持良好的召回率和精确率。</w:t>
+        <w:t>曲线对于流失预测和其他不平衡数据集非常有益，它展示了在不同分类阈值下准确率和召回率之间的相关性。该图表明，即使类别不平衡，模型仍能保持良好的召回率和精确率。</w:t>
       </w:r>
     </w:p>
     <w:p>
@@ -25249,27 +25959,7 @@
           <w:kern w:val="0"/>
           <w:sz w:val="24"/>
         </w:rPr>
-        <w:t>解释。右侧显示了特定实例的特征值。中间部</w:t>
-      </w:r>
-      <w:proofErr w:type="gramStart"/>
-      <w:r>
-        <w:rPr>
-          <w:rFonts w:hint="eastAsia"/>
-          <w:bCs/>
-          <w:kern w:val="0"/>
-          <w:sz w:val="24"/>
-        </w:rPr>
-        <w:t>分展示</w:t>
-      </w:r>
-      <w:proofErr w:type="gramEnd"/>
-      <w:r>
-        <w:rPr>
-          <w:rFonts w:hint="eastAsia"/>
-          <w:bCs/>
-          <w:kern w:val="0"/>
-          <w:sz w:val="24"/>
-        </w:rPr>
-        <w:t>了模型的决策边界。用蓝色突出的特征有助于“不流失”预测，而用橙色突出的特征则有助于“流失”预测。左侧显示了模型的预测结果，表明流失概率为</w:t>
+        <w:t>解释。右侧显示了特定实例的特征值。中间部分展示了模型的决策边界。用蓝色突出的特征有助于“不流失”预测，而用橙色突出的特征则有助于“流失”预测。左侧显示了模型的预测结果，表明流失概率为</w:t>
       </w:r>
       <w:r>
         <w:rPr>
@@ -25969,25 +26659,7 @@
           <w:kern w:val="0"/>
           <w:sz w:val="24"/>
         </w:rPr>
-        <w:t>特征重要性</w:t>
-      </w:r>
-      <w:proofErr w:type="gramStart"/>
-      <w:r>
-        <w:rPr>
-          <w:bCs/>
-          <w:kern w:val="0"/>
-          <w:sz w:val="24"/>
-        </w:rPr>
-        <w:t>图根据</w:t>
-      </w:r>
-      <w:proofErr w:type="gramEnd"/>
-      <w:r>
-        <w:rPr>
-          <w:bCs/>
-          <w:kern w:val="0"/>
-          <w:sz w:val="24"/>
-        </w:rPr>
-        <w:t>平均绝对</w:t>
+        <w:t>特征重要性图根据平均绝对</w:t>
       </w:r>
       <w:r>
         <w:rPr>
@@ -26755,25 +27427,14 @@
         </w:rPr>
         <w:t xml:space="preserve"> 17 </w:t>
       </w:r>
-      <w:proofErr w:type="gramStart"/>
-      <w:r>
-        <w:rPr>
-          <w:rFonts w:hint="eastAsia"/>
-          <w:bCs/>
-          <w:kern w:val="0"/>
-          <w:sz w:val="24"/>
-        </w:rPr>
-        <w:t>个</w:t>
-      </w:r>
-      <w:proofErr w:type="gramEnd"/>
-      <w:r>
-        <w:rPr>
-          <w:rFonts w:hint="eastAsia"/>
-          <w:bCs/>
-          <w:kern w:val="0"/>
-          <w:sz w:val="24"/>
-        </w:rPr>
-        <w:t>特征，但在经过全面的数据清洗、去除无关特征和特征工程处理后，我们将特征数量减少到</w:t>
+      <w:r>
+        <w:rPr>
+          <w:rFonts w:hint="eastAsia"/>
+          <w:bCs/>
+          <w:kern w:val="0"/>
+          <w:sz w:val="24"/>
+        </w:rPr>
+        <w:t>个特征，但在经过全面的数据清洗、去除无关特征和特征工程处理后，我们将特征数量减少到</w:t>
       </w:r>
       <w:r>
         <w:rPr>
@@ -26784,25 +27445,14 @@
         </w:rPr>
         <w:t xml:space="preserve"> 10 </w:t>
       </w:r>
-      <w:proofErr w:type="gramStart"/>
-      <w:r>
-        <w:rPr>
-          <w:rFonts w:hint="eastAsia"/>
-          <w:bCs/>
-          <w:kern w:val="0"/>
-          <w:sz w:val="24"/>
-        </w:rPr>
-        <w:t>个</w:t>
-      </w:r>
-      <w:proofErr w:type="gramEnd"/>
-      <w:r>
-        <w:rPr>
-          <w:rFonts w:hint="eastAsia"/>
-          <w:bCs/>
-          <w:kern w:val="0"/>
-          <w:sz w:val="24"/>
-        </w:rPr>
-        <w:t>。为了确保仅保留最相关和重要的特征，我们采用</w:t>
+      <w:r>
+        <w:rPr>
+          <w:rFonts w:hint="eastAsia"/>
+          <w:bCs/>
+          <w:kern w:val="0"/>
+          <w:sz w:val="24"/>
+        </w:rPr>
+        <w:t>个。为了确保仅保留最相关和重要的特征，我们采用</w:t>
       </w:r>
       <w:r>
         <w:rPr>
@@ -26831,25 +27481,14 @@
         </w:rPr>
         <w:t xml:space="preserve"> 9 </w:t>
       </w:r>
-      <w:proofErr w:type="gramStart"/>
-      <w:r>
-        <w:rPr>
-          <w:rFonts w:hint="eastAsia"/>
-          <w:bCs/>
-          <w:kern w:val="0"/>
-          <w:sz w:val="24"/>
-        </w:rPr>
-        <w:t>个</w:t>
-      </w:r>
-      <w:proofErr w:type="gramEnd"/>
-      <w:r>
-        <w:rPr>
-          <w:rFonts w:hint="eastAsia"/>
-          <w:bCs/>
-          <w:kern w:val="0"/>
-          <w:sz w:val="24"/>
-        </w:rPr>
-        <w:t>选定的特征用于建模。在建模过程中，我们使用基于树的算法，包括</w:t>
+      <w:r>
+        <w:rPr>
+          <w:rFonts w:hint="eastAsia"/>
+          <w:bCs/>
+          <w:kern w:val="0"/>
+          <w:sz w:val="24"/>
+        </w:rPr>
+        <w:t>个选定的特征用于建模。在建模过程中，我们使用基于树的算法，包括</w:t>
       </w:r>
       <w:r>
         <w:rPr>
@@ -27178,27 +27817,7 @@
           <w:kern w:val="0"/>
           <w:sz w:val="24"/>
         </w:rPr>
-        <w:t>）。这一特性使其更有可能将边缘案例分类为正类，从而</w:t>
-      </w:r>
-      <w:proofErr w:type="gramStart"/>
-      <w:r>
-        <w:rPr>
-          <w:rFonts w:hint="eastAsia"/>
-          <w:bCs/>
-          <w:kern w:val="0"/>
-          <w:sz w:val="24"/>
-        </w:rPr>
-        <w:t>减少假</w:t>
-      </w:r>
-      <w:proofErr w:type="gramEnd"/>
-      <w:r>
-        <w:rPr>
-          <w:rFonts w:hint="eastAsia"/>
-          <w:bCs/>
-          <w:kern w:val="0"/>
-          <w:sz w:val="24"/>
-        </w:rPr>
-        <w:t>阴性并提高召回率。然而，这种改进是以较低的精确率和整体准确率为代价的。</w:t>
+        <w:t>）。这一特性使其更有可能将边缘案例分类为正类，从而减少假阴性并提高召回率。然而，这种改进是以较低的精确率和整体准确率为代价的。</w:t>
       </w:r>
     </w:p>
     <w:p>
@@ -28325,25 +28944,14 @@
         </w:rPr>
         <w:t xml:space="preserve"> 20 </w:t>
       </w:r>
-      <w:proofErr w:type="gramStart"/>
-      <w:r>
-        <w:rPr>
-          <w:rFonts w:hint="eastAsia"/>
-          <w:bCs/>
-          <w:kern w:val="0"/>
-          <w:sz w:val="24"/>
-        </w:rPr>
-        <w:t>个</w:t>
-      </w:r>
-      <w:proofErr w:type="gramEnd"/>
-      <w:r>
-        <w:rPr>
-          <w:rFonts w:hint="eastAsia"/>
-          <w:bCs/>
-          <w:kern w:val="0"/>
-          <w:sz w:val="24"/>
-        </w:rPr>
-        <w:t>特征的</w:t>
+      <w:r>
+        <w:rPr>
+          <w:rFonts w:hint="eastAsia"/>
+          <w:bCs/>
+          <w:kern w:val="0"/>
+          <w:sz w:val="24"/>
+        </w:rPr>
+        <w:t>个特征的</w:t>
       </w:r>
       <w:r>
         <w:rPr>
@@ -28354,25 +28962,14 @@
         </w:rPr>
         <w:t xml:space="preserve"> 7,043 </w:t>
       </w:r>
-      <w:proofErr w:type="gramStart"/>
-      <w:r>
-        <w:rPr>
-          <w:rFonts w:hint="eastAsia"/>
-          <w:bCs/>
-          <w:kern w:val="0"/>
-          <w:sz w:val="24"/>
-        </w:rPr>
-        <w:t>个</w:t>
-      </w:r>
-      <w:proofErr w:type="gramEnd"/>
-      <w:r>
-        <w:rPr>
-          <w:rFonts w:hint="eastAsia"/>
-          <w:bCs/>
-          <w:kern w:val="0"/>
-          <w:sz w:val="24"/>
-        </w:rPr>
-        <w:t>样本，采用随机梯度</w:t>
+      <w:r>
+        <w:rPr>
+          <w:rFonts w:hint="eastAsia"/>
+          <w:bCs/>
+          <w:kern w:val="0"/>
+          <w:sz w:val="24"/>
+        </w:rPr>
+        <w:t>个样本，采用随机梯度</w:t>
       </w:r>
       <w:r>
         <w:rPr>
@@ -28473,25 +29070,14 @@
         </w:rPr>
         <w:t xml:space="preserve"> 15 </w:t>
       </w:r>
-      <w:proofErr w:type="gramStart"/>
-      <w:r>
-        <w:rPr>
-          <w:rFonts w:hint="eastAsia"/>
-          <w:bCs/>
-          <w:kern w:val="0"/>
-          <w:sz w:val="24"/>
-        </w:rPr>
-        <w:t>个</w:t>
-      </w:r>
-      <w:proofErr w:type="gramEnd"/>
-      <w:r>
-        <w:rPr>
-          <w:rFonts w:hint="eastAsia"/>
-          <w:bCs/>
-          <w:kern w:val="0"/>
-          <w:sz w:val="24"/>
-        </w:rPr>
-        <w:t>特征的</w:t>
+      <w:r>
+        <w:rPr>
+          <w:rFonts w:hint="eastAsia"/>
+          <w:bCs/>
+          <w:kern w:val="0"/>
+          <w:sz w:val="24"/>
+        </w:rPr>
+        <w:t>个特征的</w:t>
       </w:r>
       <w:r>
         <w:rPr>
@@ -28502,25 +29088,14 @@
         </w:rPr>
         <w:t xml:space="preserve"> 2,000 </w:t>
       </w:r>
-      <w:proofErr w:type="gramStart"/>
-      <w:r>
-        <w:rPr>
-          <w:rFonts w:hint="eastAsia"/>
-          <w:bCs/>
-          <w:kern w:val="0"/>
-          <w:sz w:val="24"/>
-        </w:rPr>
-        <w:t>个</w:t>
-      </w:r>
-      <w:proofErr w:type="gramEnd"/>
-      <w:r>
-        <w:rPr>
-          <w:rFonts w:hint="eastAsia"/>
-          <w:bCs/>
-          <w:kern w:val="0"/>
-          <w:sz w:val="24"/>
-        </w:rPr>
-        <w:t>样本上使用</w:t>
+      <w:r>
+        <w:rPr>
+          <w:rFonts w:hint="eastAsia"/>
+          <w:bCs/>
+          <w:kern w:val="0"/>
+          <w:sz w:val="24"/>
+        </w:rPr>
+        <w:t>个样本上使用</w:t>
       </w:r>
       <w:r>
         <w:rPr>
@@ -29505,118 +30080,54 @@
           <w:bCs/>
           <w:sz w:val="24"/>
         </w:rPr>
-        <w:t xml:space="preserve">Customer churn is a big concern for TCI because keeping current customers is much cheaper than finding new ones [52]. Keeping consumers around for the long run is crucial for maintaining a constant flow of revenue and remaining ahead of the competition. The most common reason for clients to abandon a firm is when they are unhappy with the services they receive for a long time. Most of the time, people decide to cease using a service after becoming increasingly unhappy with it over time. Service providers can address this by proactively measuring client satisfaction and identifying areas for service improvement. By separating loyal customers from those at risk, telecom companies can employ predictive algorithms to develop tailored retention tactics. Predicting customer turnover is an important emphasis for TCI as it has a direct impact on brand value and revenue output. It is common practice for telecoms to meticulously document client data and service usage </w:t>
-      </w:r>
-      <w:proofErr w:type="gramStart"/>
-      <w:r>
+        <w:t>Customer churn is a big concern for TCI because keeping current customers is much cheaper than finding new ones [52]. Keeping consumers around for the long run is crucial for maintaining a constant flow of revenue and remaining ahead of the competition. The most common reason for clients to abandon a firm is when they are unhappy with the services they receive for a long time. Most of the time, people decide to cease using a service after becoming increasingly unhappy with it over time. Service providers can address this by proactively measuring client satisfaction and identifying areas for service improvement. By separating loyal customers from those at risk, telecom companies can employ predictive algorithms to develop tailored retention tactics. Predicting customer turnover is an important emphasis for TCI as it has a direct impact on brand value and revenue output. It is common practice for telecoms to meticulously document client data and service usage in order to identify patterns and refine retention strategies. Maintaining TCI's growth depends on accurately predicting customer churn, since client retention is of utmost importance [32].</w:t>
+      </w:r>
+    </w:p>
+    <w:p>
+      <w:pPr>
+        <w:spacing w:line="300" w:lineRule="auto"/>
+        <w:ind w:firstLineChars="200" w:firstLine="480"/>
         <w:rPr>
           <w:rFonts w:eastAsia="黑体" w:cs="黑体"/>
           <w:bCs/>
           <w:sz w:val="24"/>
         </w:rPr>
-        <w:t>in order to</w:t>
-      </w:r>
-      <w:proofErr w:type="gramEnd"/>
+      </w:pPr>
       <w:r>
         <w:rPr>
           <w:rFonts w:eastAsia="黑体" w:cs="黑体"/>
           <w:bCs/>
           <w:sz w:val="24"/>
         </w:rPr>
-        <w:t xml:space="preserve"> identify patterns and refine retention strategies. Maintaining TCI's growth depends on accurately predicting customer churn, since client retention is of utmost importance [32].</w:t>
-      </w:r>
-    </w:p>
-    <w:p>
-      <w:pPr>
-        <w:spacing w:line="300" w:lineRule="auto"/>
-        <w:ind w:firstLineChars="200" w:firstLine="480"/>
+        <w:t xml:space="preserve">In various domains, ML has proven its adaptability [25], [2]. ML has emerged as a powerful tool in TCI for predicting consumer behavior and identifying patterns in large datasets, therefore lowering customer attrition. Customer risk assessment and </w:t>
+      </w:r>
+      <w:r>
         <w:rPr>
           <w:rFonts w:eastAsia="黑体" w:cs="黑体"/>
           <w:bCs/>
           <w:sz w:val="24"/>
         </w:rPr>
-      </w:pPr>
-      <w:r>
+        <w:lastRenderedPageBreak/>
+        <w:t>churn prediction have both seen extensive use of ensemble techniques and other sophisticated ML models. The models allow TCI to conduct targeted retention initiatives, allocate resources efficiently, and fine-tune their marketing strategies. By shifting from reactive to proactive operations, ML alters the manner in which firms engage with customers and aids in client retention [29], [22]. Even though conventional ML models have promise, their predictions are often inaccurate and difficult to understand [40]. Stakeholders struggle to trust complex ensemble models and other opaque algorithms, despite the fact that they generate accurate forecasts [50]. In industries like TCI, where practical findings form the basis of strategic decisions, the absence of transparency can hinder the adoption of ML solutions [42]. To compensate for this shortcoming, explainable AI offers a way to understand model output, understand the importance of various attributes, and generate accurate predictions. Use explainable AI, which balances accuracy with interpretability, to make customer churn management decisions that are better and more transparent [8], [61].</w:t>
+      </w:r>
+    </w:p>
+    <w:p>
+      <w:pPr>
+        <w:spacing w:line="300" w:lineRule="auto"/>
+        <w:ind w:firstLineChars="200" w:firstLine="480"/>
         <w:rPr>
           <w:rFonts w:eastAsia="黑体" w:cs="黑体"/>
           <w:bCs/>
           <w:sz w:val="24"/>
         </w:rPr>
-        <w:t xml:space="preserve">In various domains, ML has proven its adaptability [25], [2]. ML has emerged as a powerful tool in TCI for predicting consumer behavior and identifying patterns in large datasets, therefore lowering customer attrition. Customer risk assessment and </w:t>
-      </w:r>
+      </w:pPr>
       <w:r>
         <w:rPr>
           <w:rFonts w:eastAsia="黑体" w:cs="黑体"/>
           <w:bCs/>
           <w:sz w:val="24"/>
         </w:rPr>
-        <w:lastRenderedPageBreak/>
-        <w:t xml:space="preserve">churn prediction have both seen extensive use of ensemble techniques and other sophisticated ML models. The models allow TCI to conduct targeted retention initiatives, allocate resources efficiently, and fine-tune their marketing strategies. By shifting from reactive to proactive operations, ML alters the </w:t>
-      </w:r>
-      <w:proofErr w:type="gramStart"/>
-      <w:r>
-        <w:rPr>
-          <w:rFonts w:eastAsia="黑体" w:cs="黑体"/>
-          <w:bCs/>
-          <w:sz w:val="24"/>
-        </w:rPr>
-        <w:t>manner in which</w:t>
-      </w:r>
-      <w:proofErr w:type="gramEnd"/>
-      <w:r>
-        <w:rPr>
-          <w:rFonts w:eastAsia="黑体" w:cs="黑体"/>
-          <w:bCs/>
-          <w:sz w:val="24"/>
-        </w:rPr>
-        <w:t xml:space="preserve"> firms engage with customers and aids in client retention [29], [22]. Even though conventional ML models have promise, their predictions are often inaccurate and difficult to understand [40]. Stakeholders struggle to trust complex ensemble models and other opaque algorithms, </w:t>
-      </w:r>
-      <w:proofErr w:type="gramStart"/>
-      <w:r>
-        <w:rPr>
-          <w:rFonts w:eastAsia="黑体" w:cs="黑体"/>
-          <w:bCs/>
-          <w:sz w:val="24"/>
-        </w:rPr>
-        <w:t>despite the fact that</w:t>
-      </w:r>
-      <w:proofErr w:type="gramEnd"/>
-      <w:r>
-        <w:rPr>
-          <w:rFonts w:eastAsia="黑体" w:cs="黑体"/>
-          <w:bCs/>
-          <w:sz w:val="24"/>
-        </w:rPr>
-        <w:t xml:space="preserve"> they generate accurate forecasts [50]. In industries like TCI, where practical findings form the basis of strategic decisions, the absence of transparency can hinder the adoption of ML solutions [42]. To compensate for this shortcoming, explainable AI offers a way to understand model output, understand the importance of various attributes, and generate accurate predictions. Use explainable AI, which balances accuracy with interpretability, to make customer churn management decisions that are better and more transparent [8], [61].</w:t>
-      </w:r>
-    </w:p>
-    <w:p>
-      <w:pPr>
-        <w:spacing w:line="300" w:lineRule="auto"/>
-        <w:ind w:firstLineChars="200" w:firstLine="480"/>
-        <w:rPr>
-          <w:rFonts w:eastAsia="黑体" w:cs="黑体"/>
-          <w:bCs/>
-          <w:sz w:val="24"/>
-        </w:rPr>
-      </w:pPr>
-      <w:proofErr w:type="gramStart"/>
-      <w:r>
-        <w:rPr>
-          <w:rFonts w:eastAsia="黑体" w:cs="黑体"/>
-          <w:bCs/>
-          <w:sz w:val="24"/>
-        </w:rPr>
-        <w:t>In order to</w:t>
-      </w:r>
-      <w:proofErr w:type="gramEnd"/>
-      <w:r>
-        <w:rPr>
-          <w:rFonts w:eastAsia="黑体" w:cs="黑体"/>
-          <w:bCs/>
-          <w:sz w:val="24"/>
-        </w:rPr>
-        <w:t xml:space="preserve"> combat client turnover in the telecom sector, this study adheres to essential concepts. We anticipate that a strong preprocessing pipeline will provide consistent and high-quality data, which will set the stage for precise modeling. The XAI-Churn TriBoost model is expected to outperform state of the art models in terms of predictive performance. It combines XGBoost, LightGBM, and CatBoost in a voting ensemble. We hope to improve clarity and understanding by using explainable AI methods like LIME and SHAP to shed light on the causes of customer attrition and offer solutions. Trained and tested on a large dataset of over 2 million records—with 60% allocated for training and 40% for testing—the model is designed to ensure robustness and scalability. Through the combination of advanced modeling and explainability, this study seeks to deliver a data-driven solution that supports TCI in identifying at-risk customers and implementing targeted retention strategies, ensuring both high accuracy and actionable insights for strategic decision-making.</w:t>
+        <w:t>In order to combat client turnover in the telecom sector, this study adheres to essential concepts. We anticipate that a strong preprocessing pipeline will provide consistent and high-quality data, which will set the stage for precise modeling. The XAI-Churn TriBoost model is expected to outperform state of the art models in terms of predictive performance. It combines XGBoost, LightGBM, and CatBoost in a voting ensemble. We hope to improve clarity and understanding by using explainable AI methods like LIME and SHAP to shed light on the causes of customer attrition and offer solutions. Trained and tested on a large dataset of over 2 million records—with 60% allocated for training and 40% for testing—the model is designed to ensure robustness and scalability. Through the combination of advanced modeling and explainability, this study seeks to deliver a data-driven solution that supports TCI in identifying at-risk customers and implementing targeted retention strategies, ensuring both high accuracy and actionable insights for strategic decision-making.</w:t>
       </w:r>
     </w:p>
     <w:p>
@@ -29693,62 +30204,26 @@
           <w:bCs/>
           <w:sz w:val="24"/>
         </w:rPr>
-        <w:t xml:space="preserve">Ammar et al. [1] introduced a hybridized algorithm approach to effectively forecast churners. Although the accuracy of the suggested hybrid firefly algorithm and the traditional firefly algorithm were similar, the hybrid algorithm performed far better when dealing with very brief delays in time. F1 score, accuracy, precision, and recall were some of the metrics used to assess the algorithms by the writers. They emphasized that forecast models for the telecom industry must strike a compromise between precision and efficiency [19]. Creating smaller, more dimensional training models can be a straightforward way to improve performance. Methods for feature extraction and selection were especially effective, enabling accurate predictions with less computing load. Data mining has demonstrated its worth in churn prediction within the TCI in several studies [28]. A lot of research has </w:t>
-      </w:r>
-      <w:proofErr w:type="gramStart"/>
-      <w:r>
+        <w:t>Ammar et al. [1] introduced a hybridized algorithm approach to effectively forecast churners. Although the accuracy of the suggested hybrid firefly algorithm and the traditional firefly algorithm were similar, the hybrid algorithm performed far better when dealing with very brief delays in time. F1 score, accuracy, precision, and recall were some of the metrics used to assess the algorithms by the writers. They emphasized that forecast models for the telecom industry must strike a compromise between precision and efficiency [19]. Creating smaller, more dimensional training models can be a straightforward way to improve performance. Methods for feature extraction and selection were especially effective, enabling accurate predictions with less computing load. Data mining has demonstrated its worth in churn prediction within the TCI in several studies [28]. A lot of research has looked into the effectiveness of classifiers such as k-nearest neighbors (KNNs), decision trees (DTs), and RF [46].</w:t>
+      </w:r>
+    </w:p>
+    <w:p>
+      <w:pPr>
+        <w:spacing w:line="300" w:lineRule="auto"/>
+        <w:ind w:firstLineChars="200" w:firstLine="480"/>
         <w:rPr>
           <w:rFonts w:eastAsia="黑体" w:cs="黑体"/>
           <w:bCs/>
           <w:sz w:val="24"/>
         </w:rPr>
-        <w:t>looked into</w:t>
-      </w:r>
-      <w:proofErr w:type="gramEnd"/>
+      </w:pPr>
       <w:r>
         <w:rPr>
           <w:rFonts w:eastAsia="黑体" w:cs="黑体"/>
           <w:bCs/>
           <w:sz w:val="24"/>
         </w:rPr>
-        <w:t xml:space="preserve"> the effectiveness of classifiers such as k-nearest neighbors (KNNs), decision trees (DTs), and RF [46].</w:t>
-      </w:r>
-    </w:p>
-    <w:p>
-      <w:pPr>
-        <w:spacing w:line="300" w:lineRule="auto"/>
-        <w:ind w:firstLineChars="200" w:firstLine="480"/>
-        <w:rPr>
-          <w:rFonts w:eastAsia="黑体" w:cs="黑体"/>
-          <w:bCs/>
-          <w:sz w:val="24"/>
-        </w:rPr>
-      </w:pPr>
-      <w:r>
-        <w:rPr>
-          <w:rFonts w:eastAsia="黑体" w:cs="黑体"/>
-          <w:bCs/>
-          <w:sz w:val="24"/>
-        </w:rPr>
-        <w:t xml:space="preserve">Many models that use ML approaches to forecast client churn have been developed [21], [12]. Using these algorithms, the TCI can figure out when customers are about to depart and give them better service to entice them to stay. The implementation of DT- and RF-based strategies has increased the profitability of telecom services. Instead of simply removing features or disregarding data with missing values, predictive mean matching has been used to handle missing data [57]. To deal with huge datasets, shifting feature labels, and uneven data distributions, the TCI has included ensemble classifiers into consumer speculation models. According to Saran Kumar et al. [36], who conducted a comprehensive analysis of methods for predicting customer attrition, many existing models fail to accurately anticipate future churn. </w:t>
-      </w:r>
-      <w:proofErr w:type="gramStart"/>
-      <w:r>
-        <w:rPr>
-          <w:rFonts w:eastAsia="黑体" w:cs="黑体"/>
-          <w:bCs/>
-          <w:sz w:val="24"/>
-        </w:rPr>
-        <w:t>In order to</w:t>
-      </w:r>
-      <w:proofErr w:type="gramEnd"/>
-      <w:r>
-        <w:rPr>
-          <w:rFonts w:eastAsia="黑体" w:cs="黑体"/>
-          <w:bCs/>
-          <w:sz w:val="24"/>
-        </w:rPr>
-        <w:t xml:space="preserve"> maintain client loyalty, they emphasized the importance of precise prediction models.</w:t>
+        <w:t>Many models that use ML approaches to forecast client churn have been developed [21], [12]. Using these algorithms, the TCI can figure out when customers are about to depart and give them better service to entice them to stay. The implementation of DT- and RF-based strategies has increased the profitability of telecom services. Instead of simply removing features or disregarding data with missing values, predictive mean matching has been used to handle missing data [57]. To deal with huge datasets, shifting feature labels, and uneven data distributions, the TCI has included ensemble classifiers into consumer speculation models. According to Saran Kumar et al. [36], who conducted a comprehensive analysis of methods for predicting customer attrition, many existing models fail to accurately anticipate future churn. In order to maintain client loyalty, they emphasized the importance of precise prediction models.</w:t>
       </w:r>
     </w:p>
     <w:p>
@@ -29795,25 +30270,7 @@
           <w:bCs/>
           <w:sz w:val="24"/>
         </w:rPr>
-        <w:t xml:space="preserve">Khalid et al. [33] compared various prediction </w:t>
-      </w:r>
-      <w:proofErr w:type="gramStart"/>
-      <w:r>
-        <w:rPr>
-          <w:rFonts w:eastAsia="黑体" w:cs="黑体"/>
-          <w:bCs/>
-          <w:sz w:val="24"/>
-        </w:rPr>
-        <w:t>models, and</w:t>
-      </w:r>
-      <w:proofErr w:type="gramEnd"/>
-      <w:r>
-        <w:rPr>
-          <w:rFonts w:eastAsia="黑体" w:cs="黑体"/>
-          <w:bCs/>
-          <w:sz w:val="24"/>
-        </w:rPr>
-        <w:t xml:space="preserve"> found that DTs outperformed other methods. Their findings confirmed that DTs are among the top methods for churn prediction. Similarly, [58] aimed to predict high-value customer turnover in the TCI using LR and big data analytics. By analyzing historical customer data, the study identified probable churners in the customer library and supported targeted win-back efforts based on churn behavior characteristics. Lalwani et al. [38] compared several ML methods for churn prediction, including LR, naïve bayes (NB), SVM, DTs, RF, XGBoost, CatBoost, adaptive boosting, and extra tree classifier. Their experimental results showed that ensemble algorithms, such as adaptive boosting and XGBoost, were the most accurate models, achieving an area under the curve of 84% and excelling across metrics like accuracy, precision, recall, and F1 score.</w:t>
+        <w:t>Khalid et al. [33] compared various prediction models, and found that DTs outperformed other methods. Their findings confirmed that DTs are among the top methods for churn prediction. Similarly, [58] aimed to predict high-value customer turnover in the TCI using LR and big data analytics. By analyzing historical customer data, the study identified probable churners in the customer library and supported targeted win-back efforts based on churn behavior characteristics. Lalwani et al. [38] compared several ML methods for churn prediction, including LR, naïve bayes (NB), SVM, DTs, RF, XGBoost, CatBoost, adaptive boosting, and extra tree classifier. Their experimental results showed that ensemble algorithms, such as adaptive boosting and XGBoost, were the most accurate models, achieving an area under the curve of 84% and excelling across metrics like accuracy, precision, recall, and F1 score.</w:t>
       </w:r>
     </w:p>
     <w:p>
@@ -29917,25 +30374,26 @@
           <w:bCs/>
           <w:sz w:val="24"/>
         </w:rPr>
-        <w:t xml:space="preserve">4.A voting classifier that combines XGBoost, LightGBM, and CatBoost was suggested </w:t>
-      </w:r>
-      <w:proofErr w:type="gramStart"/>
-      <w:r>
+        <w:t>4.A voting classifier that combines XGBoost, LightGBM, and CatBoost was suggested as a way to improve the XAI-Churn TriBoost model's prediction accuracy and reliability.</w:t>
+      </w:r>
+    </w:p>
+    <w:p>
+      <w:pPr>
+        <w:spacing w:line="300" w:lineRule="auto"/>
+        <w:ind w:firstLineChars="200" w:firstLine="480"/>
         <w:rPr>
           <w:rFonts w:eastAsia="黑体" w:cs="黑体"/>
           <w:bCs/>
           <w:sz w:val="24"/>
         </w:rPr>
-        <w:t>as a way to</w:t>
-      </w:r>
-      <w:proofErr w:type="gramEnd"/>
+      </w:pPr>
       <w:r>
         <w:rPr>
           <w:rFonts w:eastAsia="黑体" w:cs="黑体"/>
           <w:bCs/>
           <w:sz w:val="24"/>
         </w:rPr>
-        <w:t xml:space="preserve"> improve the XAI-Churn TriBoost model's prediction accuracy and reliability.</w:t>
+        <w:t>5.Using 60% for training and 40% for testing, the model was trained and evaluated on a massive dataset with over 2 million records, proving its effectiveness and robustness over a big dataset.</w:t>
       </w:r>
     </w:p>
     <w:p>
@@ -29954,44 +30412,7 @@
           <w:bCs/>
           <w:sz w:val="24"/>
         </w:rPr>
-        <w:t>5.Using 60% for training and 40% for testing, the model was trained and evaluated on a massive dataset with over 2 million records, proving its effectiveness and robustness over a big dataset.</w:t>
-      </w:r>
-    </w:p>
-    <w:p>
-      <w:pPr>
-        <w:spacing w:line="300" w:lineRule="auto"/>
-        <w:ind w:firstLineChars="200" w:firstLine="480"/>
-        <w:rPr>
-          <w:rFonts w:eastAsia="黑体" w:cs="黑体"/>
-          <w:bCs/>
-          <w:sz w:val="24"/>
-        </w:rPr>
-      </w:pPr>
-      <w:r>
-        <w:rPr>
-          <w:rFonts w:eastAsia="黑体" w:cs="黑体"/>
-          <w:bCs/>
-          <w:sz w:val="24"/>
-        </w:rPr>
-        <w:t>6.</w:t>
-      </w:r>
-      <w:proofErr w:type="gramStart"/>
-      <w:r>
-        <w:rPr>
-          <w:rFonts w:eastAsia="黑体" w:cs="黑体"/>
-          <w:bCs/>
-          <w:sz w:val="24"/>
-        </w:rPr>
-        <w:t>In order to</w:t>
-      </w:r>
-      <w:proofErr w:type="gramEnd"/>
-      <w:r>
-        <w:rPr>
-          <w:rFonts w:eastAsia="黑体" w:cs="黑体"/>
-          <w:bCs/>
-          <w:sz w:val="24"/>
-        </w:rPr>
-        <w:t xml:space="preserve"> interpret the model's forecasts and offer practical understanding of the variables impacting churn, explainability methods like LIME and SHAP were employed.</w:t>
+        <w:t>6.In order to interpret the model's forecasts and offer practical understanding of the variables impacting churn, explainability methods like LIME and SHAP were employed.</w:t>
       </w:r>
     </w:p>
     <w:p>
@@ -30152,43 +30573,45 @@
           <w:bCs/>
           <w:sz w:val="24"/>
         </w:rPr>
-        <w:t xml:space="preserve">Data cleaning is necessary since the dataset includes </w:t>
-      </w:r>
-      <w:proofErr w:type="gramStart"/>
-      <w:r>
+        <w:t>Data cleaning is necessary since the dataset includes a large number of missing values (as illustrated in Fig. 2) and features that are not useful. We removed the following features: zone1 and zone2, which represent calls to specific zones within the telecom network, as they had over 90% missing values, making them unreliable for analysis. The moving to rivaval group (MRG) feature, indicating a client who is leaving, was also dropped because it had only one unique value. The user_id, an anonymized identifier, was removed since it does not contribute to predictive analysis. The region feature, which identifies the client's location, was excluded to make the model applicable across different countries and to avoid introducing location-based bias. top_pack, indicating the most popular package used by the customer, and freq_top_pack, recording the number of activations for the top package, were removed due to high cardinality—containing 140 categorical values—and because package types vary widely among telecom companies, limiting their general applicability. After dropping these features, we retained 11 features that are common across telecom companies for further analysis.</w:t>
+      </w:r>
+    </w:p>
+    <w:p>
+      <w:pPr>
+        <w:spacing w:line="300" w:lineRule="auto"/>
+        <w:ind w:firstLineChars="200" w:firstLine="480"/>
         <w:rPr>
           <w:rFonts w:eastAsia="黑体" w:cs="黑体"/>
           <w:bCs/>
           <w:sz w:val="24"/>
         </w:rPr>
-        <w:t>a large number of</w:t>
-      </w:r>
-      <w:proofErr w:type="gramEnd"/>
+      </w:pPr>
       <w:r>
         <w:rPr>
           <w:rFonts w:eastAsia="黑体" w:cs="黑体"/>
           <w:bCs/>
           <w:sz w:val="24"/>
         </w:rPr>
-        <w:t xml:space="preserve"> missing values (as illustrated in Fig. 2) and features that are not useful. We removed the following features: zone1 and zone2, which represent calls to specific zones within the telecom network, as they had over 90% missing values, making them unreliable for analysis. The moving to rivaval group (MRG) feature, indicating a client who is leaving, was also dropped because it had only one unique value. The user_id, an anonymized identifier, was removed since it does not contribute to predictive analysis. The region </w:t>
-      </w:r>
-      <w:proofErr w:type="gramStart"/>
-      <w:r>
+        <w:t>3.2.2. Data encoding</w:t>
+      </w:r>
+    </w:p>
+    <w:p>
+      <w:pPr>
+        <w:spacing w:line="300" w:lineRule="auto"/>
+        <w:ind w:firstLineChars="200" w:firstLine="480"/>
         <w:rPr>
           <w:rFonts w:eastAsia="黑体" w:cs="黑体"/>
           <w:bCs/>
           <w:sz w:val="24"/>
         </w:rPr>
-        <w:t>feature</w:t>
-      </w:r>
-      <w:proofErr w:type="gramEnd"/>
+      </w:pPr>
       <w:r>
         <w:rPr>
           <w:rFonts w:eastAsia="黑体" w:cs="黑体"/>
           <w:bCs/>
           <w:sz w:val="24"/>
         </w:rPr>
-        <w:t>, which identifies the client's location, was excluded to make the model applicable across different countries and to avoid introducing location-based bias. top_pack, indicating the most popular package used by the customer, and freq_top_pack, recording the number of activations for the top package, were removed due to high cardinality—containing 140 categorical values—and because package types vary widely among telecom companies, limiting their general applicability. After dropping these features, we retained 11 features that are common across telecom companies for further analysis.</w:t>
+        <w:t>Data encoding is a critical step in ML, as models generally work with numerical data. Categorical features, which consist of non-numeric values, need to be transformed into a format the model can interpret. For this, we use an ordinal encoder to handle our categorical features. The ordinal encoder converts categorical values into integer labels. The model can easily process each unique category in a feature because each one is assigned a particular number. When the categories are inherently ranked, this strategy really shines. In order for the model to properly learn from categorical data, the ordinal encoder converts the values into numeric form.</w:t>
       </w:r>
     </w:p>
     <w:p>
@@ -30207,7 +30630,7 @@
           <w:bCs/>
           <w:sz w:val="24"/>
         </w:rPr>
-        <w:t>3.2.2. Data encoding</w:t>
+        <w:t>3.2.3. Data imputation</w:t>
       </w:r>
     </w:p>
     <w:p>
@@ -30226,146 +30649,54 @@
           <w:bCs/>
           <w:sz w:val="24"/>
         </w:rPr>
-        <w:t xml:space="preserve">Data encoding is a critical step in ML, as models generally work with numerical data. Categorical features, which consist of non-numeric values, need to be transformed into a format the model can interpret. For this, we use an ordinal encoder to handle our categorical features. The ordinal encoder converts categorical values into integer labels. The model can easily process each unique category in a feature because each one is assigned a particular number. When the categories are inherently ranked, this strategy really shines. </w:t>
-      </w:r>
-      <w:proofErr w:type="gramStart"/>
+        <w:t xml:space="preserve">Because missing values can significantly affect the quality of analysis, proper approaches are required for handling missing data. When a significant amount of data </w:t>
+      </w:r>
       <w:r>
         <w:rPr>
           <w:rFonts w:eastAsia="黑体" w:cs="黑体"/>
           <w:bCs/>
           <w:sz w:val="24"/>
         </w:rPr>
-        <w:t>In order for</w:t>
-      </w:r>
-      <w:proofErr w:type="gramEnd"/>
-      <w:r>
+        <w:lastRenderedPageBreak/>
+        <w:t>is missing, it might be quite impractical to just delete the records that have that missing information. In some instances, erasing data could result in the substantial loss of important information [20]. With little missing data, traditional methods like filling in the gaps with the mean, median, or mode are effective [18]. Nevertheless, we encounter significant missing data in this instance, since certain characteristics have missing values above 50%. In order to tackle this, iterative imputation is employed.</w:t>
+      </w:r>
+    </w:p>
+    <w:p>
+      <w:pPr>
+        <w:spacing w:line="300" w:lineRule="auto"/>
+        <w:ind w:firstLineChars="200" w:firstLine="480"/>
         <w:rPr>
           <w:rFonts w:eastAsia="黑体" w:cs="黑体"/>
           <w:bCs/>
           <w:sz w:val="24"/>
         </w:rPr>
-        <w:t xml:space="preserve"> the model to properly learn from categorical data, the ordinal encoder converts the values into numeric form.</w:t>
-      </w:r>
-    </w:p>
-    <w:p>
-      <w:pPr>
-        <w:spacing w:line="300" w:lineRule="auto"/>
-        <w:ind w:firstLineChars="200" w:firstLine="480"/>
+      </w:pPr>
+      <w:r>
         <w:rPr>
           <w:rFonts w:eastAsia="黑体" w:cs="黑体"/>
           <w:bCs/>
           <w:sz w:val="24"/>
         </w:rPr>
-      </w:pPr>
-      <w:r>
+        <w:t>In statistics, iterative imputation is a technique that estimates missing values by repeatedly modeling each feature with missing data as a function of other features. By repeatedly improving the imputed values and taking advantage of interdependence, this method improves precision [39]. We mainly use a Bayesian ridge model as an estimator throughout our repeated imputation process. The coefficients of this linear regression model include prior distributions, which allows for regularization. More consistent estimations are the result, and overfitting is better controlled. By estimating uncertainty features, imputation is robust against data noise and unpredictability and is a piece of cake to implement.</w:t>
+      </w:r>
+    </w:p>
+    <w:p>
+      <w:pPr>
+        <w:spacing w:line="300" w:lineRule="auto"/>
+        <w:ind w:firstLineChars="200" w:firstLine="480"/>
         <w:rPr>
           <w:rFonts w:eastAsia="黑体" w:cs="黑体"/>
           <w:bCs/>
           <w:sz w:val="24"/>
         </w:rPr>
-        <w:t>3.2.3. Data imputation</w:t>
-      </w:r>
-    </w:p>
-    <w:p>
-      <w:pPr>
-        <w:spacing w:line="300" w:lineRule="auto"/>
-        <w:ind w:firstLineChars="200" w:firstLine="480"/>
+      </w:pPr>
+      <w:r>
         <w:rPr>
           <w:rFonts w:eastAsia="黑体" w:cs="黑体"/>
           <w:bCs/>
           <w:sz w:val="24"/>
         </w:rPr>
-      </w:pPr>
-      <w:r>
-        <w:rPr>
-          <w:rFonts w:eastAsia="黑体" w:cs="黑体"/>
-          <w:bCs/>
-          <w:sz w:val="24"/>
-        </w:rPr>
-        <w:t xml:space="preserve">Because missing values can significantly affect the quality of analysis, proper approaches are required for handling missing data. When a significant amount of data </w:t>
-      </w:r>
-      <w:r>
-        <w:rPr>
-          <w:rFonts w:eastAsia="黑体" w:cs="黑体"/>
-          <w:bCs/>
-          <w:sz w:val="24"/>
-        </w:rPr>
-        <w:lastRenderedPageBreak/>
-        <w:t xml:space="preserve">is missing, it might be quite impractical to just delete the records that have that missing information. In some instances, erasing data could result in the substantial loss of important information [20]. With little missing data, traditional methods like filling in the gaps with the mean, median, or mode are effective [18]. Nevertheless, we encounter significant missing data in this instance, since certain characteristics have missing values above 50%. </w:t>
-      </w:r>
-      <w:proofErr w:type="gramStart"/>
-      <w:r>
-        <w:rPr>
-          <w:rFonts w:eastAsia="黑体" w:cs="黑体"/>
-          <w:bCs/>
-          <w:sz w:val="24"/>
-        </w:rPr>
-        <w:t>In order to</w:t>
-      </w:r>
-      <w:proofErr w:type="gramEnd"/>
-      <w:r>
-        <w:rPr>
-          <w:rFonts w:eastAsia="黑体" w:cs="黑体"/>
-          <w:bCs/>
-          <w:sz w:val="24"/>
-        </w:rPr>
-        <w:t xml:space="preserve"> tackle this, iterative imputation is employed.</w:t>
-      </w:r>
-    </w:p>
-    <w:p>
-      <w:pPr>
-        <w:spacing w:line="300" w:lineRule="auto"/>
-        <w:ind w:firstLineChars="200" w:firstLine="480"/>
-        <w:rPr>
-          <w:rFonts w:eastAsia="黑体" w:cs="黑体"/>
-          <w:bCs/>
-          <w:sz w:val="24"/>
-        </w:rPr>
-      </w:pPr>
-      <w:r>
-        <w:rPr>
-          <w:rFonts w:eastAsia="黑体" w:cs="黑体"/>
-          <w:bCs/>
-          <w:sz w:val="24"/>
-        </w:rPr>
-        <w:t>In statistics, iterative imputation is a technique that estimates missing values by repeatedly modeling each feature with missing data as a function of other features. By repeatedly improving the imputed values and taking advantage of interdependence, this method improves precision [39]. We mainly use a Bayesian ridge model as an estimator throughout our repeated imputation process. The coefficients of this linear regression model include prior distributions, which allows for regularization. More consistent estimations are the result, and overfitting is better controlled. By estimating uncertainty features, imputation is robust against data noise and unpredictability and is a piece of cake to implement.</w:t>
-      </w:r>
-    </w:p>
-    <w:p>
-      <w:pPr>
-        <w:spacing w:line="300" w:lineRule="auto"/>
-        <w:ind w:firstLineChars="200" w:firstLine="480"/>
-        <w:rPr>
-          <w:rFonts w:eastAsia="黑体" w:cs="黑体"/>
-          <w:bCs/>
-          <w:sz w:val="24"/>
-        </w:rPr>
-      </w:pPr>
-      <w:r>
-        <w:rPr>
-          <w:rFonts w:eastAsia="黑体" w:cs="黑体"/>
-          <w:bCs/>
-          <w:sz w:val="24"/>
-        </w:rPr>
-        <w:t xml:space="preserve">Since our dataset contains outliers, we start the iterative imputation process by utilizing the median value to fill in the gaps. This aids in reducing the impact of outliers since the median is less impacted by them than the mean. Iterative imputation continues for up to twenty iterations after this first step. We guided convergence by setting an absolute tolerance of 0.00001. The method takes this tolerance level and the data scale into account to determine a scaled tolerance. As a convergence threshold, the algorithm in our situation utilized a scaled tolerance of around 18.24. After 15 iterations of iterative imputation, the imputed values stabilized within the scaled tolerance level, signifying convergence. The imputation of missing values was thorough and dependable </w:t>
-      </w:r>
-      <w:proofErr w:type="gramStart"/>
-      <w:r>
-        <w:rPr>
-          <w:rFonts w:eastAsia="黑体" w:cs="黑体"/>
-          <w:bCs/>
-          <w:sz w:val="24"/>
-        </w:rPr>
-        <w:t>as a consequence</w:t>
-      </w:r>
-      <w:proofErr w:type="gramEnd"/>
-      <w:r>
-        <w:rPr>
-          <w:rFonts w:eastAsia="黑体" w:cs="黑体"/>
-          <w:bCs/>
-          <w:sz w:val="24"/>
-        </w:rPr>
-        <w:t>. In Algorithm 1, the algorithm for handling missing data is presented.</w:t>
+        <w:t>Since our dataset contains outliers, we start the iterative imputation process by utilizing the median value to fill in the gaps. This aids in reducing the impact of outliers since the median is less impacted by them than the mean. Iterative imputation continues for up to twenty iterations after this first step. We guided convergence by setting an absolute tolerance of 0.00001. The method takes this tolerance level and the data scale into account to determine a scaled tolerance. As a convergence threshold, the algorithm in our situation utilized a scaled tolerance of around 18.24. After 15 iterations of iterative imputation, the imputed values stabilized within the scaled tolerance level, signifying convergence. The imputation of missing values was thorough and dependable as a consequence. In Algorithm 1, the algorithm for handling missing data is presented.</w:t>
       </w:r>
     </w:p>
     <w:p>
@@ -31203,79 +31534,7 @@
           <w:bCs/>
           <w:sz w:val="24"/>
         </w:rPr>
-        <w:t xml:space="preserve">Our database contains two distinct features: </w:t>
-      </w:r>
-      <w:proofErr w:type="spellStart"/>
-      <w:r>
-        <w:rPr>
-          <w:rFonts w:eastAsia="黑体" w:cs="黑体"/>
-          <w:bCs/>
-          <w:sz w:val="24"/>
-        </w:rPr>
-        <w:t>tigo</w:t>
-      </w:r>
-      <w:proofErr w:type="spellEnd"/>
-      <w:r>
-        <w:rPr>
-          <w:rFonts w:eastAsia="黑体" w:cs="黑体"/>
-          <w:bCs/>
-          <w:sz w:val="24"/>
-        </w:rPr>
-        <w:t xml:space="preserve"> and orange. The orange feature displays calls made to the orange network, whereas the </w:t>
-      </w:r>
-      <w:proofErr w:type="spellStart"/>
-      <w:r>
-        <w:rPr>
-          <w:rFonts w:eastAsia="黑体" w:cs="黑体"/>
-          <w:bCs/>
-          <w:sz w:val="24"/>
-        </w:rPr>
-        <w:t>tigo</w:t>
-      </w:r>
-      <w:proofErr w:type="spellEnd"/>
-      <w:r>
-        <w:rPr>
-          <w:rFonts w:eastAsia="黑体" w:cs="黑体"/>
-          <w:bCs/>
-          <w:sz w:val="24"/>
-        </w:rPr>
-        <w:t xml:space="preserve"> feature displays calls made to the </w:t>
-      </w:r>
-      <w:proofErr w:type="spellStart"/>
-      <w:r>
-        <w:rPr>
-          <w:rFonts w:eastAsia="黑体" w:cs="黑体"/>
-          <w:bCs/>
-          <w:sz w:val="24"/>
-        </w:rPr>
-        <w:t>tigo</w:t>
-      </w:r>
-      <w:proofErr w:type="spellEnd"/>
-      <w:r>
-        <w:rPr>
-          <w:rFonts w:eastAsia="黑体" w:cs="黑体"/>
-          <w:bCs/>
-          <w:sz w:val="24"/>
-        </w:rPr>
-        <w:t xml:space="preserve"> network. Both characteristics record the same data, which is reflective of outbound calls to different networks. We combined them into a single feature representing the overall </w:t>
-      </w:r>
-      <w:proofErr w:type="gramStart"/>
-      <w:r>
-        <w:rPr>
-          <w:rFonts w:eastAsia="黑体" w:cs="黑体"/>
-          <w:bCs/>
-          <w:sz w:val="24"/>
-        </w:rPr>
-        <w:t>amount</w:t>
-      </w:r>
-      <w:proofErr w:type="gramEnd"/>
-      <w:r>
-        <w:rPr>
-          <w:rFonts w:eastAsia="黑体" w:cs="黑体"/>
-          <w:bCs/>
-          <w:sz w:val="24"/>
-        </w:rPr>
-        <w:t xml:space="preserve"> of outgoing calls to external networks in order to simplify the dataset. We define this new feature as:</w:t>
+        <w:t>Our database contains two distinct features: tigo and orange. The orange feature displays calls made to the orange network, whereas the tigo feature displays calls made to the tigo network. Both characteristics record the same data, which is reflective of outbound calls to different networks. We combined them into a single feature representing the overall amount of outgoing calls to external networks in order to simplify the dataset. We define this new feature as:</w:t>
       </w:r>
     </w:p>
     <w:p>
@@ -31389,25 +31648,7 @@
           <w:bCs/>
           <w:sz w:val="24"/>
         </w:rPr>
-        <w:t xml:space="preserve">By combining call details with this new </w:t>
-      </w:r>
-      <w:proofErr w:type="spellStart"/>
-      <w:r>
-        <w:rPr>
-          <w:rFonts w:eastAsia="黑体" w:cs="黑体"/>
-          <w:bCs/>
-          <w:sz w:val="24"/>
-        </w:rPr>
-        <w:t>off_net</w:t>
-      </w:r>
-      <w:proofErr w:type="spellEnd"/>
-      <w:r>
-        <w:rPr>
-          <w:rFonts w:eastAsia="黑体" w:cs="黑体"/>
-          <w:bCs/>
-          <w:sz w:val="24"/>
-        </w:rPr>
-        <w:t xml:space="preserve"> feature, we might potentially </w:t>
+        <w:t xml:space="preserve">By combining call details with this new off_net feature, we might potentially </w:t>
       </w:r>
       <w:r>
         <w:rPr>
@@ -31473,25 +31714,7 @@
           <w:bCs/>
           <w:sz w:val="24"/>
         </w:rPr>
-        <w:t xml:space="preserve">Feature selection can be done using a variety of methods; however, these methods frequently rely on thresholds or domain knowledge for manual selection, which can lead to bias. While more conventional approaches aid in feature identification, they run the risk of ignoring crucial interactions or depending on subjective judgments. The Boruta feature selection method, which compares original features with randomly produced “shadow” features, is an automated and effective strategy that we utilized to remedy issue. Boruta enhances the objectivity and reliability of the selection process by repeatedly assessing the value of traits, thereby retaining only those that are </w:t>
-      </w:r>
-      <w:proofErr w:type="gramStart"/>
-      <w:r>
-        <w:rPr>
-          <w:rFonts w:eastAsia="黑体" w:cs="黑体"/>
-          <w:bCs/>
-          <w:sz w:val="24"/>
-        </w:rPr>
-        <w:t>actually relevant [37]</w:t>
-      </w:r>
-      <w:proofErr w:type="gramEnd"/>
-      <w:r>
-        <w:rPr>
-          <w:rFonts w:eastAsia="黑体" w:cs="黑体"/>
-          <w:bCs/>
-          <w:sz w:val="24"/>
-        </w:rPr>
-        <w:t>. Table 1 presents the hyperparameters and their values used in the Boruta feature selection strategy.</w:t>
+        <w:t>Feature selection can be done using a variety of methods; however, these methods frequently rely on thresholds or domain knowledge for manual selection, which can lead to bias. While more conventional approaches aid in feature identification, they run the risk of ignoring crucial interactions or depending on subjective judgments. The Boruta feature selection method, which compares original features with randomly produced “shadow” features, is an automated and effective strategy that we utilized to remedy issue. Boruta enhances the objectivity and reliability of the selection process by repeatedly assessing the value of traits, thereby retaining only those that are actually relevant [37]. Table 1 presents the hyperparameters and their values used in the Boruta feature selection strategy.</w:t>
       </w:r>
     </w:p>
     <w:p>
@@ -31807,25 +32030,7 @@
           <w:bCs/>
           <w:sz w:val="24"/>
         </w:rPr>
-        <w:t>). We chose this ratio primarily to reduce the risk of overfitting. When a model is trained on an excessively large portion of the data, it may become too specialized to the training set and fail to generalize well to new data. By allocating 40% of the data for testing, we ensure a more robust evaluation of the model's performance. Since our approach combines multiple boosting models, a larger test set helps assess generalization more effectively. Boosting models are powerful but prone to overfitting if tra</w:t>
-      </w:r>
-      <w:proofErr w:type="spellStart"/>
-      <w:r>
-        <w:rPr>
-          <w:rFonts w:eastAsia="黑体" w:cs="黑体"/>
-          <w:bCs/>
-          <w:sz w:val="24"/>
-        </w:rPr>
-        <w:t>ined</w:t>
-      </w:r>
-      <w:proofErr w:type="spellEnd"/>
-      <w:r>
-        <w:rPr>
-          <w:rFonts w:eastAsia="黑体" w:cs="黑体"/>
-          <w:bCs/>
-          <w:sz w:val="24"/>
-        </w:rPr>
-        <w:t xml:space="preserve"> on too much data without proper validation. Additionally, our dataset is highly imbalanced, with only 19% of samples representing churn cases. Using a larger test set ensures that we have enough churn samples to accurately measure model performance on minority classes.</w:t>
+        <w:t>). We chose this ratio primarily to reduce the risk of overfitting. When a model is trained on an excessively large portion of the data, it may become too specialized to the training set and fail to generalize well to new data. By allocating 40% of the data for testing, we ensure a more robust evaluation of the model's performance. Since our approach combines multiple boosting models, a larger test set helps assess generalization more effectively. Boosting models are powerful but prone to overfitting if trained on too much data without proper validation. Additionally, our dataset is highly imbalanced, with only 19% of samples representing churn cases. Using a larger test set ensures that we have enough churn samples to accurately measure model performance on minority classes.</w:t>
       </w:r>
     </w:p>
     <w:p>
@@ -33226,61 +33431,7 @@
           <w:bCs/>
           <w:sz w:val="24"/>
         </w:rPr>
-        <w:t xml:space="preserve">Furthermore, LightGBM is perfect for big datasets due to its quick training and minimal memory consumption. As opposed to traditional level-based tree-growing methods, LightGBM prioritizes the growth of the most informative leaves and grows </w:t>
-      </w:r>
-      <w:proofErr w:type="gramStart"/>
-      <w:r>
-        <w:rPr>
-          <w:rFonts w:eastAsia="黑体" w:cs="黑体"/>
-          <w:bCs/>
-          <w:sz w:val="24"/>
-        </w:rPr>
-        <w:t>trees</w:t>
-      </w:r>
-      <w:proofErr w:type="gramEnd"/>
-      <w:r>
-        <w:rPr>
-          <w:rFonts w:eastAsia="黑体" w:cs="黑体"/>
-          <w:bCs/>
-          <w:sz w:val="24"/>
-        </w:rPr>
-        <w:t xml:space="preserve"> leaf by leaf. Using this approach with LightGBM improves accuracy and speeds convergence while reducing the number of trees needed. </w:t>
-      </w:r>
-      <w:proofErr w:type="gramStart"/>
-      <w:r>
-        <w:rPr>
-          <w:rFonts w:eastAsia="黑体" w:cs="黑体"/>
-          <w:bCs/>
-          <w:sz w:val="24"/>
-        </w:rPr>
-        <w:t>In order to</w:t>
-      </w:r>
-      <w:proofErr w:type="gramEnd"/>
-      <w:r>
-        <w:rPr>
-          <w:rFonts w:eastAsia="黑体" w:cs="黑体"/>
-          <w:bCs/>
-          <w:sz w:val="24"/>
-        </w:rPr>
-        <w:t xml:space="preserve"> decrease memory usage and increase processing performance, LightGBM discretizes continuous variables into bins using a histogram-based method. With high-dimensional </w:t>
-      </w:r>
-      <w:proofErr w:type="gramStart"/>
-      <w:r>
-        <w:rPr>
-          <w:rFonts w:eastAsia="黑体" w:cs="黑体"/>
-          <w:bCs/>
-          <w:sz w:val="24"/>
-        </w:rPr>
-        <w:t>data in particular, this</w:t>
-      </w:r>
-      <w:proofErr w:type="gramEnd"/>
-      <w:r>
-        <w:rPr>
-          <w:rFonts w:eastAsia="黑体" w:cs="黑体"/>
-          <w:bCs/>
-          <w:sz w:val="24"/>
-        </w:rPr>
-        <w:t xml:space="preserve"> enhances performance even further [31].</w:t>
+        <w:t>Furthermore, LightGBM is perfect for big datasets due to its quick training and minimal memory consumption. As opposed to traditional level-based tree-growing methods, LightGBM prioritizes the growth of the most informative leaves and grows trees leaf by leaf. Using this approach with LightGBM improves accuracy and speeds convergence while reducing the number of trees needed. In order to decrease memory usage and increase processing performance, LightGBM discretizes continuous variables into bins using a histogram-based method. With high-dimensional data in particular, this enhances performance even further [31].</w:t>
       </w:r>
     </w:p>
     <w:p>
@@ -35127,18 +35278,8 @@
           <w:bCs/>
           <w:sz w:val="24"/>
         </w:rPr>
-        <w:t xml:space="preserve">3.8.2. Shapley additive </w:t>
-      </w:r>
-      <w:proofErr w:type="spellStart"/>
-      <w:r>
-        <w:rPr>
-          <w:rFonts w:eastAsia="黑体" w:cs="黑体"/>
-          <w:bCs/>
-          <w:sz w:val="24"/>
-        </w:rPr>
-        <w:t>exPlanations</w:t>
-      </w:r>
-      <w:proofErr w:type="spellEnd"/>
+        <w:t>3.8.2. Shapley additive exPlanations</w:t>
+      </w:r>
     </w:p>
     <w:p>
       <w:pPr>
@@ -36740,25 +36881,7 @@
           <w:bCs/>
           <w:sz w:val="24"/>
         </w:rPr>
-        <w:t xml:space="preserve">A measure of the model's performance across all thresholds is the AUC-ROC. A one-to-one change in the classification threshold has an impact on the true positive and false positive rates, as seen by the ROC curve. The model performs optimally at 1; at 0.5, it essentially makes </w:t>
-      </w:r>
-      <w:proofErr w:type="gramStart"/>
-      <w:r>
-        <w:rPr>
-          <w:rFonts w:eastAsia="黑体" w:cs="黑体"/>
-          <w:bCs/>
-          <w:sz w:val="24"/>
-        </w:rPr>
-        <w:t>an</w:t>
-      </w:r>
-      <w:proofErr w:type="gramEnd"/>
-      <w:r>
-        <w:rPr>
-          <w:rFonts w:eastAsia="黑体" w:cs="黑体"/>
-          <w:bCs/>
-          <w:sz w:val="24"/>
-        </w:rPr>
-        <w:t xml:space="preserve"> random estimate. Churn prediction and other imbalanced datasets benefit greatly from the PR curve, which shows the correlation between accuracy and recall at different categorization thresholds. This graph shows that the model can maintain good recall and precision even when the classes are imbalanced.</w:t>
+        <w:t>A measure of the model's performance across all thresholds is the AUC-ROC. A one-to-one change in the classification threshold has an impact on the true positive and false positive rates, as seen by the ROC curve. The model performs optimally at 1; at 0.5, it essentially makes an random estimate. Churn prediction and other imbalanced datasets benefit greatly from the PR curve, which shows the correlation between accuracy and recall at different categorization thresholds. This graph shows that the model can maintain good recall and precision even when the classes are imbalanced.</w:t>
       </w:r>
     </w:p>
     <w:p>
@@ -36881,25 +37004,7 @@
           <w:bCs/>
           <w:sz w:val="24"/>
         </w:rPr>
-        <w:t xml:space="preserve">Fig. 12 presents a LIME explanation where the model predicts no churn with a 78% probability, which matches the actual class of no churn. In this case, revenue contributes towards churn, but the combined influence of features like regularity, arpu segment, and </w:t>
-      </w:r>
-      <w:proofErr w:type="spellStart"/>
-      <w:r>
-        <w:rPr>
-          <w:rFonts w:eastAsia="黑体" w:cs="黑体"/>
-          <w:bCs/>
-          <w:sz w:val="24"/>
-        </w:rPr>
-        <w:t>data_volume</w:t>
-      </w:r>
-      <w:proofErr w:type="spellEnd"/>
-      <w:r>
-        <w:rPr>
-          <w:rFonts w:eastAsia="黑体" w:cs="黑体"/>
-          <w:bCs/>
-          <w:sz w:val="24"/>
-        </w:rPr>
-        <w:t xml:space="preserve"> favors no churn. These blue contributions strengthen the prediction of no churn.</w:t>
+        <w:t>Fig. 12 presents a LIME explanation where the model predicts no churn with a 78% probability, which matches the actual class of no churn. In this case, revenue contributes towards churn, but the combined influence of features like regularity, arpu segment, and data_volume favors no churn. These blue contributions strengthen the prediction of no churn.</w:t>
       </w:r>
     </w:p>
     <w:p>
@@ -37350,43 +37455,45 @@
           <w:bCs/>
           <w:sz w:val="24"/>
         </w:rPr>
-        <w:t xml:space="preserve">Churn prediction in the TCI sector has been the subject of </w:t>
-      </w:r>
-      <w:proofErr w:type="gramStart"/>
-      <w:r>
+        <w:t>Churn prediction in the TCI sector has been the subject of multiple research, each using a unique dataset and ML method. To illustrate, Stochastic Gradient Boosting was used by [47]on 7,043 samples containing 20 features, yielding 0.981 accuracy, 0.928 precision, and 0.927 recall. In a similar vein, [35] achieved 0.981 accuracy, 0.928 precision, and 0.927 recall using an RFs model on 2,000 samples with 15 characteristics.</w:t>
+      </w:r>
+    </w:p>
+    <w:p>
+      <w:pPr>
+        <w:spacing w:line="300" w:lineRule="auto"/>
+        <w:ind w:firstLineChars="200" w:firstLine="480"/>
         <w:rPr>
           <w:rFonts w:eastAsia="黑体" w:cs="黑体"/>
           <w:bCs/>
           <w:sz w:val="24"/>
         </w:rPr>
-        <w:t>multiple research</w:t>
-      </w:r>
-      <w:proofErr w:type="gramEnd"/>
+      </w:pPr>
       <w:r>
         <w:rPr>
           <w:rFonts w:eastAsia="黑体" w:cs="黑体"/>
           <w:bCs/>
           <w:sz w:val="24"/>
         </w:rPr>
-        <w:t>, each using a unique dataset and ML method. To illustrate, Stochastic Gradient Boosting was used by [</w:t>
-      </w:r>
-      <w:proofErr w:type="gramStart"/>
-      <w:r>
+        <w:t>The discussed studies highlight the diverse applications of churn prediction models across multiple industries, each employing different ML techniques and datasets. To provide a concise comparison, Table 10 summarizes these studies, outlining their respective industries, methodologies, and key findings.</w:t>
+      </w:r>
+    </w:p>
+    <w:p>
+      <w:pPr>
+        <w:spacing w:line="300" w:lineRule="auto"/>
+        <w:ind w:firstLineChars="200" w:firstLine="480"/>
         <w:rPr>
           <w:rFonts w:eastAsia="黑体" w:cs="黑体"/>
           <w:bCs/>
           <w:sz w:val="24"/>
         </w:rPr>
-        <w:t>47]on</w:t>
-      </w:r>
-      <w:proofErr w:type="gramEnd"/>
+      </w:pPr>
       <w:r>
         <w:rPr>
           <w:rFonts w:eastAsia="黑体" w:cs="黑体"/>
           <w:bCs/>
           <w:sz w:val="24"/>
         </w:rPr>
-        <w:t xml:space="preserve"> 7,043 samples containing 20 features, yielding 0.981 accuracy, 0.928 precision, and 0.927 recall. In a similar vein, [35] achieved 0.981 accuracy, 0.928 precision, and 0.927 recall using an RFs model on 2,000 samples with 15 characteristics.</w:t>
+        <w:t>In this research, our primary focus is on churn prediction within the TCI. We utilize a single, large-scale dataset containing over 2 million records to develop and evaluate our proposed model. However, we intend to expand our analysis in subsequent work by evaluating the model's effectiveness across several industries and by integrating additional datasets. This will guarantee that our method is applicable outside of the TCI industry and assist determine its relative merits and shortcomings.</w:t>
       </w:r>
     </w:p>
     <w:p>
@@ -37405,7 +37512,7 @@
           <w:bCs/>
           <w:sz w:val="24"/>
         </w:rPr>
-        <w:t>The discussed studies highlight the diverse applications of churn prediction models across multiple industries, each employing different ML techniques and datasets. To provide a concise comparison, Table 10 summarizes these studies, outlining their respective industries, methodologies, and key findings.</w:t>
+        <w:t>Our goal is to evaluate the model using data from other locations so that we can account for regional variances in customer behavior and further enhance its generalizability. In addition, we intend to build a web app that can link to real-time data sources and incorporate monitoring capabilities. Businesses will be able to monitor important indicators in real time, evaluate client behavior, and measure customer attrition rates with this application. This will allow them to make proactive decisions.</w:t>
       </w:r>
     </w:p>
     <w:p>
@@ -37424,7 +37531,7 @@
           <w:bCs/>
           <w:sz w:val="24"/>
         </w:rPr>
-        <w:t>In this research, our primary focus is on churn prediction within the TCI. We utilize a single, large-scale dataset containing over 2 million records to develop and evaluate our proposed model. However, we intend to expand our analysis in subsequent work by evaluating the model's effectiveness across several industries and by integrating additional datasets. This will guarantee that our method is applicable outside of the TCI industry and assist determine its relative merits and shortcomings.</w:t>
+        <w:t>The application's comparative analysis features will enable businesses to categorise their clients into various categories based on demographics, product usage, and behavioral trends. This tool will assist in identifying the consumer segments most prone to subscription cancellation, enabling targeted retention strategies. We plan to implement a feedback loop enabling users to provide insights on the model's predictions to ensure ongoing improvement. The model will be periodically retrained utilising this accumulated feedback to adapt to evolving customer behaviors and enhance its predictive accuracy.</w:t>
       </w:r>
     </w:p>
     <w:p>
@@ -37443,126 +37550,16 @@
           <w:bCs/>
           <w:sz w:val="24"/>
         </w:rPr>
-        <w:t>Our goal is to evaluate the model using data from other locations so that we can account for regional variances in customer behavior and further enhance its generalizability. In addition, we intend to build a web app that can link to real-time data sources and incorporate monitoring capabilities. Businesses will be able to monitor important indicators in real time, evaluate client behavior, and measure customer attrition rates with this application. This will allow them to make proactive decisions.</w:t>
-      </w:r>
-    </w:p>
-    <w:p>
-      <w:pPr>
-        <w:spacing w:line="300" w:lineRule="auto"/>
-        <w:ind w:firstLineChars="200" w:firstLine="480"/>
+        <w:t xml:space="preserve">The model can stay relevant by constantly adding new data and identifying trends and patterns, so it can handle situations when external influences, such economic turmoil or changes in the market, affect consumer preferences. Additionally, automating </w:t>
+      </w:r>
+      <w:r>
         <w:rPr>
           <w:rFonts w:eastAsia="黑体" w:cs="黑体"/>
           <w:bCs/>
           <w:sz w:val="24"/>
         </w:rPr>
-      </w:pPr>
-      <w:r>
-        <w:rPr>
-          <w:rFonts w:eastAsia="黑体" w:cs="黑体"/>
-          <w:bCs/>
-          <w:sz w:val="24"/>
-        </w:rPr>
-        <w:t xml:space="preserve">The application's comparative analysis features will enable businesses to </w:t>
-      </w:r>
-      <w:proofErr w:type="spellStart"/>
-      <w:r>
-        <w:rPr>
-          <w:rFonts w:eastAsia="黑体" w:cs="黑体"/>
-          <w:bCs/>
-          <w:sz w:val="24"/>
-        </w:rPr>
-        <w:t>categorise</w:t>
-      </w:r>
-      <w:proofErr w:type="spellEnd"/>
-      <w:r>
-        <w:rPr>
-          <w:rFonts w:eastAsia="黑体" w:cs="黑体"/>
-          <w:bCs/>
-          <w:sz w:val="24"/>
-        </w:rPr>
-        <w:t xml:space="preserve"> their clients into various categories based on demographics, product usage, and behavioral trends. This tool will assist in identifying the consumer segments most prone to subscription cancellation, enabling targeted retention strategies. We plan to implement a feedback loop enabling users to provide insights on the model's predictions to ensure ongoing improvement. The model will be periodically retrained </w:t>
-      </w:r>
-      <w:proofErr w:type="spellStart"/>
-      <w:r>
-        <w:rPr>
-          <w:rFonts w:eastAsia="黑体" w:cs="黑体"/>
-          <w:bCs/>
-          <w:sz w:val="24"/>
-        </w:rPr>
-        <w:t>utilising</w:t>
-      </w:r>
-      <w:proofErr w:type="spellEnd"/>
-      <w:r>
-        <w:rPr>
-          <w:rFonts w:eastAsia="黑体" w:cs="黑体"/>
-          <w:bCs/>
-          <w:sz w:val="24"/>
-        </w:rPr>
-        <w:t xml:space="preserve"> this accumulated feedback to adapt to evolving customer behaviors and enhance its predictive accuracy.</w:t>
-      </w:r>
-    </w:p>
-    <w:p>
-      <w:pPr>
-        <w:spacing w:line="300" w:lineRule="auto"/>
-        <w:ind w:firstLineChars="200" w:firstLine="480"/>
-        <w:rPr>
-          <w:rFonts w:eastAsia="黑体" w:cs="黑体"/>
-          <w:bCs/>
-          <w:sz w:val="24"/>
-        </w:rPr>
-      </w:pPr>
-      <w:r>
-        <w:rPr>
-          <w:rFonts w:eastAsia="黑体" w:cs="黑体"/>
-          <w:bCs/>
-          <w:sz w:val="24"/>
-        </w:rPr>
-        <w:t xml:space="preserve">The model can stay relevant by constantly adding new data and identifying trends and patterns, so it can handle situations when external influences, such economic turmoil or changes in the market, affect consumer preferences. Additionally, automating </w:t>
-      </w:r>
-      <w:r>
-        <w:rPr>
-          <w:rFonts w:eastAsia="黑体" w:cs="黑体"/>
-          <w:bCs/>
-          <w:sz w:val="24"/>
-        </w:rPr>
         <w:lastRenderedPageBreak/>
-        <w:t xml:space="preserve">this process will boost adaptability by improving predicted accuracy and </w:t>
-      </w:r>
-      <w:proofErr w:type="spellStart"/>
-      <w:r>
-        <w:rPr>
-          <w:rFonts w:eastAsia="黑体" w:cs="黑体"/>
-          <w:bCs/>
-          <w:sz w:val="24"/>
-        </w:rPr>
-        <w:t>minimising</w:t>
-      </w:r>
-      <w:proofErr w:type="spellEnd"/>
-      <w:r>
-        <w:rPr>
-          <w:rFonts w:eastAsia="黑体" w:cs="黑体"/>
-          <w:bCs/>
-          <w:sz w:val="24"/>
-        </w:rPr>
-        <w:t xml:space="preserve"> dependency on human intervention. Ultimately, this approach enhances model accuracy, which benefits decision-making, retention strategy </w:t>
-      </w:r>
-      <w:proofErr w:type="spellStart"/>
-      <w:r>
-        <w:rPr>
-          <w:rFonts w:eastAsia="黑体" w:cs="黑体"/>
-          <w:bCs/>
-          <w:sz w:val="24"/>
-        </w:rPr>
-        <w:t>customisation</w:t>
-      </w:r>
-      <w:proofErr w:type="spellEnd"/>
-      <w:r>
-        <w:rPr>
-          <w:rFonts w:eastAsia="黑体" w:cs="黑体"/>
-          <w:bCs/>
-          <w:sz w:val="24"/>
-        </w:rPr>
-        <w:t>, and long-term industry reliability.</w:t>
+        <w:t>this process will boost adaptability by improving predicted accuracy and minimising dependency on human intervention. Ultimately, this approach enhances model accuracy, which benefits decision-making, retention strategy customisation, and long-term industry reliability.</w:t>
       </w:r>
     </w:p>
     <w:p>
@@ -37670,7 +37667,6 @@
         </w:rPr>
         <w:t>作者：</w:t>
       </w:r>
-      <w:proofErr w:type="spellStart"/>
       <w:r>
         <w:rPr>
           <w:rFonts w:cs="宋体"/>
@@ -37678,17 +37674,7 @@
           <w:kern w:val="0"/>
           <w:sz w:val="24"/>
         </w:rPr>
-        <w:t>Xuhang</w:t>
-      </w:r>
-      <w:proofErr w:type="spellEnd"/>
-      <w:r>
-        <w:rPr>
-          <w:rFonts w:cs="宋体"/>
-          <w:bCs/>
-          <w:kern w:val="0"/>
-          <w:sz w:val="24"/>
-        </w:rPr>
-        <w:t xml:space="preserve"> Chen</w:t>
+        <w:t>Xuhang Chen</w:t>
       </w:r>
       <w:r>
         <w:rPr>
@@ -37697,67 +37683,7 @@
           <w:kern w:val="0"/>
           <w:sz w:val="24"/>
         </w:rPr>
-        <w:t xml:space="preserve">; Bo lv; </w:t>
-      </w:r>
-      <w:proofErr w:type="spellStart"/>
-      <w:r>
-        <w:rPr>
-          <w:rFonts w:cs="宋体" w:hint="eastAsia"/>
-          <w:bCs/>
-          <w:kern w:val="0"/>
-          <w:sz w:val="24"/>
-        </w:rPr>
-        <w:t>Mengqian</w:t>
-      </w:r>
-      <w:proofErr w:type="spellEnd"/>
-      <w:r>
-        <w:rPr>
-          <w:rFonts w:cs="宋体" w:hint="eastAsia"/>
-          <w:bCs/>
-          <w:kern w:val="0"/>
-          <w:sz w:val="24"/>
-        </w:rPr>
-        <w:t xml:space="preserve"> Wang; Xunwen Xiang; </w:t>
-      </w:r>
-      <w:proofErr w:type="spellStart"/>
-      <w:r>
-        <w:rPr>
-          <w:rFonts w:cs="宋体" w:hint="eastAsia"/>
-          <w:bCs/>
-          <w:kern w:val="0"/>
-          <w:sz w:val="24"/>
-        </w:rPr>
-        <w:t>Shiting</w:t>
-      </w:r>
-      <w:proofErr w:type="spellEnd"/>
-      <w:r>
-        <w:rPr>
-          <w:rFonts w:cs="宋体" w:hint="eastAsia"/>
-          <w:bCs/>
-          <w:kern w:val="0"/>
-          <w:sz w:val="24"/>
-        </w:rPr>
-        <w:t xml:space="preserve"> Wu; </w:t>
-      </w:r>
-      <w:proofErr w:type="spellStart"/>
-      <w:r>
-        <w:rPr>
-          <w:rFonts w:cs="宋体" w:hint="eastAsia"/>
-          <w:bCs/>
-          <w:kern w:val="0"/>
-          <w:sz w:val="24"/>
-        </w:rPr>
-        <w:t>Shenghong</w:t>
-      </w:r>
-      <w:proofErr w:type="spellEnd"/>
-      <w:r>
-        <w:rPr>
-          <w:rFonts w:cs="宋体" w:hint="eastAsia"/>
-          <w:bCs/>
-          <w:kern w:val="0"/>
-          <w:sz w:val="24"/>
-        </w:rPr>
-        <w:t xml:space="preserve"> Luo; Wenjun Zhang</w:t>
+        <w:t>; Bo lv; Mengqian Wang; Xunwen Xiang; Shiting Wu; Shenghong Luo; Wenjun Zhang</w:t>
       </w:r>
     </w:p>
     <w:p>
@@ -37814,25 +37740,7 @@
           <w:bCs/>
           <w:sz w:val="24"/>
         </w:rPr>
-        <w:t>电信行业客户流失预测代表了一个关键的商业智能任务，该任务已从主观的人工评估演进到复杂的算法方法。在本工作中，我们提出了一种利用深度神经网络的电信客户流失预测综合框架。通过系统的问题建模、严谨的数据</w:t>
-      </w:r>
-      <w:proofErr w:type="gramStart"/>
-      <w:r>
-        <w:rPr>
-          <w:rFonts w:cs="黑体" w:hint="eastAsia"/>
-          <w:bCs/>
-          <w:sz w:val="24"/>
-        </w:rPr>
-        <w:t>集分析</w:t>
-      </w:r>
-      <w:proofErr w:type="gramEnd"/>
-      <w:r>
-        <w:rPr>
-          <w:rFonts w:cs="黑体" w:hint="eastAsia"/>
-          <w:bCs/>
-          <w:sz w:val="24"/>
-        </w:rPr>
-        <w:t>和细致的特征工程，我们开发了一个能够捕捉客户行为中复杂模式的</w:t>
+        <w:t>电信行业客户流失预测代表了一个关键的商业智能任务，该任务已从主观的人工评估演进到复杂的算法方法。在本工作中，我们提出了一种利用深度神经网络的电信客户流失预测综合框架。通过系统的问题建模、严谨的数据集分析和细致的特征工程，我们开发了一个能够捕捉客户行为中复杂模式的</w:t>
       </w:r>
       <w:r>
         <w:rPr>
@@ -38053,25 +37961,7 @@
           <w:bCs/>
           <w:sz w:val="24"/>
         </w:rPr>
-        <w:t>在本工作中，我们提出一个全面的电信客户流失预测框架，通过三个关键贡献来解决这些挑战。首先，我们开发了一种专门设计用于处理电信数据多模态特性的神经架构，结合了静态客户属性和动态使用模式。其次，我们引入了一种新颖的特征工程流程，从原始交易数据中提取行为指标，捕捉</w:t>
-      </w:r>
-      <w:proofErr w:type="gramStart"/>
-      <w:r>
-        <w:rPr>
-          <w:rFonts w:cs="黑体" w:hint="eastAsia"/>
-          <w:bCs/>
-          <w:sz w:val="24"/>
-        </w:rPr>
-        <w:t>出表明</w:t>
-      </w:r>
-      <w:proofErr w:type="gramEnd"/>
-      <w:r>
-        <w:rPr>
-          <w:rFonts w:cs="黑体" w:hint="eastAsia"/>
-          <w:bCs/>
-          <w:sz w:val="24"/>
-        </w:rPr>
-        <w:t>客户流失倾向的细微模式。第三，我们通过在</w:t>
+        <w:t>在本工作中，我们提出一个全面的电信客户流失预测框架，通过三个关键贡献来解决这些挑战。首先，我们开发了一种专门设计用于处理电信数据多模态特性的神经架构，结合了静态客户属性和动态使用模式。其次，我们引入了一种新颖的特征工程流程，从原始交易数据中提取行为指标，捕捉出表明客户流失倾向的细微模式。第三，我们通过在</w:t>
       </w:r>
       <w:r>
         <w:rPr>
@@ -38847,57 +38737,107 @@
         </w:rPr>
         <w:t xml:space="preserve"> </w:t>
       </w:r>
-      <w:proofErr w:type="gramStart"/>
       <w:r>
         <w:rPr>
           <w:rFonts w:cs="黑体" w:hint="eastAsia"/>
           <w:bCs/>
           <w:sz w:val="24"/>
         </w:rPr>
-        <w:t>个</w:t>
-      </w:r>
-      <w:proofErr w:type="gramEnd"/>
+        <w:t>个客户记录和</w:t>
+      </w:r>
+      <w:r>
+        <w:rPr>
+          <w:rFonts w:cs="黑体"/>
+          <w:bCs/>
+          <w:sz w:val="24"/>
+        </w:rPr>
+        <w:t>d=21</w:t>
+      </w:r>
       <w:r>
         <w:rPr>
           <w:rFonts w:cs="黑体" w:hint="eastAsia"/>
           <w:bCs/>
           <w:sz w:val="24"/>
         </w:rPr>
-        <w:t>客户记录和</w:t>
-      </w:r>
-      <w:r>
+        <w:t xml:space="preserve"> </w:t>
+      </w:r>
+      <w:r>
+        <w:rPr>
+          <w:rFonts w:cs="黑体" w:hint="eastAsia"/>
+          <w:bCs/>
+          <w:sz w:val="24"/>
+        </w:rPr>
+        <w:t>个特征的</w:t>
+      </w:r>
+      <w:r>
+        <w:rPr>
+          <w:rFonts w:cs="黑体" w:hint="eastAsia"/>
+          <w:bCs/>
+          <w:sz w:val="24"/>
+        </w:rPr>
+        <w:t xml:space="preserve"> IBM </w:t>
+      </w:r>
+      <w:r>
+        <w:rPr>
+          <w:rFonts w:cs="黑体" w:hint="eastAsia"/>
+          <w:bCs/>
+          <w:sz w:val="24"/>
+        </w:rPr>
+        <w:t>电信数据集。特征空间包括：</w:t>
+      </w:r>
+    </w:p>
+    <w:p>
+      <w:pPr>
+        <w:spacing w:line="300" w:lineRule="auto"/>
+        <w:ind w:firstLineChars="200" w:firstLine="480"/>
         <w:rPr>
           <w:rFonts w:cs="黑体"/>
           <w:bCs/>
           <w:sz w:val="24"/>
         </w:rPr>
-        <w:t>d=21</w:t>
-      </w:r>
+      </w:pPr>
       <w:r>
         <w:rPr>
           <w:rFonts w:cs="黑体" w:hint="eastAsia"/>
           <w:bCs/>
           <w:sz w:val="24"/>
         </w:rPr>
+        <w:t>•</w:t>
+      </w:r>
+      <w:r>
+        <w:rPr>
+          <w:rFonts w:cs="黑体" w:hint="eastAsia"/>
+          <w:bCs/>
+          <w:sz w:val="24"/>
+        </w:rPr>
         <w:t xml:space="preserve"> </w:t>
       </w:r>
-      <w:proofErr w:type="gramStart"/>
       <w:r>
         <w:rPr>
           <w:rFonts w:cs="黑体" w:hint="eastAsia"/>
           <w:bCs/>
           <w:sz w:val="24"/>
         </w:rPr>
-        <w:t>个</w:t>
-      </w:r>
-      <w:proofErr w:type="gramEnd"/>
+        <w:t>人口统计属性：年龄、性别和依赖状态</w:t>
+      </w:r>
+    </w:p>
+    <w:p>
+      <w:pPr>
+        <w:spacing w:line="300" w:lineRule="auto"/>
+        <w:ind w:firstLineChars="200" w:firstLine="480"/>
+        <w:rPr>
+          <w:rFonts w:cs="黑体"/>
+          <w:bCs/>
+          <w:sz w:val="24"/>
+        </w:rPr>
+      </w:pPr>
       <w:r>
         <w:rPr>
           <w:rFonts w:cs="黑体" w:hint="eastAsia"/>
           <w:bCs/>
           <w:sz w:val="24"/>
         </w:rPr>
-        <w:t>特征的</w:t>
+        <w:t>•</w:t>
       </w:r>
       <w:r>
         <w:rPr>
@@ -38905,7 +38845,7 @@
           <w:bCs/>
           <w:sz w:val="24"/>
         </w:rPr>
-        <w:t xml:space="preserve"> IBM </w:t>
+        <w:t xml:space="preserve"> </w:t>
       </w:r>
       <w:r>
         <w:rPr>
@@ -38913,7 +38853,7 @@
           <w:bCs/>
           <w:sz w:val="24"/>
         </w:rPr>
-        <w:t>电信数据集。特征空间包括：</w:t>
+        <w:t>服务订阅：互联网、电话、流媒体和安全服务</w:t>
       </w:r>
     </w:p>
     <w:p>
@@ -38948,7 +38888,7 @@
           <w:bCs/>
           <w:sz w:val="24"/>
         </w:rPr>
-        <w:t>人口统计属性：年龄、性别和依赖状态</w:t>
+        <w:t>账户信息：合同期限、合同类型、计费方式和月费</w:t>
       </w:r>
     </w:p>
     <w:p>
@@ -38983,7 +38923,7 @@
           <w:bCs/>
           <w:sz w:val="24"/>
         </w:rPr>
-        <w:t>服务订阅：互联网、电话、流媒体和安全服务</w:t>
+        <w:t>目标变量：二元流失指示器</w:t>
       </w:r>
     </w:p>
     <w:p>
@@ -39002,7 +38942,7 @@
           <w:bCs/>
           <w:sz w:val="24"/>
         </w:rPr>
-        <w:t>•</w:t>
+        <w:t>该数据集存在类别不平衡问题，约有</w:t>
       </w:r>
       <w:r>
         <w:rPr>
@@ -39010,7 +38950,7 @@
           <w:bCs/>
           <w:sz w:val="24"/>
         </w:rPr>
-        <w:t xml:space="preserve"> </w:t>
+        <w:t xml:space="preserve"> 26.5%</w:t>
       </w:r>
       <w:r>
         <w:rPr>
@@ -39018,7 +38958,7 @@
           <w:bCs/>
           <w:sz w:val="24"/>
         </w:rPr>
-        <w:t>账户信息：合同期限、合同类型、计费方式和月费</w:t>
+        <w:t>的正样本（流失），因此需要仔细考虑评估指标和抽样策略。</w:t>
       </w:r>
     </w:p>
     <w:p>
@@ -39037,7 +38977,7 @@
           <w:bCs/>
           <w:sz w:val="24"/>
         </w:rPr>
-        <w:t>•</w:t>
+        <w:t xml:space="preserve">II-C </w:t>
       </w:r>
       <w:r>
         <w:rPr>
@@ -39045,15 +38985,26 @@
           <w:bCs/>
           <w:sz w:val="24"/>
         </w:rPr>
-        <w:t xml:space="preserve"> </w:t>
-      </w:r>
+        <w:t>数据预处理流程</w:t>
+      </w:r>
+    </w:p>
+    <w:p>
+      <w:pPr>
+        <w:spacing w:line="300" w:lineRule="auto"/>
+        <w:ind w:firstLineChars="200" w:firstLine="480"/>
+        <w:rPr>
+          <w:rFonts w:cs="黑体"/>
+          <w:bCs/>
+          <w:sz w:val="24"/>
+        </w:rPr>
+      </w:pPr>
       <w:r>
         <w:rPr>
           <w:rFonts w:cs="黑体" w:hint="eastAsia"/>
           <w:bCs/>
           <w:sz w:val="24"/>
         </w:rPr>
-        <w:t>目标变量：二元流失指示器</w:t>
+        <w:t>我们的预处理流程解决了三个关键方面：</w:t>
       </w:r>
     </w:p>
     <w:p>
@@ -39072,134 +39023,7 @@
           <w:bCs/>
           <w:sz w:val="24"/>
         </w:rPr>
-        <w:t>该数据</w:t>
-      </w:r>
-      <w:proofErr w:type="gramStart"/>
-      <w:r>
-        <w:rPr>
-          <w:rFonts w:cs="黑体" w:hint="eastAsia"/>
-          <w:bCs/>
-          <w:sz w:val="24"/>
-        </w:rPr>
-        <w:t>集存在</w:t>
-      </w:r>
-      <w:proofErr w:type="gramEnd"/>
-      <w:r>
-        <w:rPr>
-          <w:rFonts w:cs="黑体" w:hint="eastAsia"/>
-          <w:bCs/>
-          <w:sz w:val="24"/>
-        </w:rPr>
-        <w:t>类别不平衡问题，约有</w:t>
-      </w:r>
-      <w:r>
-        <w:rPr>
-          <w:rFonts w:cs="黑体" w:hint="eastAsia"/>
-          <w:bCs/>
-          <w:sz w:val="24"/>
-        </w:rPr>
-        <w:t xml:space="preserve"> 26.5%</w:t>
-      </w:r>
-      <w:r>
-        <w:rPr>
-          <w:rFonts w:cs="黑体" w:hint="eastAsia"/>
-          <w:bCs/>
-          <w:sz w:val="24"/>
-        </w:rPr>
-        <w:t>的正样本（流失），因此需要仔细考虑评估指标和抽样策略。</w:t>
-      </w:r>
-    </w:p>
-    <w:p>
-      <w:pPr>
-        <w:spacing w:line="300" w:lineRule="auto"/>
-        <w:ind w:firstLineChars="200" w:firstLine="480"/>
-        <w:rPr>
-          <w:rFonts w:cs="黑体"/>
-          <w:bCs/>
-          <w:sz w:val="24"/>
-        </w:rPr>
-      </w:pPr>
-      <w:r>
-        <w:rPr>
-          <w:rFonts w:cs="黑体" w:hint="eastAsia"/>
-          <w:bCs/>
-          <w:sz w:val="24"/>
-        </w:rPr>
-        <w:t xml:space="preserve">II-C </w:t>
-      </w:r>
-      <w:r>
-        <w:rPr>
-          <w:rFonts w:cs="黑体" w:hint="eastAsia"/>
-          <w:bCs/>
-          <w:sz w:val="24"/>
-        </w:rPr>
-        <w:t>数据预处理流程</w:t>
-      </w:r>
-    </w:p>
-    <w:p>
-      <w:pPr>
-        <w:spacing w:line="300" w:lineRule="auto"/>
-        <w:ind w:firstLineChars="200" w:firstLine="480"/>
-        <w:rPr>
-          <w:rFonts w:cs="黑体"/>
-          <w:bCs/>
-          <w:sz w:val="24"/>
-        </w:rPr>
-      </w:pPr>
-      <w:r>
-        <w:rPr>
-          <w:rFonts w:cs="黑体" w:hint="eastAsia"/>
-          <w:bCs/>
-          <w:sz w:val="24"/>
-        </w:rPr>
-        <w:t>我们的预处理流程解决了三个关键方面：</w:t>
-      </w:r>
-    </w:p>
-    <w:p>
-      <w:pPr>
-        <w:spacing w:line="300" w:lineRule="auto"/>
-        <w:ind w:firstLineChars="200" w:firstLine="480"/>
-        <w:rPr>
-          <w:rFonts w:cs="黑体"/>
-          <w:bCs/>
-          <w:sz w:val="24"/>
-        </w:rPr>
-      </w:pPr>
-      <w:proofErr w:type="gramStart"/>
-      <w:r>
-        <w:rPr>
-          <w:rFonts w:cs="黑体" w:hint="eastAsia"/>
-          <w:bCs/>
-          <w:sz w:val="24"/>
-        </w:rPr>
-        <w:t>缺失值</w:t>
-      </w:r>
-      <w:proofErr w:type="gramEnd"/>
-      <w:r>
-        <w:rPr>
-          <w:rFonts w:cs="黑体" w:hint="eastAsia"/>
-          <w:bCs/>
-          <w:sz w:val="24"/>
-        </w:rPr>
-        <w:t>填补：我们采用零填补的方法处理缺失值，这是由于</w:t>
-      </w:r>
-      <w:proofErr w:type="gramStart"/>
-      <w:r>
-        <w:rPr>
-          <w:rFonts w:cs="黑体" w:hint="eastAsia"/>
-          <w:bCs/>
-          <w:sz w:val="24"/>
-        </w:rPr>
-        <w:t>缺失值</w:t>
-      </w:r>
-      <w:proofErr w:type="gramEnd"/>
-      <w:r>
-        <w:rPr>
-          <w:rFonts w:cs="黑体" w:hint="eastAsia"/>
-          <w:bCs/>
-          <w:sz w:val="24"/>
-        </w:rPr>
-        <w:t>的稀疏性（¡</w:t>
+        <w:t>缺失值填补：我们采用零填补的方法处理缺失值，这是由于缺失值的稀疏性（¡</w:t>
       </w:r>
       <w:r>
         <w:rPr>
@@ -39574,23 +39398,21 @@
         </w:rPr>
         <w:t xml:space="preserve"> 32 </w:t>
       </w:r>
-      <w:proofErr w:type="gramStart"/>
       <w:r>
         <w:rPr>
           <w:rFonts w:cs="黑体" w:hint="eastAsia"/>
           <w:bCs/>
           <w:sz w:val="24"/>
         </w:rPr>
-        <w:t>个</w:t>
-      </w:r>
-      <w:proofErr w:type="gramEnd"/>
+        <w:t>个单元，使用</w:t>
+      </w:r>
       <w:r>
         <w:rPr>
           <w:rFonts w:cs="黑体" w:hint="eastAsia"/>
           <w:bCs/>
           <w:sz w:val="24"/>
         </w:rPr>
-        <w:t>单元，使用</w:t>
+        <w:t xml:space="preserve"> ReLU </w:t>
       </w:r>
       <w:r>
         <w:rPr>
@@ -39598,25 +39420,50 @@
           <w:bCs/>
           <w:sz w:val="24"/>
         </w:rPr>
+        <w:t>激活函数</w:t>
+      </w:r>
+    </w:p>
+    <w:p>
+      <w:pPr>
+        <w:spacing w:line="300" w:lineRule="auto"/>
+        <w:ind w:firstLineChars="200" w:firstLine="480"/>
+        <w:rPr>
+          <w:rFonts w:cs="黑体"/>
+          <w:bCs/>
+          <w:sz w:val="24"/>
+        </w:rPr>
+      </w:pPr>
+      <w:r>
+        <w:rPr>
+          <w:rFonts w:cs="黑体" w:hint="eastAsia"/>
+          <w:bCs/>
+          <w:sz w:val="24"/>
+        </w:rPr>
+        <w:t>•</w:t>
+      </w:r>
+      <w:r>
+        <w:rPr>
+          <w:rFonts w:cs="黑体" w:hint="eastAsia"/>
+          <w:bCs/>
+          <w:sz w:val="24"/>
+        </w:rPr>
         <w:t xml:space="preserve"> </w:t>
       </w:r>
-      <w:proofErr w:type="spellStart"/>
       <w:r>
         <w:rPr>
           <w:rFonts w:cs="黑体" w:hint="eastAsia"/>
           <w:bCs/>
           <w:sz w:val="24"/>
         </w:rPr>
-        <w:t>ReLU</w:t>
-      </w:r>
-      <w:proofErr w:type="spellEnd"/>
+        <w:t>输出层</w:t>
+      </w:r>
       <w:r>
         <w:rPr>
           <w:rFonts w:cs="黑体" w:hint="eastAsia"/>
           <w:bCs/>
           <w:sz w:val="24"/>
         </w:rPr>
-        <w:t xml:space="preserve"> </w:t>
+        <w:t xml:space="preserve">: </w:t>
       </w:r>
       <w:r>
         <w:rPr>
@@ -39624,84 +39471,15 @@
           <w:bCs/>
           <w:sz w:val="24"/>
         </w:rPr>
-        <w:t>激活函数</w:t>
-      </w:r>
-    </w:p>
-    <w:p>
-      <w:pPr>
-        <w:spacing w:line="300" w:lineRule="auto"/>
-        <w:ind w:firstLineChars="200" w:firstLine="480"/>
-        <w:rPr>
-          <w:rFonts w:cs="黑体"/>
-          <w:bCs/>
-          <w:sz w:val="24"/>
-        </w:rPr>
-      </w:pPr>
+        <w:t>对两个类别进行</w:t>
+      </w:r>
       <w:r>
         <w:rPr>
           <w:rFonts w:cs="黑体" w:hint="eastAsia"/>
           <w:bCs/>
           <w:sz w:val="24"/>
         </w:rPr>
-        <w:t>•</w:t>
-      </w:r>
-      <w:r>
-        <w:rPr>
-          <w:rFonts w:cs="黑体" w:hint="eastAsia"/>
-          <w:bCs/>
-          <w:sz w:val="24"/>
-        </w:rPr>
-        <w:t xml:space="preserve"> </w:t>
-      </w:r>
-      <w:r>
-        <w:rPr>
-          <w:rFonts w:cs="黑体" w:hint="eastAsia"/>
-          <w:bCs/>
-          <w:sz w:val="24"/>
-        </w:rPr>
-        <w:t>输出层</w:t>
-      </w:r>
-      <w:r>
-        <w:rPr>
-          <w:rFonts w:cs="黑体" w:hint="eastAsia"/>
-          <w:bCs/>
-          <w:sz w:val="24"/>
-        </w:rPr>
-        <w:t xml:space="preserve">: </w:t>
-      </w:r>
-      <w:r>
-        <w:rPr>
-          <w:rFonts w:cs="黑体" w:hint="eastAsia"/>
-          <w:bCs/>
-          <w:sz w:val="24"/>
-        </w:rPr>
-        <w:t>对两个类别进行</w:t>
-      </w:r>
-      <w:r>
-        <w:rPr>
-          <w:rFonts w:cs="黑体" w:hint="eastAsia"/>
-          <w:bCs/>
-          <w:sz w:val="24"/>
-        </w:rPr>
-        <w:t xml:space="preserve"> </w:t>
-      </w:r>
-      <w:proofErr w:type="spellStart"/>
-      <w:r>
-        <w:rPr>
-          <w:rFonts w:cs="黑体" w:hint="eastAsia"/>
-          <w:bCs/>
-          <w:sz w:val="24"/>
-        </w:rPr>
-        <w:t>Softmax</w:t>
-      </w:r>
-      <w:proofErr w:type="spellEnd"/>
-      <w:r>
-        <w:rPr>
-          <w:rFonts w:cs="黑体" w:hint="eastAsia"/>
-          <w:bCs/>
-          <w:sz w:val="24"/>
-        </w:rPr>
-        <w:t xml:space="preserve"> </w:t>
+        <w:t xml:space="preserve"> Softmax </w:t>
       </w:r>
       <w:r>
         <w:rPr>
@@ -40712,25 +40490,34 @@
           <w:bCs/>
           <w:sz w:val="24"/>
         </w:rPr>
-        <w:t>电信行业竞争激烈，保持客户对于收入和市场地位至关重要。客户流失是一个重大挑战，因为获取新客户成本是保留现有客户的五到二十五倍。</w:t>
-      </w:r>
-      <w:proofErr w:type="gramStart"/>
+        <w:t>电信行业竞争激烈，保持客户对于收入和市场地位至关重要。客户流失是一个重大挑战，因为获取新客户成本是保留现有客户的五到二十五倍。本分析重点在于通过预测建模和行为分析来理解并减少客户流失。通过识别客户脱钩的关键原因，我们制定策略以提升客户忠诚度和终身价值。本研究的见解使个性化服务和针对性干预成为可能，从而在饱和的市场中增强竞争优势。</w:t>
+      </w:r>
+    </w:p>
+    <w:p>
+      <w:pPr>
+        <w:spacing w:line="300" w:lineRule="auto"/>
+        <w:ind w:firstLineChars="200" w:firstLine="480"/>
+        <w:rPr>
+          <w:rFonts w:cs="黑体"/>
+          <w:bCs/>
+          <w:sz w:val="24"/>
+        </w:rPr>
+      </w:pPr>
       <w:r>
         <w:rPr>
           <w:rFonts w:cs="黑体" w:hint="eastAsia"/>
           <w:bCs/>
           <w:sz w:val="24"/>
         </w:rPr>
-        <w:t>本分析</w:t>
-      </w:r>
-      <w:proofErr w:type="gramEnd"/>
+        <w:t xml:space="preserve">III-C </w:t>
+      </w:r>
       <w:r>
         <w:rPr>
           <w:rFonts w:cs="黑体" w:hint="eastAsia"/>
           <w:bCs/>
           <w:sz w:val="24"/>
         </w:rPr>
-        <w:t>重点在于通过预测建模和行为分析来理解并减少客户流失。通过识别客户脱钩的关键原因，我们制定策略以提升客户忠诚度和终身价值。本研究的见解使个性化服务和针对性干预成为可能，从而在饱和的市场中增强竞争优势。</w:t>
+        <w:t>数据集特征</w:t>
       </w:r>
     </w:p>
     <w:p>
@@ -40749,7 +40536,7 @@
           <w:bCs/>
           <w:sz w:val="24"/>
         </w:rPr>
-        <w:t xml:space="preserve">III-C </w:t>
+        <w:t>该数据集包含</w:t>
       </w:r>
       <w:r>
         <w:rPr>
@@ -40757,7 +40544,31 @@
           <w:bCs/>
           <w:sz w:val="24"/>
         </w:rPr>
-        <w:t>数据集特征</w:t>
+        <w:t xml:space="preserve"> 7,043 </w:t>
+      </w:r>
+      <w:r>
+        <w:rPr>
+          <w:rFonts w:cs="黑体" w:hint="eastAsia"/>
+          <w:bCs/>
+          <w:sz w:val="24"/>
+        </w:rPr>
+        <w:t>条客户记录，每条记录有</w:t>
+      </w:r>
+      <w:r>
+        <w:rPr>
+          <w:rFonts w:cs="黑体" w:hint="eastAsia"/>
+          <w:bCs/>
+          <w:sz w:val="24"/>
+        </w:rPr>
+        <w:t xml:space="preserve"> 21 </w:t>
+      </w:r>
+      <w:r>
+        <w:rPr>
+          <w:rFonts w:cs="黑体" w:hint="eastAsia"/>
+          <w:bCs/>
+          <w:sz w:val="24"/>
+        </w:rPr>
+        <w:t>个特征，详细描述了客户资料和行为。特征分为服务模式、账户属性和人口统计信息三类。服务特征涵盖电话服务、互联网类型以及在线安全、流媒体等服务。账户详情包括客户在公司的持续时间、合同类型、支付方式和账单信息。人口统计信息包括年龄、性别和家庭情况。这一丰富的特征集有助于客户细分和预测建模，识别不同客户群体中的流失指标。</w:t>
       </w:r>
     </w:p>
     <w:p>
@@ -40776,7 +40587,7 @@
           <w:bCs/>
           <w:sz w:val="24"/>
         </w:rPr>
-        <w:t>该数据集包含</w:t>
+        <w:t xml:space="preserve">III-D </w:t>
       </w:r>
       <w:r>
         <w:rPr>
@@ -40784,25 +40595,45 @@
           <w:bCs/>
           <w:sz w:val="24"/>
         </w:rPr>
-        <w:t xml:space="preserve"> 7,043 </w:t>
-      </w:r>
-      <w:proofErr w:type="gramStart"/>
+        <w:t>特征分类与描述</w:t>
+      </w:r>
+    </w:p>
+    <w:p>
+      <w:pPr>
+        <w:spacing w:line="300" w:lineRule="auto"/>
+        <w:ind w:firstLineChars="200" w:firstLine="480"/>
+        <w:rPr>
+          <w:rFonts w:cs="黑体"/>
+          <w:bCs/>
+          <w:sz w:val="24"/>
+        </w:rPr>
+      </w:pPr>
       <w:r>
         <w:rPr>
           <w:rFonts w:cs="黑体" w:hint="eastAsia"/>
           <w:bCs/>
           <w:sz w:val="24"/>
         </w:rPr>
-        <w:t>条客户</w:t>
-      </w:r>
-      <w:proofErr w:type="gramEnd"/>
+        <w:t>数据集的结构通过以下特征类别促进了多维分析：</w:t>
+      </w:r>
+    </w:p>
+    <w:p>
+      <w:pPr>
+        <w:spacing w:line="300" w:lineRule="auto"/>
+        <w:ind w:firstLineChars="200" w:firstLine="480"/>
+        <w:rPr>
+          <w:rFonts w:cs="黑体"/>
+          <w:bCs/>
+          <w:sz w:val="24"/>
+        </w:rPr>
+      </w:pPr>
       <w:r>
         <w:rPr>
           <w:rFonts w:cs="黑体" w:hint="eastAsia"/>
           <w:bCs/>
           <w:sz w:val="24"/>
         </w:rPr>
-        <w:t>记录，每条记录有</w:t>
+        <w:t xml:space="preserve">III-D1 </w:t>
       </w:r>
       <w:r>
         <w:rPr>
@@ -40810,25 +40641,53 @@
           <w:bCs/>
           <w:sz w:val="24"/>
         </w:rPr>
-        <w:t xml:space="preserve"> 21 </w:t>
-      </w:r>
-      <w:proofErr w:type="gramStart"/>
+        <w:t>目标变量</w:t>
+      </w:r>
+    </w:p>
+    <w:p>
+      <w:pPr>
+        <w:spacing w:line="300" w:lineRule="auto"/>
+        <w:ind w:firstLineChars="200" w:firstLine="480"/>
+        <w:rPr>
+          <w:rFonts w:cs="黑体"/>
+          <w:bCs/>
+          <w:sz w:val="24"/>
+        </w:rPr>
+      </w:pPr>
       <w:r>
         <w:rPr>
           <w:rFonts w:cs="黑体" w:hint="eastAsia"/>
           <w:bCs/>
           <w:sz w:val="24"/>
         </w:rPr>
-        <w:t>个</w:t>
-      </w:r>
-      <w:proofErr w:type="gramEnd"/>
+        <w:t>二进制流失指标表示客户是否在上个月内终止了服务，作为预测建模的主要因变量。</w:t>
+      </w:r>
+    </w:p>
+    <w:p>
+      <w:pPr>
+        <w:spacing w:line="300" w:lineRule="auto"/>
+        <w:ind w:firstLineChars="200" w:firstLine="480"/>
+        <w:rPr>
+          <w:rFonts w:cs="黑体"/>
+          <w:bCs/>
+          <w:sz w:val="24"/>
+        </w:rPr>
+      </w:pPr>
       <w:r>
         <w:rPr>
           <w:rFonts w:cs="黑体" w:hint="eastAsia"/>
           <w:bCs/>
           <w:sz w:val="24"/>
         </w:rPr>
-        <w:t>特征，详细描述了客户资料和行为。特征分为服务模式、账户属性和人口统计信息三类。服务特征涵盖电话服务、互联网类型以及在线安全、流媒体等服务。账户详情包括客户在公司的持续时间、合同类型、支付方式和账单信息。人口统计信息包括年龄、性别和家庭情况。这一丰富的特征集有助于客户细分和预测建模，识别不同客户群体中的流失指标。</w:t>
+        <w:t xml:space="preserve">III-D2 </w:t>
+      </w:r>
+      <w:r>
+        <w:rPr>
+          <w:rFonts w:cs="黑体" w:hint="eastAsia"/>
+          <w:bCs/>
+          <w:sz w:val="24"/>
+        </w:rPr>
+        <w:t>服务组合</w:t>
       </w:r>
     </w:p>
     <w:p>
@@ -40847,7 +40706,7 @@
           <w:bCs/>
           <w:sz w:val="24"/>
         </w:rPr>
-        <w:t xml:space="preserve">III-D </w:t>
+        <w:t>客户订阅涵盖多个服务类别。电话服务包括基础电话连接和多线路选项。互联网服务包括</w:t>
       </w:r>
       <w:r>
         <w:rPr>
@@ -40855,7 +40714,15 @@
           <w:bCs/>
           <w:sz w:val="24"/>
         </w:rPr>
-        <w:t>特征分类与描述</w:t>
+        <w:t xml:space="preserve"> DSL </w:t>
+      </w:r>
+      <w:r>
+        <w:rPr>
+          <w:rFonts w:cs="黑体" w:hint="eastAsia"/>
+          <w:bCs/>
+          <w:sz w:val="24"/>
+        </w:rPr>
+        <w:t>和光纤连接，带宽规格各不相同。增值服务包括在线安全、云备份、设备保护和技术支持。娱乐服务包括流媒体电视和电影服务。</w:t>
       </w:r>
     </w:p>
     <w:p>
@@ -40874,7 +40741,15 @@
           <w:bCs/>
           <w:sz w:val="24"/>
         </w:rPr>
-        <w:t>数据集的结构通过以下特征类别促进了多维分析：</w:t>
+        <w:t xml:space="preserve">III-D3 </w:t>
+      </w:r>
+      <w:r>
+        <w:rPr>
+          <w:rFonts w:cs="黑体" w:hint="eastAsia"/>
+          <w:bCs/>
+          <w:sz w:val="24"/>
+        </w:rPr>
+        <w:t>账户属性</w:t>
       </w:r>
     </w:p>
     <w:p>
@@ -40893,7 +40768,7 @@
           <w:bCs/>
           <w:sz w:val="24"/>
         </w:rPr>
-        <w:t xml:space="preserve">III-D1 </w:t>
+        <w:t>时间特征包括客户持续时间，以自首次服务激活以来的月数衡量。合同安排包括月付、年付和两年期承诺。支付方式包括电子转账、自动银行扣款、信用卡</w:t>
       </w:r>
       <w:r>
         <w:rPr>
@@ -40901,7 +40776,8 @@
           <w:bCs/>
           <w:sz w:val="24"/>
         </w:rPr>
-        <w:t>目标变量</w:t>
+        <w:lastRenderedPageBreak/>
+        <w:t>交易和传统支票支付。账单偏好表明无纸化采用率。财务指标涵盖每月重复费用和每位客户的累计收入。</w:t>
       </w:r>
     </w:p>
     <w:p>
@@ -40920,7 +40796,15 @@
           <w:bCs/>
           <w:sz w:val="24"/>
         </w:rPr>
-        <w:t>二进制流失指标表示客户是否在上个月内终止了服务，作为预测建模的主要因变量。</w:t>
+        <w:t xml:space="preserve">III-D4 </w:t>
+      </w:r>
+      <w:r>
+        <w:rPr>
+          <w:rFonts w:cs="黑体" w:hint="eastAsia"/>
+          <w:bCs/>
+          <w:sz w:val="24"/>
+        </w:rPr>
+        <w:t>人口统计特征</w:t>
       </w:r>
     </w:p>
     <w:p>
@@ -40939,15 +40823,34 @@
           <w:bCs/>
           <w:sz w:val="24"/>
         </w:rPr>
-        <w:t xml:space="preserve">III-D2 </w:t>
-      </w:r>
+        <w:t>客户特征包括年龄分布、性别分类、婚姻状况以及是否有依赖人口，从而实现基于人口统计学的细分和针对性的客户保留策略。</w:t>
+      </w:r>
+    </w:p>
+    <w:p>
+      <w:pPr>
+        <w:spacing w:line="300" w:lineRule="auto"/>
+        <w:ind w:firstLineChars="200" w:firstLine="480"/>
+        <w:rPr>
+          <w:rFonts w:cs="黑体"/>
+          <w:bCs/>
+          <w:sz w:val="24"/>
+        </w:rPr>
+      </w:pPr>
       <w:r>
         <w:rPr>
           <w:rFonts w:cs="黑体" w:hint="eastAsia"/>
           <w:bCs/>
           <w:sz w:val="24"/>
         </w:rPr>
-        <w:t>服务组合</w:t>
+        <w:t xml:space="preserve">III-E </w:t>
+      </w:r>
+      <w:r>
+        <w:rPr>
+          <w:rFonts w:cs="黑体" w:hint="eastAsia"/>
+          <w:bCs/>
+          <w:sz w:val="24"/>
+        </w:rPr>
+        <w:t>探索性数据分析</w:t>
       </w:r>
     </w:p>
     <w:p>
@@ -40966,7 +40869,7 @@
           <w:bCs/>
           <w:sz w:val="24"/>
         </w:rPr>
-        <w:t>客户订阅涵盖多个服务类别。电话服务包括基础电话连接和多线路选项。互联网服务包括</w:t>
+        <w:t xml:space="preserve">III-E1 </w:t>
       </w:r>
       <w:r>
         <w:rPr>
@@ -40974,15 +40877,90 @@
           <w:bCs/>
           <w:sz w:val="24"/>
         </w:rPr>
-        <w:t xml:space="preserve"> DSL </w:t>
-      </w:r>
+        <w:t>月度费用差异分析</w:t>
+      </w:r>
+    </w:p>
+    <w:p>
+      <w:pPr>
+        <w:spacing w:line="300" w:lineRule="auto"/>
+        <w:ind w:firstLineChars="200" w:firstLine="480"/>
+        <w:rPr>
+          <w:rFonts w:cs="黑体"/>
+          <w:bCs/>
+          <w:sz w:val="24"/>
+        </w:rPr>
+      </w:pPr>
       <w:r>
         <w:rPr>
           <w:rFonts w:cs="黑体" w:hint="eastAsia"/>
           <w:bCs/>
           <w:sz w:val="24"/>
         </w:rPr>
-        <w:t>和光纤连接，带宽规格各不相同。增值服务包括在线安全、云备份、设备保护和技术支持。娱乐服务包括流媒体电视和电影服务。</w:t>
+        <w:t>对平均月度费用的分析显示，流失客户与保留客户群体之间存在统计学意义上的显著差异。终止服务的客户平均月度费用为</w:t>
+      </w:r>
+      <w:r>
+        <w:rPr>
+          <w:rFonts w:cs="黑体" w:hint="eastAsia"/>
+          <w:bCs/>
+          <w:sz w:val="24"/>
+        </w:rPr>
+        <w:t xml:space="preserve"> 74.44 </w:t>
+      </w:r>
+      <w:r>
+        <w:rPr>
+          <w:rFonts w:cs="黑体" w:hint="eastAsia"/>
+          <w:bCs/>
+          <w:sz w:val="24"/>
+        </w:rPr>
+        <w:t>美元，而保留客户为</w:t>
+      </w:r>
+      <w:r>
+        <w:rPr>
+          <w:rFonts w:cs="黑体" w:hint="eastAsia"/>
+          <w:bCs/>
+          <w:sz w:val="24"/>
+        </w:rPr>
+        <w:t xml:space="preserve"> 61.27 </w:t>
+      </w:r>
+      <w:r>
+        <w:rPr>
+          <w:rFonts w:cs="黑体" w:hint="eastAsia"/>
+          <w:bCs/>
+          <w:sz w:val="24"/>
+        </w:rPr>
+        <w:t>美元，高出</w:t>
+      </w:r>
+      <w:r>
+        <w:rPr>
+          <w:rFonts w:cs="黑体" w:hint="eastAsia"/>
+          <w:bCs/>
+          <w:sz w:val="24"/>
+        </w:rPr>
+        <w:t xml:space="preserve"> 21.5%</w:t>
+      </w:r>
+      <w:r>
+        <w:rPr>
+          <w:rFonts w:cs="黑体" w:hint="eastAsia"/>
+          <w:bCs/>
+          <w:sz w:val="24"/>
+        </w:rPr>
+        <w:t>。这种差异表明价格敏感性可能是导致客户流失的一个潜在因素，尤其是在客户对服务价值的感知无法证明更高费用的情况下。观察到的这种模式表明，可以采用基于价值的定价策略，并针对价格敏感群体提供定向折扣。图</w:t>
+      </w:r>
+      <w:r>
+        <w:rPr>
+          <w:rFonts w:cs="黑体" w:hint="eastAsia"/>
+          <w:bCs/>
+          <w:sz w:val="24"/>
+        </w:rPr>
+        <w:t xml:space="preserve"> 1 </w:t>
+      </w:r>
+      <w:r>
+        <w:rPr>
+          <w:rFonts w:cs="黑体" w:hint="eastAsia"/>
+          <w:bCs/>
+          <w:sz w:val="24"/>
+        </w:rPr>
+        <w:t>展示了不同客户群体之间的费用差异。</w:t>
       </w:r>
     </w:p>
     <w:p>
@@ -41001,7 +40979,7 @@
           <w:bCs/>
           <w:sz w:val="24"/>
         </w:rPr>
-        <w:t xml:space="preserve">III-D3 </w:t>
+        <w:t xml:space="preserve">III-E2 </w:t>
       </w:r>
       <w:r>
         <w:rPr>
@@ -41009,7 +40987,7 @@
           <w:bCs/>
           <w:sz w:val="24"/>
         </w:rPr>
-        <w:t>账户属性</w:t>
+        <w:t>客户生命周期价值分布</w:t>
       </w:r>
     </w:p>
     <w:p>
@@ -41028,25 +41006,23 @@
           <w:bCs/>
           <w:sz w:val="24"/>
         </w:rPr>
-        <w:t>时间特征包括客户持续时间，以自首次服务激活以来的月数衡量。合同安排包括月付、</w:t>
-      </w:r>
-      <w:proofErr w:type="gramStart"/>
+        <w:t>客户生命周期价值（</w:t>
+      </w:r>
       <w:r>
         <w:rPr>
           <w:rFonts w:cs="黑体" w:hint="eastAsia"/>
           <w:bCs/>
           <w:sz w:val="24"/>
         </w:rPr>
-        <w:t>年付和两年</w:t>
-      </w:r>
-      <w:proofErr w:type="gramEnd"/>
+        <w:t>CLV</w:t>
+      </w:r>
       <w:r>
         <w:rPr>
           <w:rFonts w:cs="黑体" w:hint="eastAsia"/>
           <w:bCs/>
           <w:sz w:val="24"/>
         </w:rPr>
-        <w:t>期承诺。支付方式包括电子转账、自动银行扣款、信用卡</w:t>
+        <w:t>）分析显示，流失和保留客户群体之间存在明显的差异模式。保留客户具有集中分布的</w:t>
       </w:r>
       <w:r>
         <w:rPr>
@@ -41054,26 +41030,63 @@
           <w:bCs/>
           <w:sz w:val="24"/>
         </w:rPr>
-        <w:lastRenderedPageBreak/>
-        <w:t>交易和传统支票支付。账单偏好表明无纸</w:t>
-      </w:r>
-      <w:proofErr w:type="gramStart"/>
+        <w:t xml:space="preserve"> CLV</w:t>
+      </w:r>
       <w:r>
         <w:rPr>
           <w:rFonts w:cs="黑体" w:hint="eastAsia"/>
           <w:bCs/>
           <w:sz w:val="24"/>
         </w:rPr>
-        <w:t>化采用</w:t>
-      </w:r>
-      <w:proofErr w:type="gramEnd"/>
+        <w:t>，中位数较低，但包含忠诚度高、收入高的异常值。流失客户显示出更高的</w:t>
+      </w:r>
       <w:r>
         <w:rPr>
           <w:rFonts w:cs="黑体" w:hint="eastAsia"/>
           <w:bCs/>
           <w:sz w:val="24"/>
         </w:rPr>
-        <w:t>率。财务指标涵盖每月重复费用和每位客户的累计收入。</w:t>
+        <w:t xml:space="preserve"> CLV </w:t>
+      </w:r>
+      <w:r>
+        <w:rPr>
+          <w:rFonts w:cs="黑体" w:hint="eastAsia"/>
+          <w:bCs/>
+          <w:sz w:val="24"/>
+        </w:rPr>
+        <w:t>中位数和更大的方差，表明有价值的客户可能由于未满足的服务期望而流失。图</w:t>
+      </w:r>
+      <w:r>
+        <w:rPr>
+          <w:rFonts w:cs="黑体" w:hint="eastAsia"/>
+          <w:bCs/>
+          <w:sz w:val="24"/>
+        </w:rPr>
+        <w:t xml:space="preserve"> 2 </w:t>
+      </w:r>
+      <w:r>
+        <w:rPr>
+          <w:rFonts w:cs="黑体" w:hint="eastAsia"/>
+          <w:bCs/>
+          <w:sz w:val="24"/>
+        </w:rPr>
+        <w:t>中流失客户</w:t>
+      </w:r>
+      <w:r>
+        <w:rPr>
+          <w:rFonts w:cs="黑体" w:hint="eastAsia"/>
+          <w:bCs/>
+          <w:sz w:val="24"/>
+        </w:rPr>
+        <w:t xml:space="preserve"> CLV </w:t>
+      </w:r>
+      <w:r>
+        <w:rPr>
+          <w:rFonts w:cs="黑体" w:hint="eastAsia"/>
+          <w:bCs/>
+          <w:sz w:val="24"/>
+        </w:rPr>
+        <w:t>的双峰分布突显了对高价值客户群体实施个性化保留策略的必要性。</w:t>
       </w:r>
     </w:p>
     <w:p>
@@ -41092,7 +41105,7 @@
           <w:bCs/>
           <w:sz w:val="24"/>
         </w:rPr>
-        <w:t xml:space="preserve">III-D4 </w:t>
+        <w:t xml:space="preserve">III-E3 </w:t>
       </w:r>
       <w:r>
         <w:rPr>
@@ -41100,7 +41113,7 @@
           <w:bCs/>
           <w:sz w:val="24"/>
         </w:rPr>
-        <w:t>人口统计特征</w:t>
+        <w:t>用户任期分布与留存模式</w:t>
       </w:r>
     </w:p>
     <w:p>
@@ -41119,7 +41132,87 @@
           <w:bCs/>
           <w:sz w:val="24"/>
         </w:rPr>
-        <w:t>客户特征包括年龄分布、性别分类、婚姻状况以及是否有依赖人口，从而实现基于人口统计学的细分和针对性的客户保留策略。</w:t>
+        <w:t>对客户</w:t>
+      </w:r>
+      <w:r>
+        <w:rPr>
+          <w:rFonts w:cs="黑体" w:hint="eastAsia"/>
+          <w:bCs/>
+          <w:sz w:val="24"/>
+        </w:rPr>
+        <w:t xml:space="preserve"> tenure </w:t>
+      </w:r>
+      <w:r>
+        <w:rPr>
+          <w:rFonts w:cs="黑体" w:hint="eastAsia"/>
+          <w:bCs/>
+          <w:sz w:val="24"/>
+        </w:rPr>
+        <w:t>的时间分析突显了生命周期中的留存动态。初期几个月显示出高获取率和早期流失率的下降。从第</w:t>
+      </w:r>
+      <w:r>
+        <w:rPr>
+          <w:rFonts w:cs="黑体" w:hint="eastAsia"/>
+          <w:bCs/>
+          <w:sz w:val="24"/>
+        </w:rPr>
+        <w:t xml:space="preserve"> 10 </w:t>
+      </w:r>
+      <w:r>
+        <w:rPr>
+          <w:rFonts w:cs="黑体" w:hint="eastAsia"/>
+          <w:bCs/>
+          <w:sz w:val="24"/>
+        </w:rPr>
+        <w:t>到第</w:t>
+      </w:r>
+      <w:r>
+        <w:rPr>
+          <w:rFonts w:cs="黑体" w:hint="eastAsia"/>
+          <w:bCs/>
+          <w:sz w:val="24"/>
+        </w:rPr>
+        <w:t xml:space="preserve"> 60 </w:t>
+      </w:r>
+      <w:r>
+        <w:rPr>
+          <w:rFonts w:cs="黑体" w:hint="eastAsia"/>
+          <w:bCs/>
+          <w:sz w:val="24"/>
+        </w:rPr>
+        <w:t>个月的稳定期表明客户成功入网并感到满意。第</w:t>
+      </w:r>
+      <w:r>
+        <w:rPr>
+          <w:rFonts w:cs="黑体" w:hint="eastAsia"/>
+          <w:bCs/>
+          <w:sz w:val="24"/>
+        </w:rPr>
+        <w:t xml:space="preserve"> 70 </w:t>
+      </w:r>
+      <w:r>
+        <w:rPr>
+          <w:rFonts w:cs="黑体" w:hint="eastAsia"/>
+          <w:bCs/>
+          <w:sz w:val="24"/>
+        </w:rPr>
+        <w:t>个月出现的第二个高峰标志着忠诚的长期客户。图</w:t>
+      </w:r>
+      <w:r>
+        <w:rPr>
+          <w:rFonts w:cs="黑体" w:hint="eastAsia"/>
+          <w:bCs/>
+          <w:sz w:val="24"/>
+        </w:rPr>
+        <w:t xml:space="preserve"> 3 </w:t>
+      </w:r>
+      <w:r>
+        <w:rPr>
+          <w:rFonts w:cs="黑体" w:hint="eastAsia"/>
+          <w:bCs/>
+          <w:sz w:val="24"/>
+        </w:rPr>
+        <w:t>中呈现的三峰分布表明需要针对不同生命周期阶段采取定制策略：早期阶段应加强入网体验和期望管理，而中期则应关注价值和忠诚度计划。</w:t>
       </w:r>
     </w:p>
     <w:p>
@@ -41138,7 +41231,7 @@
           <w:bCs/>
           <w:sz w:val="24"/>
         </w:rPr>
-        <w:t xml:space="preserve">III-E </w:t>
+        <w:t xml:space="preserve">IV </w:t>
       </w:r>
       <w:r>
         <w:rPr>
@@ -41146,7 +41239,7 @@
           <w:bCs/>
           <w:sz w:val="24"/>
         </w:rPr>
-        <w:t>探索性数据分析</w:t>
+        <w:t>方法论</w:t>
       </w:r>
     </w:p>
     <w:p>
@@ -41165,7 +41258,7 @@
           <w:bCs/>
           <w:sz w:val="24"/>
         </w:rPr>
-        <w:t xml:space="preserve">III-E1 </w:t>
+        <w:t xml:space="preserve">IV-A </w:t>
       </w:r>
       <w:r>
         <w:rPr>
@@ -41173,7 +41266,7 @@
           <w:bCs/>
           <w:sz w:val="24"/>
         </w:rPr>
-        <w:t>月度费用差异分析</w:t>
+        <w:t>数据预处理</w:t>
       </w:r>
     </w:p>
     <w:p>
@@ -41192,23 +41285,45 @@
           <w:bCs/>
           <w:sz w:val="24"/>
         </w:rPr>
-        <w:t>对平均月度费用的分析显示，流失客户与保留客户群体之间存在统计学意义上的显著差异。终止服务的客户平均月度费用为</w:t>
-      </w:r>
+        <w:t>有效的数据预处理是构建稳健的客户流失预测模型的基本前提。我们的预处理流程解决了三个关键挑战：分类变量编码、缺失值填补以及异常值检测。这些转换确保数据与机器学习算法的兼容性，同时保持对准确预测至关重要的基础统计特性。</w:t>
+      </w:r>
+    </w:p>
+    <w:p>
+      <w:pPr>
+        <w:spacing w:line="300" w:lineRule="auto"/>
+        <w:ind w:firstLineChars="200" w:firstLine="480"/>
+        <w:rPr>
+          <w:rFonts w:cs="黑体"/>
+          <w:bCs/>
+          <w:sz w:val="24"/>
+        </w:rPr>
+      </w:pPr>
       <w:r>
         <w:rPr>
           <w:rFonts w:cs="黑体" w:hint="eastAsia"/>
           <w:bCs/>
           <w:sz w:val="24"/>
         </w:rPr>
-        <w:t xml:space="preserve"> 74.44 </w:t>
-      </w:r>
+        <w:t>预处理框架包括：</w:t>
+      </w:r>
+    </w:p>
+    <w:p>
+      <w:pPr>
+        <w:spacing w:line="300" w:lineRule="auto"/>
+        <w:ind w:firstLineChars="200" w:firstLine="480"/>
+        <w:rPr>
+          <w:rFonts w:cs="黑体"/>
+          <w:bCs/>
+          <w:sz w:val="24"/>
+        </w:rPr>
+      </w:pPr>
       <w:r>
         <w:rPr>
           <w:rFonts w:cs="黑体" w:hint="eastAsia"/>
           <w:bCs/>
           <w:sz w:val="24"/>
         </w:rPr>
-        <w:t>美元，而保留客户为</w:t>
+        <w:t>•</w:t>
       </w:r>
       <w:r>
         <w:rPr>
@@ -41216,7 +41331,7 @@
           <w:bCs/>
           <w:sz w:val="24"/>
         </w:rPr>
-        <w:t xml:space="preserve"> 61.27 </w:t>
+        <w:t xml:space="preserve"> </w:t>
       </w:r>
       <w:r>
         <w:rPr>
@@ -41224,15 +41339,26 @@
           <w:bCs/>
           <w:sz w:val="24"/>
         </w:rPr>
-        <w:t>美元，高出</w:t>
-      </w:r>
+        <w:t>类别编码：将分类变量转换为模型可以处理的数值表示形式，采用保留数据内部语义关系的编码方案。</w:t>
+      </w:r>
+    </w:p>
+    <w:p>
+      <w:pPr>
+        <w:spacing w:line="300" w:lineRule="auto"/>
+        <w:ind w:firstLineChars="200" w:firstLine="480"/>
+        <w:rPr>
+          <w:rFonts w:cs="黑体"/>
+          <w:bCs/>
+          <w:sz w:val="24"/>
+        </w:rPr>
+      </w:pPr>
       <w:r>
         <w:rPr>
           <w:rFonts w:cs="黑体" w:hint="eastAsia"/>
           <w:bCs/>
           <w:sz w:val="24"/>
         </w:rPr>
-        <w:t xml:space="preserve"> 21.5%</w:t>
+        <w:t>•</w:t>
       </w:r>
       <w:r>
         <w:rPr>
@@ -41240,7 +41366,7 @@
           <w:bCs/>
           <w:sz w:val="24"/>
         </w:rPr>
-        <w:t>。这种差异表明价格敏感性可能是导致客户流失的一个潜在因素，尤其是在客户对服务价值的感知无法证明更高费用的情况下。观察到的这种模式表明，可以采用基于价值的定价策略，并针对价格敏感群体提供定向折扣。图</w:t>
+        <w:t xml:space="preserve"> </w:t>
       </w:r>
       <w:r>
         <w:rPr>
@@ -41248,477 +41374,7 @@
           <w:bCs/>
           <w:sz w:val="24"/>
         </w:rPr>
-        <w:t xml:space="preserve"> 1 </w:t>
-      </w:r>
-      <w:r>
-        <w:rPr>
-          <w:rFonts w:cs="黑体" w:hint="eastAsia"/>
-          <w:bCs/>
-          <w:sz w:val="24"/>
-        </w:rPr>
-        <w:t>展示了不同客户群体之间的费用差异。</w:t>
-      </w:r>
-    </w:p>
-    <w:p>
-      <w:pPr>
-        <w:spacing w:line="300" w:lineRule="auto"/>
-        <w:ind w:firstLineChars="200" w:firstLine="480"/>
-        <w:rPr>
-          <w:rFonts w:cs="黑体"/>
-          <w:bCs/>
-          <w:sz w:val="24"/>
-        </w:rPr>
-      </w:pPr>
-      <w:r>
-        <w:rPr>
-          <w:rFonts w:cs="黑体" w:hint="eastAsia"/>
-          <w:bCs/>
-          <w:sz w:val="24"/>
-        </w:rPr>
-        <w:t xml:space="preserve">III-E2 </w:t>
-      </w:r>
-      <w:r>
-        <w:rPr>
-          <w:rFonts w:cs="黑体" w:hint="eastAsia"/>
-          <w:bCs/>
-          <w:sz w:val="24"/>
-        </w:rPr>
-        <w:t>客户生命周期价值分布</w:t>
-      </w:r>
-    </w:p>
-    <w:p>
-      <w:pPr>
-        <w:spacing w:line="300" w:lineRule="auto"/>
-        <w:ind w:firstLineChars="200" w:firstLine="480"/>
-        <w:rPr>
-          <w:rFonts w:cs="黑体"/>
-          <w:bCs/>
-          <w:sz w:val="24"/>
-        </w:rPr>
-      </w:pPr>
-      <w:r>
-        <w:rPr>
-          <w:rFonts w:cs="黑体" w:hint="eastAsia"/>
-          <w:bCs/>
-          <w:sz w:val="24"/>
-        </w:rPr>
-        <w:t>客户生命周期价值（</w:t>
-      </w:r>
-      <w:r>
-        <w:rPr>
-          <w:rFonts w:cs="黑体" w:hint="eastAsia"/>
-          <w:bCs/>
-          <w:sz w:val="24"/>
-        </w:rPr>
-        <w:t>CLV</w:t>
-      </w:r>
-      <w:r>
-        <w:rPr>
-          <w:rFonts w:cs="黑体" w:hint="eastAsia"/>
-          <w:bCs/>
-          <w:sz w:val="24"/>
-        </w:rPr>
-        <w:t>）分析显示，流失和保留客户群体之间存在明显的差异模式。保留客户具有集中分布的</w:t>
-      </w:r>
-      <w:r>
-        <w:rPr>
-          <w:rFonts w:cs="黑体" w:hint="eastAsia"/>
-          <w:bCs/>
-          <w:sz w:val="24"/>
-        </w:rPr>
-        <w:t xml:space="preserve"> CLV</w:t>
-      </w:r>
-      <w:r>
-        <w:rPr>
-          <w:rFonts w:cs="黑体" w:hint="eastAsia"/>
-          <w:bCs/>
-          <w:sz w:val="24"/>
-        </w:rPr>
-        <w:t>，中位数较低，但包含忠诚度高、收入高的异常值。流失客户显示出更高的</w:t>
-      </w:r>
-      <w:r>
-        <w:rPr>
-          <w:rFonts w:cs="黑体" w:hint="eastAsia"/>
-          <w:bCs/>
-          <w:sz w:val="24"/>
-        </w:rPr>
-        <w:t xml:space="preserve"> CLV </w:t>
-      </w:r>
-      <w:r>
-        <w:rPr>
-          <w:rFonts w:cs="黑体" w:hint="eastAsia"/>
-          <w:bCs/>
-          <w:sz w:val="24"/>
-        </w:rPr>
-        <w:t>中位数和更大的方差，表明有价值的客户可能由于未满足的服务期望而流失。图</w:t>
-      </w:r>
-      <w:r>
-        <w:rPr>
-          <w:rFonts w:cs="黑体" w:hint="eastAsia"/>
-          <w:bCs/>
-          <w:sz w:val="24"/>
-        </w:rPr>
-        <w:t xml:space="preserve"> 2 </w:t>
-      </w:r>
-      <w:r>
-        <w:rPr>
-          <w:rFonts w:cs="黑体" w:hint="eastAsia"/>
-          <w:bCs/>
-          <w:sz w:val="24"/>
-        </w:rPr>
-        <w:t>中流失客户</w:t>
-      </w:r>
-      <w:r>
-        <w:rPr>
-          <w:rFonts w:cs="黑体" w:hint="eastAsia"/>
-          <w:bCs/>
-          <w:sz w:val="24"/>
-        </w:rPr>
-        <w:t xml:space="preserve"> CLV </w:t>
-      </w:r>
-      <w:r>
-        <w:rPr>
-          <w:rFonts w:cs="黑体" w:hint="eastAsia"/>
-          <w:bCs/>
-          <w:sz w:val="24"/>
-        </w:rPr>
-        <w:t>的双峰分布突显了对高价值客户群体实施个性化保留策略的必要性。</w:t>
-      </w:r>
-    </w:p>
-    <w:p>
-      <w:pPr>
-        <w:spacing w:line="300" w:lineRule="auto"/>
-        <w:ind w:firstLineChars="200" w:firstLine="480"/>
-        <w:rPr>
-          <w:rFonts w:cs="黑体"/>
-          <w:bCs/>
-          <w:sz w:val="24"/>
-        </w:rPr>
-      </w:pPr>
-      <w:r>
-        <w:rPr>
-          <w:rFonts w:cs="黑体" w:hint="eastAsia"/>
-          <w:bCs/>
-          <w:sz w:val="24"/>
-        </w:rPr>
-        <w:t xml:space="preserve">III-E3 </w:t>
-      </w:r>
-      <w:r>
-        <w:rPr>
-          <w:rFonts w:cs="黑体" w:hint="eastAsia"/>
-          <w:bCs/>
-          <w:sz w:val="24"/>
-        </w:rPr>
-        <w:t>用户任期分布与留存模式</w:t>
-      </w:r>
-    </w:p>
-    <w:p>
-      <w:pPr>
-        <w:spacing w:line="300" w:lineRule="auto"/>
-        <w:ind w:firstLineChars="200" w:firstLine="480"/>
-        <w:rPr>
-          <w:rFonts w:cs="黑体"/>
-          <w:bCs/>
-          <w:sz w:val="24"/>
-        </w:rPr>
-      </w:pPr>
-      <w:r>
-        <w:rPr>
-          <w:rFonts w:cs="黑体" w:hint="eastAsia"/>
-          <w:bCs/>
-          <w:sz w:val="24"/>
-        </w:rPr>
-        <w:t>对客户</w:t>
-      </w:r>
-      <w:r>
-        <w:rPr>
-          <w:rFonts w:cs="黑体" w:hint="eastAsia"/>
-          <w:bCs/>
-          <w:sz w:val="24"/>
-        </w:rPr>
-        <w:t xml:space="preserve"> tenure </w:t>
-      </w:r>
-      <w:r>
-        <w:rPr>
-          <w:rFonts w:cs="黑体" w:hint="eastAsia"/>
-          <w:bCs/>
-          <w:sz w:val="24"/>
-        </w:rPr>
-        <w:t>的时间分析突显了生命周期中的留存动态。初期几个月显示出高获取率和早期流失率的下降。从第</w:t>
-      </w:r>
-      <w:r>
-        <w:rPr>
-          <w:rFonts w:cs="黑体" w:hint="eastAsia"/>
-          <w:bCs/>
-          <w:sz w:val="24"/>
-        </w:rPr>
-        <w:t xml:space="preserve"> 10 </w:t>
-      </w:r>
-      <w:r>
-        <w:rPr>
-          <w:rFonts w:cs="黑体" w:hint="eastAsia"/>
-          <w:bCs/>
-          <w:sz w:val="24"/>
-        </w:rPr>
-        <w:t>到第</w:t>
-      </w:r>
-      <w:r>
-        <w:rPr>
-          <w:rFonts w:cs="黑体" w:hint="eastAsia"/>
-          <w:bCs/>
-          <w:sz w:val="24"/>
-        </w:rPr>
-        <w:t xml:space="preserve"> 60 </w:t>
-      </w:r>
-      <w:proofErr w:type="gramStart"/>
-      <w:r>
-        <w:rPr>
-          <w:rFonts w:cs="黑体" w:hint="eastAsia"/>
-          <w:bCs/>
-          <w:sz w:val="24"/>
-        </w:rPr>
-        <w:t>个</w:t>
-      </w:r>
-      <w:proofErr w:type="gramEnd"/>
-      <w:r>
-        <w:rPr>
-          <w:rFonts w:cs="黑体" w:hint="eastAsia"/>
-          <w:bCs/>
-          <w:sz w:val="24"/>
-        </w:rPr>
-        <w:t>月的稳定期表明客户成功入网并感到满意。第</w:t>
-      </w:r>
-      <w:r>
-        <w:rPr>
-          <w:rFonts w:cs="黑体" w:hint="eastAsia"/>
-          <w:bCs/>
-          <w:sz w:val="24"/>
-        </w:rPr>
-        <w:t xml:space="preserve"> 70 </w:t>
-      </w:r>
-      <w:proofErr w:type="gramStart"/>
-      <w:r>
-        <w:rPr>
-          <w:rFonts w:cs="黑体" w:hint="eastAsia"/>
-          <w:bCs/>
-          <w:sz w:val="24"/>
-        </w:rPr>
-        <w:t>个</w:t>
-      </w:r>
-      <w:proofErr w:type="gramEnd"/>
-      <w:r>
-        <w:rPr>
-          <w:rFonts w:cs="黑体" w:hint="eastAsia"/>
-          <w:bCs/>
-          <w:sz w:val="24"/>
-        </w:rPr>
-        <w:t>月出现的第二个高峰标志着忠诚的长期客户。图</w:t>
-      </w:r>
-      <w:r>
-        <w:rPr>
-          <w:rFonts w:cs="黑体" w:hint="eastAsia"/>
-          <w:bCs/>
-          <w:sz w:val="24"/>
-        </w:rPr>
-        <w:t xml:space="preserve"> 3 </w:t>
-      </w:r>
-      <w:r>
-        <w:rPr>
-          <w:rFonts w:cs="黑体" w:hint="eastAsia"/>
-          <w:bCs/>
-          <w:sz w:val="24"/>
-        </w:rPr>
-        <w:t>中呈现的三峰分布表明需要针对不同生命周期阶段采取定制策略：早期阶段应加强入网体验和期望管理，而中期则应关注价值和忠诚度计划。</w:t>
-      </w:r>
-    </w:p>
-    <w:p>
-      <w:pPr>
-        <w:spacing w:line="300" w:lineRule="auto"/>
-        <w:ind w:firstLineChars="200" w:firstLine="480"/>
-        <w:rPr>
-          <w:rFonts w:cs="黑体"/>
-          <w:bCs/>
-          <w:sz w:val="24"/>
-        </w:rPr>
-      </w:pPr>
-      <w:r>
-        <w:rPr>
-          <w:rFonts w:cs="黑体" w:hint="eastAsia"/>
-          <w:bCs/>
-          <w:sz w:val="24"/>
-        </w:rPr>
-        <w:t xml:space="preserve">IV </w:t>
-      </w:r>
-      <w:r>
-        <w:rPr>
-          <w:rFonts w:cs="黑体" w:hint="eastAsia"/>
-          <w:bCs/>
-          <w:sz w:val="24"/>
-        </w:rPr>
-        <w:t>方法论</w:t>
-      </w:r>
-    </w:p>
-    <w:p>
-      <w:pPr>
-        <w:spacing w:line="300" w:lineRule="auto"/>
-        <w:ind w:firstLineChars="200" w:firstLine="480"/>
-        <w:rPr>
-          <w:rFonts w:cs="黑体"/>
-          <w:bCs/>
-          <w:sz w:val="24"/>
-        </w:rPr>
-      </w:pPr>
-      <w:r>
-        <w:rPr>
-          <w:rFonts w:cs="黑体" w:hint="eastAsia"/>
-          <w:bCs/>
-          <w:sz w:val="24"/>
-        </w:rPr>
-        <w:t xml:space="preserve">IV-A </w:t>
-      </w:r>
-      <w:r>
-        <w:rPr>
-          <w:rFonts w:cs="黑体" w:hint="eastAsia"/>
-          <w:bCs/>
-          <w:sz w:val="24"/>
-        </w:rPr>
-        <w:t>数据预处理</w:t>
-      </w:r>
-    </w:p>
-    <w:p>
-      <w:pPr>
-        <w:spacing w:line="300" w:lineRule="auto"/>
-        <w:ind w:firstLineChars="200" w:firstLine="480"/>
-        <w:rPr>
-          <w:rFonts w:cs="黑体"/>
-          <w:bCs/>
-          <w:sz w:val="24"/>
-        </w:rPr>
-      </w:pPr>
-      <w:r>
-        <w:rPr>
-          <w:rFonts w:cs="黑体" w:hint="eastAsia"/>
-          <w:bCs/>
-          <w:sz w:val="24"/>
-        </w:rPr>
-        <w:t>有效的数据预处理是构建稳健的客户流失预测模型的基本前提。我们的预处理流程解决了三个关键挑战：分类变量编码、</w:t>
-      </w:r>
-      <w:proofErr w:type="gramStart"/>
-      <w:r>
-        <w:rPr>
-          <w:rFonts w:cs="黑体" w:hint="eastAsia"/>
-          <w:bCs/>
-          <w:sz w:val="24"/>
-        </w:rPr>
-        <w:t>缺失值</w:t>
-      </w:r>
-      <w:proofErr w:type="gramEnd"/>
-      <w:r>
-        <w:rPr>
-          <w:rFonts w:cs="黑体" w:hint="eastAsia"/>
-          <w:bCs/>
-          <w:sz w:val="24"/>
-        </w:rPr>
-        <w:t>填补以及异常值检测。这些转换确保数据与机器学习算法的兼容性，同时保持对准确预测至关重要的基础统计特性。</w:t>
-      </w:r>
-    </w:p>
-    <w:p>
-      <w:pPr>
-        <w:spacing w:line="300" w:lineRule="auto"/>
-        <w:ind w:firstLineChars="200" w:firstLine="480"/>
-        <w:rPr>
-          <w:rFonts w:cs="黑体"/>
-          <w:bCs/>
-          <w:sz w:val="24"/>
-        </w:rPr>
-      </w:pPr>
-      <w:r>
-        <w:rPr>
-          <w:rFonts w:cs="黑体" w:hint="eastAsia"/>
-          <w:bCs/>
-          <w:sz w:val="24"/>
-        </w:rPr>
-        <w:t>预处理框架包括：</w:t>
-      </w:r>
-    </w:p>
-    <w:p>
-      <w:pPr>
-        <w:spacing w:line="300" w:lineRule="auto"/>
-        <w:ind w:firstLineChars="200" w:firstLine="480"/>
-        <w:rPr>
-          <w:rFonts w:cs="黑体"/>
-          <w:bCs/>
-          <w:sz w:val="24"/>
-        </w:rPr>
-      </w:pPr>
-      <w:r>
-        <w:rPr>
-          <w:rFonts w:cs="黑体" w:hint="eastAsia"/>
-          <w:bCs/>
-          <w:sz w:val="24"/>
-        </w:rPr>
-        <w:t>•</w:t>
-      </w:r>
-      <w:r>
-        <w:rPr>
-          <w:rFonts w:cs="黑体" w:hint="eastAsia"/>
-          <w:bCs/>
-          <w:sz w:val="24"/>
-        </w:rPr>
-        <w:t xml:space="preserve"> </w:t>
-      </w:r>
-      <w:r>
-        <w:rPr>
-          <w:rFonts w:cs="黑体" w:hint="eastAsia"/>
-          <w:bCs/>
-          <w:sz w:val="24"/>
-        </w:rPr>
-        <w:t>类别编码：将分类变量转换为模型可以处理的数值表示形式，采用保留数据内部语义关系的编码方案。</w:t>
-      </w:r>
-    </w:p>
-    <w:p>
-      <w:pPr>
-        <w:spacing w:line="300" w:lineRule="auto"/>
-        <w:ind w:firstLineChars="200" w:firstLine="480"/>
-        <w:rPr>
-          <w:rFonts w:cs="黑体"/>
-          <w:bCs/>
-          <w:sz w:val="24"/>
-        </w:rPr>
-      </w:pPr>
-      <w:r>
-        <w:rPr>
-          <w:rFonts w:cs="黑体" w:hint="eastAsia"/>
-          <w:bCs/>
-          <w:sz w:val="24"/>
-        </w:rPr>
-        <w:t>•</w:t>
-      </w:r>
-      <w:r>
-        <w:rPr>
-          <w:rFonts w:cs="黑体" w:hint="eastAsia"/>
-          <w:bCs/>
-          <w:sz w:val="24"/>
-        </w:rPr>
-        <w:t xml:space="preserve"> </w:t>
-      </w:r>
-      <w:proofErr w:type="gramStart"/>
-      <w:r>
-        <w:rPr>
-          <w:rFonts w:cs="黑体" w:hint="eastAsia"/>
-          <w:bCs/>
-          <w:sz w:val="24"/>
-        </w:rPr>
-        <w:t>缺失值</w:t>
-      </w:r>
-      <w:proofErr w:type="gramEnd"/>
-      <w:r>
-        <w:rPr>
-          <w:rFonts w:cs="黑体" w:hint="eastAsia"/>
-          <w:bCs/>
-          <w:sz w:val="24"/>
-        </w:rPr>
-        <w:t>填补：实施基于上下文的填补策略，利用特征间的关联关系来估计</w:t>
+        <w:t>缺失值填补：实施基于上下文的填补策略，利用特征间的关联关系来估计</w:t>
       </w:r>
       <w:r>
         <w:rPr>
@@ -41961,23 +41617,32 @@
         </w:rPr>
         <w:t xml:space="preserve">IV-A2 </w:t>
       </w:r>
-      <w:proofErr w:type="gramStart"/>
       <w:r>
         <w:rPr>
           <w:rFonts w:cs="黑体" w:hint="eastAsia"/>
           <w:bCs/>
           <w:sz w:val="24"/>
         </w:rPr>
-        <w:t>缺失值</w:t>
-      </w:r>
-      <w:proofErr w:type="gramEnd"/>
+        <w:t>缺失值填补策略</w:t>
+      </w:r>
+    </w:p>
+    <w:p>
+      <w:pPr>
+        <w:spacing w:line="300" w:lineRule="auto"/>
+        <w:ind w:firstLineChars="200" w:firstLine="480"/>
+        <w:rPr>
+          <w:rFonts w:cs="黑体"/>
+          <w:bCs/>
+          <w:sz w:val="24"/>
+        </w:rPr>
+      </w:pPr>
       <w:r>
         <w:rPr>
           <w:rFonts w:cs="黑体" w:hint="eastAsia"/>
           <w:bCs/>
           <w:sz w:val="24"/>
         </w:rPr>
-        <w:t>填补策略</w:t>
+        <w:t>我们的填补方法利用领域知识和特征间的依赖关系来系统地处理缺失数据：</w:t>
       </w:r>
     </w:p>
     <w:p>
@@ -41996,70 +41661,23 @@
           <w:bCs/>
           <w:sz w:val="24"/>
         </w:rPr>
-        <w:t>我们的填补方法利用领域知识和特征间的依赖关系来系统地处理缺失数据：</w:t>
-      </w:r>
-    </w:p>
-    <w:p>
-      <w:pPr>
-        <w:spacing w:line="300" w:lineRule="auto"/>
-        <w:ind w:firstLineChars="200" w:firstLine="480"/>
-        <w:rPr>
-          <w:rFonts w:cs="黑体"/>
-          <w:bCs/>
-          <w:sz w:val="24"/>
-        </w:rPr>
-      </w:pPr>
+        <w:t>基于模型的财务变量填补：</w:t>
+      </w:r>
       <w:r>
         <w:rPr>
           <w:rFonts w:cs="黑体" w:hint="eastAsia"/>
           <w:bCs/>
           <w:sz w:val="24"/>
         </w:rPr>
-        <w:t>基于模型的财务变量填补：</w:t>
-      </w:r>
-      <w:proofErr w:type="spellStart"/>
+        <w:t xml:space="preserve">TotalCharges </w:t>
+      </w:r>
       <w:r>
         <w:rPr>
           <w:rFonts w:cs="黑体" w:hint="eastAsia"/>
           <w:bCs/>
           <w:sz w:val="24"/>
         </w:rPr>
-        <w:t>TotalCharges</w:t>
-      </w:r>
-      <w:proofErr w:type="spellEnd"/>
-      <w:r>
-        <w:rPr>
-          <w:rFonts w:cs="黑体" w:hint="eastAsia"/>
-          <w:bCs/>
-          <w:sz w:val="24"/>
-        </w:rPr>
-        <w:t xml:space="preserve"> </w:t>
-      </w:r>
-      <w:r>
-        <w:rPr>
-          <w:rFonts w:cs="黑体" w:hint="eastAsia"/>
-          <w:bCs/>
-          <w:sz w:val="24"/>
-        </w:rPr>
-        <w:t>中的</w:t>
-      </w:r>
-      <w:proofErr w:type="gramStart"/>
-      <w:r>
-        <w:rPr>
-          <w:rFonts w:cs="黑体" w:hint="eastAsia"/>
-          <w:bCs/>
-          <w:sz w:val="24"/>
-        </w:rPr>
-        <w:t>缺失值</w:t>
-      </w:r>
-      <w:proofErr w:type="gramEnd"/>
-      <w:r>
-        <w:rPr>
-          <w:rFonts w:cs="黑体" w:hint="eastAsia"/>
-          <w:bCs/>
-          <w:sz w:val="24"/>
-        </w:rPr>
-        <w:t>使用可观测特征的确定性关系进行填补：</w:t>
+        <w:t>中的缺失值使用可观测特征的确定性关系进行填补：</w:t>
       </w:r>
     </w:p>
     <w:bookmarkStart w:id="3" w:name="_Hlk218457408"/>
@@ -42194,25 +41812,7 @@
           <w:bCs/>
           <w:sz w:val="24"/>
         </w:rPr>
-        <w:t>语义零填补：对于服务相关特征，</w:t>
-      </w:r>
-      <w:proofErr w:type="gramStart"/>
-      <w:r>
-        <w:rPr>
-          <w:rFonts w:cs="黑体" w:hint="eastAsia"/>
-          <w:bCs/>
-          <w:sz w:val="24"/>
-        </w:rPr>
-        <w:t>缺失值</w:t>
-      </w:r>
-      <w:proofErr w:type="gramEnd"/>
-      <w:r>
-        <w:rPr>
-          <w:rFonts w:cs="黑体" w:hint="eastAsia"/>
-          <w:bCs/>
-          <w:sz w:val="24"/>
-        </w:rPr>
-        <w:t>采用零填补，反映了缺失数据意味着未订阅可选服务的语义解释。这一策略符合业务背景，即未记录的服务意味着未使用。</w:t>
+        <w:t>语义零填补：对于服务相关特征，缺失值采用零填补，反映了缺失数据意味着未订阅可选服务的语义解释。这一策略符合业务背景，即未记录的服务意味着未使用。</w:t>
       </w:r>
     </w:p>
     <w:p>
@@ -42967,23 +42567,21 @@
         </w:rPr>
         <w:t xml:space="preserve"> 32 </w:t>
       </w:r>
-      <w:proofErr w:type="gramStart"/>
       <w:r>
         <w:rPr>
           <w:rFonts w:cs="黑体" w:hint="eastAsia"/>
           <w:bCs/>
           <w:sz w:val="24"/>
         </w:rPr>
-        <w:t>个</w:t>
-      </w:r>
-      <w:proofErr w:type="gramEnd"/>
+        <w:t>个神经元并使用</w:t>
+      </w:r>
       <w:r>
         <w:rPr>
           <w:rFonts w:cs="黑体" w:hint="eastAsia"/>
           <w:bCs/>
           <w:sz w:val="24"/>
         </w:rPr>
-        <w:t>神经元并使用</w:t>
+        <w:t xml:space="preserve"> ReLU </w:t>
       </w:r>
       <w:r>
         <w:rPr>
@@ -42991,25 +42589,23 @@
           <w:bCs/>
           <w:sz w:val="24"/>
         </w:rPr>
-        <w:t xml:space="preserve"> </w:t>
-      </w:r>
-      <w:proofErr w:type="spellStart"/>
+        <w:t>激活函数，从而实现非线性特征转换，同时保持计算效率。如图</w:t>
+      </w:r>
       <w:r>
         <w:rPr>
           <w:rFonts w:cs="黑体" w:hint="eastAsia"/>
           <w:bCs/>
           <w:sz w:val="24"/>
         </w:rPr>
-        <w:t>ReLU</w:t>
-      </w:r>
-      <w:proofErr w:type="spellEnd"/>
+        <w:t xml:space="preserve"> 4 </w:t>
+      </w:r>
       <w:r>
         <w:rPr>
           <w:rFonts w:cs="黑体" w:hint="eastAsia"/>
           <w:bCs/>
           <w:sz w:val="24"/>
         </w:rPr>
-        <w:t xml:space="preserve"> </w:t>
+        <w:t>所示，该架构是通过系统性实验比较多种神经网络结构（包括</w:t>
       </w:r>
       <w:r>
         <w:rPr>
@@ -43017,7 +42613,7 @@
           <w:bCs/>
           <w:sz w:val="24"/>
         </w:rPr>
-        <w:t>激活函数，从而实现非线性特征转换，同时保持计算效率。如图</w:t>
+        <w:t xml:space="preserve"> Transformer [43]</w:t>
       </w:r>
       <w:r>
         <w:rPr>
@@ -43025,7 +42621,7 @@
           <w:bCs/>
           <w:sz w:val="24"/>
         </w:rPr>
-        <w:t xml:space="preserve"> 4 </w:t>
+        <w:t>、卷积神经网络</w:t>
       </w:r>
       <w:r>
         <w:rPr>
@@ -43033,7 +42629,7 @@
           <w:bCs/>
           <w:sz w:val="24"/>
         </w:rPr>
-        <w:t>所示，该架构是通过系统性实验比较多种神经网络结构（包括</w:t>
+        <w:t xml:space="preserve"> [44] </w:t>
       </w:r>
       <w:r>
         <w:rPr>
@@ -43041,7 +42637,7 @@
           <w:bCs/>
           <w:sz w:val="24"/>
         </w:rPr>
-        <w:t xml:space="preserve"> Transformer [43]</w:t>
+        <w:t>和</w:t>
       </w:r>
       <w:r>
         <w:rPr>
@@ -43049,7 +42645,7 @@
           <w:bCs/>
           <w:sz w:val="24"/>
         </w:rPr>
-        <w:t>、卷积神经网络</w:t>
+        <w:t xml:space="preserve"> Mamba [45]</w:t>
       </w:r>
       <w:r>
         <w:rPr>
@@ -43057,15 +42653,26 @@
           <w:bCs/>
           <w:sz w:val="24"/>
         </w:rPr>
-        <w:t xml:space="preserve"> [44] </w:t>
-      </w:r>
+        <w:t>）后选定的。这些更复杂的架构在我们的数据集上表现出显著的过拟合现象，这表明相对较小的数据复杂度更适合使用更简单、更容易进行正则化的模型。</w:t>
+      </w:r>
+    </w:p>
+    <w:p>
+      <w:pPr>
+        <w:spacing w:line="300" w:lineRule="auto"/>
+        <w:ind w:firstLineChars="200" w:firstLine="480"/>
+        <w:rPr>
+          <w:rFonts w:cs="黑体"/>
+          <w:bCs/>
+          <w:sz w:val="24"/>
+        </w:rPr>
+      </w:pPr>
       <w:r>
         <w:rPr>
           <w:rFonts w:cs="黑体" w:hint="eastAsia"/>
           <w:bCs/>
           <w:sz w:val="24"/>
         </w:rPr>
-        <w:t>和</w:t>
+        <w:t xml:space="preserve">IV-C </w:t>
       </w:r>
       <w:r>
         <w:rPr>
@@ -43073,87 +42680,34 @@
           <w:bCs/>
           <w:sz w:val="24"/>
         </w:rPr>
-        <w:t xml:space="preserve"> Mamba [45]</w:t>
-      </w:r>
+        <w:t>实验设置</w:t>
+      </w:r>
+    </w:p>
+    <w:p>
+      <w:pPr>
+        <w:spacing w:line="300" w:lineRule="auto"/>
+        <w:ind w:firstLineChars="200" w:firstLine="480"/>
+        <w:rPr>
+          <w:rFonts w:cs="黑体"/>
+          <w:bCs/>
+          <w:sz w:val="24"/>
+        </w:rPr>
+      </w:pPr>
       <w:r>
         <w:rPr>
           <w:rFonts w:cs="黑体" w:hint="eastAsia"/>
           <w:bCs/>
           <w:sz w:val="24"/>
         </w:rPr>
-        <w:t>）后选定的。这些更复杂的架构在我们的数据集上表现出显著的过拟合现象，这表明相对较小的数据复杂度更适合使用更简单、更容易进行正则化的模型。</w:t>
-      </w:r>
-    </w:p>
-    <w:p>
-      <w:pPr>
-        <w:spacing w:line="300" w:lineRule="auto"/>
-        <w:ind w:firstLineChars="200" w:firstLine="480"/>
-        <w:rPr>
-          <w:rFonts w:cs="黑体"/>
-          <w:bCs/>
-          <w:sz w:val="24"/>
-        </w:rPr>
-      </w:pPr>
+        <w:t>我们使用</w:t>
+      </w:r>
       <w:r>
         <w:rPr>
           <w:rFonts w:cs="黑体" w:hint="eastAsia"/>
           <w:bCs/>
           <w:sz w:val="24"/>
         </w:rPr>
-        <w:t xml:space="preserve">IV-C </w:t>
-      </w:r>
-      <w:r>
-        <w:rPr>
-          <w:rFonts w:cs="黑体" w:hint="eastAsia"/>
-          <w:bCs/>
-          <w:sz w:val="24"/>
-        </w:rPr>
-        <w:t>实验设置</w:t>
-      </w:r>
-    </w:p>
-    <w:p>
-      <w:pPr>
-        <w:spacing w:line="300" w:lineRule="auto"/>
-        <w:ind w:firstLineChars="200" w:firstLine="480"/>
-        <w:rPr>
-          <w:rFonts w:cs="黑体"/>
-          <w:bCs/>
-          <w:sz w:val="24"/>
-        </w:rPr>
-      </w:pPr>
-      <w:r>
-        <w:rPr>
-          <w:rFonts w:cs="黑体" w:hint="eastAsia"/>
-          <w:bCs/>
-          <w:sz w:val="24"/>
-        </w:rPr>
-        <w:t>我们使用</w:t>
-      </w:r>
-      <w:r>
-        <w:rPr>
-          <w:rFonts w:cs="黑体" w:hint="eastAsia"/>
-          <w:bCs/>
-          <w:sz w:val="24"/>
-        </w:rPr>
-        <w:t xml:space="preserve"> </w:t>
-      </w:r>
-      <w:proofErr w:type="spellStart"/>
-      <w:r>
-        <w:rPr>
-          <w:rFonts w:cs="黑体" w:hint="eastAsia"/>
-          <w:bCs/>
-          <w:sz w:val="24"/>
-        </w:rPr>
-        <w:t>PyTorch</w:t>
-      </w:r>
-      <w:proofErr w:type="spellEnd"/>
-      <w:r>
-        <w:rPr>
-          <w:rFonts w:cs="黑体" w:hint="eastAsia"/>
-          <w:bCs/>
-          <w:sz w:val="24"/>
-        </w:rPr>
-        <w:t xml:space="preserve"> </w:t>
+        <w:t xml:space="preserve"> PyTorch </w:t>
       </w:r>
       <w:r>
         <w:rPr>
@@ -44184,25 +43738,7 @@
           <w:bCs/>
           <w:sz w:val="24"/>
         </w:rPr>
-        <w:t>通过</w:t>
-      </w:r>
-      <w:proofErr w:type="gramStart"/>
-      <w:r>
-        <w:rPr>
-          <w:rFonts w:cs="黑体" w:hint="eastAsia"/>
-          <w:bCs/>
-          <w:sz w:val="24"/>
-        </w:rPr>
-        <w:t>识别高</w:t>
-      </w:r>
-      <w:proofErr w:type="gramEnd"/>
-      <w:r>
-        <w:rPr>
-          <w:rFonts w:cs="黑体" w:hint="eastAsia"/>
-          <w:bCs/>
-          <w:sz w:val="24"/>
-        </w:rPr>
-        <w:t>风险客户群体，企业可以实施与流失概率和客户价值相匹配的分层保留策略。这包括针对高风险群体的个性化优惠、主动的服务干预以及增强的客户服务。</w:t>
+        <w:t>通过识别高风险客户群体，企业可以实施与流失概率和客户价值相匹配的分层保留策略。这包括针对高风险群体的个性化优惠、主动的服务干预以及增强的客户服务。</w:t>
       </w:r>
     </w:p>
     <w:p>
@@ -45727,70 +45263,34 @@
           <w:bCs/>
           <w:sz w:val="24"/>
         </w:rPr>
-        <w:t xml:space="preserve"> Hidden Layers: Three fully connected layers with 32 units each, </w:t>
-      </w:r>
-      <w:proofErr w:type="spellStart"/>
-      <w:r>
+        <w:t xml:space="preserve"> Hidden Layers: Three fully connected layers with 32 units each, ReLU activation</w:t>
+      </w:r>
+    </w:p>
+    <w:p>
+      <w:pPr>
+        <w:spacing w:line="300" w:lineRule="auto"/>
+        <w:ind w:firstLineChars="200" w:firstLine="480"/>
         <w:rPr>
           <w:rFonts w:cs="黑体"/>
           <w:bCs/>
           <w:sz w:val="24"/>
         </w:rPr>
-        <w:t>ReLU</w:t>
-      </w:r>
-      <w:proofErr w:type="spellEnd"/>
+      </w:pPr>
+      <w:r>
+        <w:rPr>
+          <w:rFonts w:cs="黑体" w:hint="eastAsia"/>
+          <w:bCs/>
+          <w:sz w:val="24"/>
+        </w:rPr>
+        <w:t>•</w:t>
+      </w:r>
       <w:r>
         <w:rPr>
           <w:rFonts w:cs="黑体"/>
           <w:bCs/>
           <w:sz w:val="24"/>
         </w:rPr>
-        <w:t xml:space="preserve"> activation</w:t>
-      </w:r>
-    </w:p>
-    <w:p>
-      <w:pPr>
-        <w:spacing w:line="300" w:lineRule="auto"/>
-        <w:ind w:firstLineChars="200" w:firstLine="480"/>
-        <w:rPr>
-          <w:rFonts w:cs="黑体"/>
-          <w:bCs/>
-          <w:sz w:val="24"/>
-        </w:rPr>
-      </w:pPr>
-      <w:r>
-        <w:rPr>
-          <w:rFonts w:cs="黑体" w:hint="eastAsia"/>
-          <w:bCs/>
-          <w:sz w:val="24"/>
-        </w:rPr>
-        <w:t>•</w:t>
-      </w:r>
-      <w:r>
-        <w:rPr>
-          <w:rFonts w:cs="黑体"/>
-          <w:bCs/>
-          <w:sz w:val="24"/>
-        </w:rPr>
-        <w:t xml:space="preserve"> Output Layer: </w:t>
-      </w:r>
-      <w:proofErr w:type="spellStart"/>
-      <w:r>
-        <w:rPr>
-          <w:rFonts w:cs="黑体"/>
-          <w:bCs/>
-          <w:sz w:val="24"/>
-        </w:rPr>
-        <w:t>Softmax</w:t>
-      </w:r>
-      <w:proofErr w:type="spellEnd"/>
-      <w:r>
-        <w:rPr>
-          <w:rFonts w:cs="黑体"/>
-          <w:bCs/>
-          <w:sz w:val="24"/>
-        </w:rPr>
-        <w:t xml:space="preserve"> over 2 classes</w:t>
+        <w:t xml:space="preserve"> Output Layer: Softmax over 2 classes</w:t>
       </w:r>
     </w:p>
     <w:p>
@@ -46757,7 +46257,6 @@
           <w:sz w:val="24"/>
         </w:rPr>
       </w:pPr>
-      <w:proofErr w:type="gramStart"/>
       <w:r>
         <w:rPr>
           <w:rFonts w:cs="黑体" w:hint="eastAsia"/>
@@ -46772,16 +46271,7 @@
           <w:bCs/>
           <w:sz w:val="24"/>
         </w:rPr>
-        <w:t>Customer</w:t>
-      </w:r>
-      <w:proofErr w:type="gramEnd"/>
-      <w:r>
-        <w:rPr>
-          <w:rFonts w:cs="黑体"/>
-          <w:bCs/>
-          <w:sz w:val="24"/>
-        </w:rPr>
-        <w:t xml:space="preserve"> subscriptions span multiple service categories. Telephony </w:t>
+        <w:t xml:space="preserve">Customer subscriptions span multiple service categories. Telephony </w:t>
       </w:r>
       <w:r>
         <w:rPr>
@@ -47377,43 +46867,7 @@
           <w:bCs/>
           <w:sz w:val="24"/>
         </w:rPr>
-        <w:t xml:space="preserve">Binary Encoding: Binary categorical variables including Gender, Partner, Dependents, </w:t>
-      </w:r>
-      <w:proofErr w:type="spellStart"/>
-      <w:r>
-        <w:rPr>
-          <w:rFonts w:cs="黑体"/>
-          <w:bCs/>
-          <w:sz w:val="24"/>
-        </w:rPr>
-        <w:t>PaperlessBilling</w:t>
-      </w:r>
-      <w:proofErr w:type="spellEnd"/>
-      <w:r>
-        <w:rPr>
-          <w:rFonts w:cs="黑体"/>
-          <w:bCs/>
-          <w:sz w:val="24"/>
-        </w:rPr>
-        <w:t xml:space="preserve">, and </w:t>
-      </w:r>
-      <w:proofErr w:type="spellStart"/>
-      <w:r>
-        <w:rPr>
-          <w:rFonts w:cs="黑体"/>
-          <w:bCs/>
-          <w:sz w:val="24"/>
-        </w:rPr>
-        <w:t>PhoneService</w:t>
-      </w:r>
-      <w:proofErr w:type="spellEnd"/>
-      <w:r>
-        <w:rPr>
-          <w:rFonts w:cs="黑体"/>
-          <w:bCs/>
-          <w:sz w:val="24"/>
-        </w:rPr>
-        <w:t xml:space="preserve"> undergo direct binary mapping</w:t>
+        <w:t>Binary Encoding: Binary categorical variables including Gender, Partner, Dependents, PaperlessBilling, and PhoneService undergo direct binary mapping</w:t>
       </w:r>
       <w:r>
         <w:rPr>
@@ -47429,25 +46883,7 @@
           <w:bCs/>
           <w:sz w:val="24"/>
         </w:rPr>
-        <w:t>(“</w:t>
-      </w:r>
-      <w:proofErr w:type="gramStart"/>
-      <w:r>
-        <w:rPr>
-          <w:rFonts w:cs="黑体"/>
-          <w:bCs/>
-          <w:sz w:val="24"/>
-        </w:rPr>
-        <w:t>Yes”→</w:t>
-      </w:r>
-      <w:proofErr w:type="gramEnd"/>
-      <w:r>
-        <w:rPr>
-          <w:rFonts w:cs="黑体"/>
-          <w:bCs/>
-          <w:sz w:val="24"/>
-        </w:rPr>
-        <w:t xml:space="preserve">1, “No”→0), maintaining interpretability while enabling numerical </w:t>
+        <w:t xml:space="preserve">(“Yes”→1, “No”→0), maintaining interpretability while enabling numerical </w:t>
       </w:r>
       <w:r>
         <w:rPr>
@@ -47475,52 +46911,86 @@
           <w:bCs/>
           <w:sz w:val="24"/>
         </w:rPr>
-        <w:t xml:space="preserve">Ordinal Encoding for Service Tiers: Multi-class variables representing service quality tiers receive ordinal encodings that reflect implicit service hierarchies. For </w:t>
-      </w:r>
-      <w:proofErr w:type="spellStart"/>
+        <w:t xml:space="preserve">Ordinal Encoding for Service Tiers: Multi-class variables representing service quality tiers receive ordinal encodings that reflect implicit service hierarchies. For InternetService, we implement the mapping: </w:t>
+      </w:r>
       <w:r>
         <w:rPr>
           <w:rFonts w:cs="黑体"/>
           <w:bCs/>
           <w:sz w:val="24"/>
         </w:rPr>
-        <w:t>InternetService</w:t>
-      </w:r>
-      <w:proofErr w:type="spellEnd"/>
+        <w:br/>
+        <w:t>{“Fiber optic”→2,“DSL”→1,“No”→0},</w:t>
+      </w:r>
+      <w:r>
+        <w:rPr>
+          <w:rFonts w:cs="黑体" w:hint="eastAsia"/>
+          <w:bCs/>
+          <w:sz w:val="24"/>
+        </w:rPr>
+        <w:t xml:space="preserve"> </w:t>
+      </w:r>
       <w:r>
         <w:rPr>
           <w:rFonts w:cs="黑体"/>
           <w:bCs/>
           <w:sz w:val="24"/>
         </w:rPr>
-        <w:t xml:space="preserve">, we implement the mapping: </w:t>
-      </w:r>
-      <w:r>
+        <w:t>capturing the inherent ordering of service capabilities.</w:t>
+      </w:r>
+    </w:p>
+    <w:p>
+      <w:pPr>
+        <w:spacing w:line="300" w:lineRule="auto"/>
+        <w:ind w:firstLineChars="200" w:firstLine="480"/>
         <w:rPr>
           <w:rFonts w:cs="黑体"/>
           <w:bCs/>
           <w:sz w:val="24"/>
         </w:rPr>
-        <w:br/>
-        <w:t xml:space="preserve">{“Fiber </w:t>
-      </w:r>
-      <w:proofErr w:type="gramStart"/>
+      </w:pPr>
       <w:r>
         <w:rPr>
           <w:rFonts w:cs="黑体"/>
           <w:bCs/>
           <w:sz w:val="24"/>
         </w:rPr>
-        <w:t>optic”→</w:t>
-      </w:r>
-      <w:proofErr w:type="gramEnd"/>
+        <w:t>Temporal Normalization: Contract duration encoding employs temporal normalization to facilitate consistent representation: {“Two year”→2.0,“One year”→1.0,“Month-to-month”→0.083}.</w:t>
+      </w:r>
+      <w:r>
+        <w:rPr>
+          <w:rFonts w:cs="黑体" w:hint="eastAsia"/>
+          <w:bCs/>
+          <w:sz w:val="24"/>
+        </w:rPr>
+        <w:t xml:space="preserve"> </w:t>
+      </w:r>
       <w:r>
         <w:rPr>
           <w:rFonts w:cs="黑体"/>
           <w:bCs/>
           <w:sz w:val="24"/>
         </w:rPr>
-        <w:t>2,“DSL”→1,“No”→0},</w:t>
+        <w:t>This approach standardizes contract lengths to annual units, enabling coherent integration with tenure-based calculations.</w:t>
+      </w:r>
+    </w:p>
+    <w:p>
+      <w:pPr>
+        <w:spacing w:line="300" w:lineRule="auto"/>
+        <w:ind w:firstLineChars="200" w:firstLine="480"/>
+        <w:rPr>
+          <w:rFonts w:cs="黑体"/>
+          <w:bCs/>
+          <w:sz w:val="24"/>
+        </w:rPr>
+      </w:pPr>
+      <w:r>
+        <w:rPr>
+          <w:rFonts w:cs="黑体"/>
+          <w:bCs/>
+          <w:sz w:val="24"/>
+        </w:rPr>
+        <w:t>IV-A2</w:t>
       </w:r>
       <w:r>
         <w:rPr>
@@ -47536,7 +47006,7 @@
           <w:bCs/>
           <w:sz w:val="24"/>
         </w:rPr>
-        <w:t>capturing the inherent ordering of service capabilities.</w:t>
+        <w:t>Missing Value Imputation Strategy</w:t>
       </w:r>
     </w:p>
     <w:p>
@@ -47555,132 +47025,26 @@
           <w:bCs/>
           <w:sz w:val="24"/>
         </w:rPr>
-        <w:t xml:space="preserve">Temporal Normalization: Contract duration encoding employs temporal normalization to facilitate consistent representation: {“Two </w:t>
-      </w:r>
-      <w:proofErr w:type="gramStart"/>
-      <w:r>
+        <w:t>Our imputation methodology leverages domain knowledge and inter-feature dependencies to address missing data systematically:</w:t>
+      </w:r>
+    </w:p>
+    <w:p>
+      <w:pPr>
+        <w:spacing w:line="300" w:lineRule="auto"/>
+        <w:ind w:firstLineChars="200" w:firstLine="480"/>
         <w:rPr>
           <w:rFonts w:cs="黑体"/>
           <w:bCs/>
           <w:sz w:val="24"/>
         </w:rPr>
-        <w:t>year”→</w:t>
-      </w:r>
-      <w:proofErr w:type="gramEnd"/>
+      </w:pPr>
       <w:r>
         <w:rPr>
           <w:rFonts w:cs="黑体"/>
           <w:bCs/>
           <w:sz w:val="24"/>
         </w:rPr>
-        <w:t>2.0,“One year”→1.0,“Month-to-month”→0.083}.</w:t>
-      </w:r>
-      <w:r>
-        <w:rPr>
-          <w:rFonts w:cs="黑体" w:hint="eastAsia"/>
-          <w:bCs/>
-          <w:sz w:val="24"/>
-        </w:rPr>
-        <w:t xml:space="preserve"> </w:t>
-      </w:r>
-      <w:r>
-        <w:rPr>
-          <w:rFonts w:cs="黑体"/>
-          <w:bCs/>
-          <w:sz w:val="24"/>
-        </w:rPr>
-        <w:t>This approach standardizes contract lengths to annual units, enabling coherent integration with tenure-based calculations.</w:t>
-      </w:r>
-    </w:p>
-    <w:p>
-      <w:pPr>
-        <w:spacing w:line="300" w:lineRule="auto"/>
-        <w:ind w:firstLineChars="200" w:firstLine="480"/>
-        <w:rPr>
-          <w:rFonts w:cs="黑体"/>
-          <w:bCs/>
-          <w:sz w:val="24"/>
-        </w:rPr>
-      </w:pPr>
-      <w:r>
-        <w:rPr>
-          <w:rFonts w:cs="黑体"/>
-          <w:bCs/>
-          <w:sz w:val="24"/>
-        </w:rPr>
-        <w:t>IV-A2</w:t>
-      </w:r>
-      <w:r>
-        <w:rPr>
-          <w:rFonts w:cs="黑体" w:hint="eastAsia"/>
-          <w:bCs/>
-          <w:sz w:val="24"/>
-        </w:rPr>
-        <w:t xml:space="preserve"> </w:t>
-      </w:r>
-      <w:r>
-        <w:rPr>
-          <w:rFonts w:cs="黑体"/>
-          <w:bCs/>
-          <w:sz w:val="24"/>
-        </w:rPr>
-        <w:t>Missing Value Imputation Strategy</w:t>
-      </w:r>
-    </w:p>
-    <w:p>
-      <w:pPr>
-        <w:spacing w:line="300" w:lineRule="auto"/>
-        <w:ind w:firstLineChars="200" w:firstLine="480"/>
-        <w:rPr>
-          <w:rFonts w:cs="黑体"/>
-          <w:bCs/>
-          <w:sz w:val="24"/>
-        </w:rPr>
-      </w:pPr>
-      <w:r>
-        <w:rPr>
-          <w:rFonts w:cs="黑体"/>
-          <w:bCs/>
-          <w:sz w:val="24"/>
-        </w:rPr>
-        <w:t>Our imputation methodology leverages domain knowledge and inter-feature dependencies to address missing data systematically:</w:t>
-      </w:r>
-    </w:p>
-    <w:p>
-      <w:pPr>
-        <w:spacing w:line="300" w:lineRule="auto"/>
-        <w:ind w:firstLineChars="200" w:firstLine="480"/>
-        <w:rPr>
-          <w:rFonts w:cs="黑体"/>
-          <w:bCs/>
-          <w:sz w:val="24"/>
-        </w:rPr>
-      </w:pPr>
-      <w:r>
-        <w:rPr>
-          <w:rFonts w:cs="黑体"/>
-          <w:bCs/>
-          <w:sz w:val="24"/>
-        </w:rPr>
-        <w:t xml:space="preserve">Model-Based Imputation for Financial Variables: Missing values in </w:t>
-      </w:r>
-      <w:proofErr w:type="spellStart"/>
-      <w:r>
-        <w:rPr>
-          <w:rFonts w:cs="黑体"/>
-          <w:bCs/>
-          <w:sz w:val="24"/>
-        </w:rPr>
-        <w:t>TotalCharges</w:t>
-      </w:r>
-      <w:proofErr w:type="spellEnd"/>
-      <w:r>
-        <w:rPr>
-          <w:rFonts w:cs="黑体"/>
-          <w:bCs/>
-          <w:sz w:val="24"/>
-        </w:rPr>
-        <w:t xml:space="preserve"> are imputed using a deterministic relationship with observable features:</w:t>
+        <w:t>Model-Based Imputation for Financial Variables: Missing values in TotalCharges are imputed using a deterministic relationship with observable features:</w:t>
       </w:r>
     </w:p>
     <w:p>
@@ -48490,97 +47854,61 @@
           <w:bCs/>
           <w:sz w:val="24"/>
         </w:rPr>
-        <w:t xml:space="preserve">The network comprises three hidden layers, each containing 32 neurons with </w:t>
-      </w:r>
-      <w:proofErr w:type="spellStart"/>
-      <w:r>
+        <w:t>The network comprises three hidden layers, each containing 32 neurons with ReLU activation functions, enabling non-linear feature transformations while maintaining computational efficiency. This architecture, illustrated in Fig. 4, was selected through systematic experimentation comparing various neural architectures including Transformers [43], Convolutional Neural Networks [44], and Mamba [45]. These more complex architectures exhibited significant overfitting on our dataset, suggesting that the relatively modest data complexity favors simpler, more regularizable models.</w:t>
+      </w:r>
+    </w:p>
+    <w:p>
+      <w:pPr>
+        <w:spacing w:line="300" w:lineRule="auto"/>
+        <w:ind w:firstLineChars="200" w:firstLine="480"/>
         <w:rPr>
           <w:rFonts w:cs="黑体"/>
           <w:bCs/>
           <w:sz w:val="24"/>
         </w:rPr>
-        <w:t>ReLU</w:t>
-      </w:r>
-      <w:proofErr w:type="spellEnd"/>
-      <w:r>
+      </w:pPr>
+      <w:r>
+        <w:rPr>
+          <w:rFonts w:cs="黑体" w:hint="eastAsia"/>
+          <w:bCs/>
+          <w:sz w:val="24"/>
+        </w:rPr>
+        <w:t>IV-C</w:t>
+      </w:r>
+      <w:r>
+        <w:rPr>
+          <w:rFonts w:cs="黑体" w:hint="eastAsia"/>
+          <w:bCs/>
+          <w:sz w:val="24"/>
+        </w:rPr>
+        <w:t xml:space="preserve"> </w:t>
+      </w:r>
+      <w:r>
+        <w:rPr>
+          <w:rFonts w:cs="黑体" w:hint="eastAsia"/>
+          <w:bCs/>
+          <w:sz w:val="24"/>
+        </w:rPr>
+        <w:t xml:space="preserve">Experimental Setup  </w:t>
+      </w:r>
+    </w:p>
+    <w:p>
+      <w:pPr>
+        <w:spacing w:line="300" w:lineRule="auto"/>
+        <w:ind w:firstLineChars="200" w:firstLine="480"/>
         <w:rPr>
           <w:rFonts w:cs="黑体"/>
           <w:bCs/>
           <w:sz w:val="24"/>
         </w:rPr>
-        <w:t xml:space="preserve"> activation functions, enabling non-linear feature transformations while maintaining computational efficiency. This architecture, illustrated in Fig. 4, was selected through systematic experimentation comparing various neural architectures including Transformers [43], Convolutional Neural Networks [44], and Mamba [45]. These more complex architectures exhibited significant overfitting on our dataset, suggesting that the relatively modest data complexity favors simpler, more regularizable models.</w:t>
-      </w:r>
-    </w:p>
-    <w:p>
-      <w:pPr>
-        <w:spacing w:line="300" w:lineRule="auto"/>
-        <w:ind w:firstLineChars="200" w:firstLine="480"/>
+      </w:pPr>
+      <w:r>
         <w:rPr>
           <w:rFonts w:cs="黑体"/>
           <w:bCs/>
           <w:sz w:val="24"/>
         </w:rPr>
-      </w:pPr>
-      <w:r>
-        <w:rPr>
-          <w:rFonts w:cs="黑体" w:hint="eastAsia"/>
-          <w:bCs/>
-          <w:sz w:val="24"/>
-        </w:rPr>
-        <w:t>IV-C</w:t>
-      </w:r>
-      <w:r>
-        <w:rPr>
-          <w:rFonts w:cs="黑体" w:hint="eastAsia"/>
-          <w:bCs/>
-          <w:sz w:val="24"/>
-        </w:rPr>
-        <w:t xml:space="preserve"> </w:t>
-      </w:r>
-      <w:r>
-        <w:rPr>
-          <w:rFonts w:cs="黑体" w:hint="eastAsia"/>
-          <w:bCs/>
-          <w:sz w:val="24"/>
-        </w:rPr>
-        <w:t xml:space="preserve">Experimental Setup  </w:t>
-      </w:r>
-    </w:p>
-    <w:p>
-      <w:pPr>
-        <w:spacing w:line="300" w:lineRule="auto"/>
-        <w:ind w:firstLineChars="200" w:firstLine="480"/>
-        <w:rPr>
-          <w:rFonts w:cs="黑体"/>
-          <w:bCs/>
-          <w:sz w:val="24"/>
-        </w:rPr>
-      </w:pPr>
-      <w:r>
-        <w:rPr>
-          <w:rFonts w:cs="黑体"/>
-          <w:bCs/>
-          <w:sz w:val="24"/>
-        </w:rPr>
-        <w:t xml:space="preserve">We implement our model using </w:t>
-      </w:r>
-      <w:proofErr w:type="spellStart"/>
-      <w:r>
-        <w:rPr>
-          <w:rFonts w:cs="黑体"/>
-          <w:bCs/>
-          <w:sz w:val="24"/>
-        </w:rPr>
-        <w:t>PyTorch</w:t>
-      </w:r>
-      <w:proofErr w:type="spellEnd"/>
-      <w:r>
-        <w:rPr>
-          <w:rFonts w:cs="黑体"/>
-          <w:bCs/>
-          <w:sz w:val="24"/>
-        </w:rPr>
-        <w:t xml:space="preserve"> on Apple M1 hardware, employing the Adam optimizer with default hyperparameters. The training configuration includes:</w:t>
+        <w:t>We implement our model using PyTorch on Apple M1 hardware, employing the Adam optimizer with default hyperparameters. The training configuration includes:</w:t>
       </w:r>
     </w:p>
     <w:p>
@@ -51233,7 +50561,7 @@
   <w:style w:type="paragraph" w:default="1" w:styleId="a0">
     <w:name w:val="Normal"/>
     <w:qFormat/>
-    <w:rsid w:val="00B429C2"/>
+    <w:rsid w:val="00CE0C4B"/>
     <w:pPr>
       <w:widowControl w:val="0"/>
       <w:jc w:val="both"/>
